--- a/EECS_738_machine_learning/lab5/Lab 5.docx
+++ b/EECS_738_machine_learning/lab5/Lab 5.docx
@@ -36,7 +36,25 @@
         <w:rPr>
           <w:lang w:val="en-US"/>
         </w:rPr>
-        <w:t>source code at:</w:t>
+        <w:t xml:space="preserve">All </w:t>
+      </w:r>
+      <w:r>
+        <w:rPr>
+          <w:lang w:val="en-US"/>
+        </w:rPr>
+        <w:t>source code</w:t>
+      </w:r>
+      <w:r>
+        <w:rPr>
+          <w:lang w:val="en-US"/>
+        </w:rPr>
+        <w:t>s are</w:t>
+      </w:r>
+      <w:r>
+        <w:rPr>
+          <w:lang w:val="en-US"/>
+        </w:rPr>
+        <w:t xml:space="preserve"> at:</w:t>
       </w:r>
     </w:p>
     <w:p>
@@ -59,80 +77,1184 @@
     <w:p/>
     <w:p/>
     <w:p>
-      <w:r>
-        <w:t xml:space="preserve">1. </w:t>
-      </w:r>
-      <w:r>
-        <w:t xml:space="preserve">Use a similar baseline model as in Lab 3 </w:t>
-      </w:r>
-      <w:r>
-        <w:t>with architecture 64, 64, 64, 10.</w:t>
-      </w:r>
-      <w:r>
-        <w:t xml:space="preserve"> Turn it into Keras </w:t>
-      </w:r>
-      <w:r>
-        <w:t xml:space="preserve">functional </w:t>
-      </w:r>
-      <w:r>
-        <w:t>API</w:t>
-      </w:r>
-      <w:r>
-        <w:t xml:space="preserve"> model</w:t>
-      </w:r>
-      <w:r>
-        <w:t>:</w:t>
-      </w:r>
-    </w:p>
-    <w:p>
-      <w:r>
-        <w:rPr>
-          <w:noProof/>
-        </w:rPr>
-        <w:drawing>
-          <wp:inline distT="0" distB="0" distL="0" distR="0" wp14:anchorId="62CD8F98" wp14:editId="599BC5F3">
-            <wp:extent cx="5727700" cy="1336675"/>
-            <wp:effectExtent l="0" t="0" r="0" b="0"/>
-            <wp:docPr id="1" name="Picture 1" descr="A screenshot of a cell phone&#10;&#10;Description automatically generated"/>
-            <wp:cNvGraphicFramePr>
-              <a:graphicFrameLocks xmlns:a="http://schemas.openxmlformats.org/drawingml/2006/main" noChangeAspect="1"/>
-            </wp:cNvGraphicFramePr>
-            <a:graphic xmlns:a="http://schemas.openxmlformats.org/drawingml/2006/main">
-              <a:graphicData uri="http://schemas.openxmlformats.org/drawingml/2006/picture">
-                <pic:pic xmlns:pic="http://schemas.openxmlformats.org/drawingml/2006/picture">
-                  <pic:nvPicPr>
-                    <pic:cNvPr id="1" name=""/>
-                    <pic:cNvPicPr/>
-                  </pic:nvPicPr>
-                  <pic:blipFill>
-                    <a:blip r:embed="rId5"/>
-                    <a:stretch>
-                      <a:fillRect/>
-                    </a:stretch>
-                  </pic:blipFill>
-                  <pic:spPr>
-                    <a:xfrm>
-                      <a:off x="0" y="0"/>
-                      <a:ext cx="5727700" cy="1336675"/>
-                    </a:xfrm>
-                    <a:prstGeom prst="rect">
-                      <a:avLst/>
-                    </a:prstGeom>
-                  </pic:spPr>
-                </pic:pic>
-              </a:graphicData>
-            </a:graphic>
-          </wp:inline>
-        </w:drawing>
-      </w:r>
-    </w:p>
-    <w:p>
-      <w:r>
-        <w:t>This baseline model gets an accuracy of .9760 after 20 epochs training with batch size 64, which takes 104s</w:t>
-      </w:r>
-      <w:r>
+      <w:pPr>
+        <w:rPr>
+          <w:lang w:val="en-US"/>
+        </w:rPr>
+      </w:pPr>
+      <w:r>
+        <w:rPr>
+          <w:lang w:val="en-US"/>
+        </w:rPr>
+        <w:t>4</w:t>
+      </w:r>
+      <w:r>
+        <w:t xml:space="preserve">. </w:t>
+      </w:r>
+      <w:r>
+        <w:rPr>
+          <w:lang w:val="en-US"/>
+        </w:rPr>
+        <w:t>The MLP baseline model is created for both datasets</w:t>
+      </w:r>
+      <w:r>
+        <w:rPr>
+          <w:lang w:val="en-US"/>
+        </w:rPr>
+        <w:t xml:space="preserve">. </w:t>
+      </w:r>
+    </w:p>
+    <w:p>
+      <w:pPr>
+        <w:shd w:val="clear" w:color="auto" w:fill="FFFFFF"/>
+        <w:tabs>
+          <w:tab w:val="left" w:pos="916"/>
+          <w:tab w:val="left" w:pos="1832"/>
+          <w:tab w:val="left" w:pos="2748"/>
+          <w:tab w:val="left" w:pos="3664"/>
+          <w:tab w:val="left" w:pos="4580"/>
+          <w:tab w:val="left" w:pos="5496"/>
+          <w:tab w:val="left" w:pos="6412"/>
+          <w:tab w:val="left" w:pos="7328"/>
+          <w:tab w:val="left" w:pos="8244"/>
+          <w:tab w:val="left" w:pos="9160"/>
+          <w:tab w:val="left" w:pos="10076"/>
+          <w:tab w:val="left" w:pos="10992"/>
+          <w:tab w:val="left" w:pos="11908"/>
+          <w:tab w:val="left" w:pos="12824"/>
+          <w:tab w:val="left" w:pos="13740"/>
+          <w:tab w:val="left" w:pos="14656"/>
+        </w:tabs>
+        <w:textAlignment w:val="baseline"/>
+        <w:rPr>
+          <w:rFonts w:ascii="Courier New" w:eastAsia="Times New Roman" w:hAnsi="Courier New" w:cs="Courier New"/>
+          <w:color w:val="000000"/>
+          <w:sz w:val="21"/>
+          <w:szCs w:val="21"/>
+        </w:rPr>
+      </w:pPr>
+      <w:r>
+        <w:rPr>
+          <w:rFonts w:ascii="Courier New" w:eastAsia="Times New Roman" w:hAnsi="Courier New" w:cs="Courier New"/>
+          <w:color w:val="000000"/>
+          <w:sz w:val="21"/>
+          <w:szCs w:val="21"/>
+        </w:rPr>
+        <w:t>_________________________________________________________________</w:t>
+      </w:r>
+    </w:p>
+    <w:p>
+      <w:pPr>
+        <w:shd w:val="clear" w:color="auto" w:fill="FFFFFF"/>
+        <w:tabs>
+          <w:tab w:val="left" w:pos="916"/>
+          <w:tab w:val="left" w:pos="1832"/>
+          <w:tab w:val="left" w:pos="2748"/>
+          <w:tab w:val="left" w:pos="3664"/>
+          <w:tab w:val="left" w:pos="4580"/>
+          <w:tab w:val="left" w:pos="5496"/>
+          <w:tab w:val="left" w:pos="6412"/>
+          <w:tab w:val="left" w:pos="7328"/>
+          <w:tab w:val="left" w:pos="8244"/>
+          <w:tab w:val="left" w:pos="9160"/>
+          <w:tab w:val="left" w:pos="10076"/>
+          <w:tab w:val="left" w:pos="10992"/>
+          <w:tab w:val="left" w:pos="11908"/>
+          <w:tab w:val="left" w:pos="12824"/>
+          <w:tab w:val="left" w:pos="13740"/>
+          <w:tab w:val="left" w:pos="14656"/>
+        </w:tabs>
+        <w:textAlignment w:val="baseline"/>
+        <w:rPr>
+          <w:rFonts w:ascii="Courier New" w:eastAsia="Times New Roman" w:hAnsi="Courier New" w:cs="Courier New"/>
+          <w:color w:val="000000"/>
+          <w:sz w:val="21"/>
+          <w:szCs w:val="21"/>
+        </w:rPr>
+      </w:pPr>
+      <w:r>
+        <w:rPr>
+          <w:rFonts w:ascii="Courier New" w:eastAsia="Times New Roman" w:hAnsi="Courier New" w:cs="Courier New"/>
+          <w:color w:val="000000"/>
+          <w:sz w:val="21"/>
+          <w:szCs w:val="21"/>
+        </w:rPr>
+        <w:t xml:space="preserve">Layer (type)                 Output Shape              Param #   </w:t>
+      </w:r>
+    </w:p>
+    <w:p>
+      <w:pPr>
+        <w:shd w:val="clear" w:color="auto" w:fill="FFFFFF"/>
+        <w:tabs>
+          <w:tab w:val="left" w:pos="916"/>
+          <w:tab w:val="left" w:pos="1832"/>
+          <w:tab w:val="left" w:pos="2748"/>
+          <w:tab w:val="left" w:pos="3664"/>
+          <w:tab w:val="left" w:pos="4580"/>
+          <w:tab w:val="left" w:pos="5496"/>
+          <w:tab w:val="left" w:pos="6412"/>
+          <w:tab w:val="left" w:pos="7328"/>
+          <w:tab w:val="left" w:pos="8244"/>
+          <w:tab w:val="left" w:pos="9160"/>
+          <w:tab w:val="left" w:pos="10076"/>
+          <w:tab w:val="left" w:pos="10992"/>
+          <w:tab w:val="left" w:pos="11908"/>
+          <w:tab w:val="left" w:pos="12824"/>
+          <w:tab w:val="left" w:pos="13740"/>
+          <w:tab w:val="left" w:pos="14656"/>
+        </w:tabs>
+        <w:textAlignment w:val="baseline"/>
+        <w:rPr>
+          <w:rFonts w:ascii="Courier New" w:eastAsia="Times New Roman" w:hAnsi="Courier New" w:cs="Courier New"/>
+          <w:color w:val="000000"/>
+          <w:sz w:val="21"/>
+          <w:szCs w:val="21"/>
+        </w:rPr>
+      </w:pPr>
+      <w:r>
+        <w:rPr>
+          <w:rFonts w:ascii="Courier New" w:eastAsia="Times New Roman" w:hAnsi="Courier New" w:cs="Courier New"/>
+          <w:color w:val="000000"/>
+          <w:sz w:val="21"/>
+          <w:szCs w:val="21"/>
+        </w:rPr>
+        <w:t>=================================================================</w:t>
+      </w:r>
+    </w:p>
+    <w:p>
+      <w:pPr>
+        <w:shd w:val="clear" w:color="auto" w:fill="FFFFFF"/>
+        <w:tabs>
+          <w:tab w:val="left" w:pos="916"/>
+          <w:tab w:val="left" w:pos="1832"/>
+          <w:tab w:val="left" w:pos="2748"/>
+          <w:tab w:val="left" w:pos="3664"/>
+          <w:tab w:val="left" w:pos="4580"/>
+          <w:tab w:val="left" w:pos="5496"/>
+          <w:tab w:val="left" w:pos="6412"/>
+          <w:tab w:val="left" w:pos="7328"/>
+          <w:tab w:val="left" w:pos="8244"/>
+          <w:tab w:val="left" w:pos="9160"/>
+          <w:tab w:val="left" w:pos="10076"/>
+          <w:tab w:val="left" w:pos="10992"/>
+          <w:tab w:val="left" w:pos="11908"/>
+          <w:tab w:val="left" w:pos="12824"/>
+          <w:tab w:val="left" w:pos="13740"/>
+          <w:tab w:val="left" w:pos="14656"/>
+        </w:tabs>
+        <w:textAlignment w:val="baseline"/>
+        <w:rPr>
+          <w:rFonts w:ascii="Courier New" w:eastAsia="Times New Roman" w:hAnsi="Courier New" w:cs="Courier New"/>
+          <w:color w:val="000000"/>
+          <w:sz w:val="21"/>
+          <w:szCs w:val="21"/>
+        </w:rPr>
+      </w:pPr>
+      <w:r>
+        <w:rPr>
+          <w:rFonts w:ascii="Courier New" w:eastAsia="Times New Roman" w:hAnsi="Courier New" w:cs="Courier New"/>
+          <w:color w:val="000000"/>
+          <w:sz w:val="21"/>
+          <w:szCs w:val="21"/>
+        </w:rPr>
+        <w:t xml:space="preserve">dense_11 (Dense)             (None, 64)                196672    </w:t>
+      </w:r>
+    </w:p>
+    <w:p>
+      <w:pPr>
+        <w:shd w:val="clear" w:color="auto" w:fill="FFFFFF"/>
+        <w:tabs>
+          <w:tab w:val="left" w:pos="916"/>
+          <w:tab w:val="left" w:pos="1832"/>
+          <w:tab w:val="left" w:pos="2748"/>
+          <w:tab w:val="left" w:pos="3664"/>
+          <w:tab w:val="left" w:pos="4580"/>
+          <w:tab w:val="left" w:pos="5496"/>
+          <w:tab w:val="left" w:pos="6412"/>
+          <w:tab w:val="left" w:pos="7328"/>
+          <w:tab w:val="left" w:pos="8244"/>
+          <w:tab w:val="left" w:pos="9160"/>
+          <w:tab w:val="left" w:pos="10076"/>
+          <w:tab w:val="left" w:pos="10992"/>
+          <w:tab w:val="left" w:pos="11908"/>
+          <w:tab w:val="left" w:pos="12824"/>
+          <w:tab w:val="left" w:pos="13740"/>
+          <w:tab w:val="left" w:pos="14656"/>
+        </w:tabs>
+        <w:textAlignment w:val="baseline"/>
+        <w:rPr>
+          <w:rFonts w:ascii="Courier New" w:eastAsia="Times New Roman" w:hAnsi="Courier New" w:cs="Courier New"/>
+          <w:color w:val="000000"/>
+          <w:sz w:val="21"/>
+          <w:szCs w:val="21"/>
+        </w:rPr>
+      </w:pPr>
+      <w:r>
+        <w:rPr>
+          <w:rFonts w:ascii="Courier New" w:eastAsia="Times New Roman" w:hAnsi="Courier New" w:cs="Courier New"/>
+          <w:color w:val="000000"/>
+          <w:sz w:val="21"/>
+          <w:szCs w:val="21"/>
+        </w:rPr>
+        <w:t>_________________________________________________________________</w:t>
+      </w:r>
+    </w:p>
+    <w:p>
+      <w:pPr>
+        <w:shd w:val="clear" w:color="auto" w:fill="FFFFFF"/>
+        <w:tabs>
+          <w:tab w:val="left" w:pos="916"/>
+          <w:tab w:val="left" w:pos="1832"/>
+          <w:tab w:val="left" w:pos="2748"/>
+          <w:tab w:val="left" w:pos="3664"/>
+          <w:tab w:val="left" w:pos="4580"/>
+          <w:tab w:val="left" w:pos="5496"/>
+          <w:tab w:val="left" w:pos="6412"/>
+          <w:tab w:val="left" w:pos="7328"/>
+          <w:tab w:val="left" w:pos="8244"/>
+          <w:tab w:val="left" w:pos="9160"/>
+          <w:tab w:val="left" w:pos="10076"/>
+          <w:tab w:val="left" w:pos="10992"/>
+          <w:tab w:val="left" w:pos="11908"/>
+          <w:tab w:val="left" w:pos="12824"/>
+          <w:tab w:val="left" w:pos="13740"/>
+          <w:tab w:val="left" w:pos="14656"/>
+        </w:tabs>
+        <w:textAlignment w:val="baseline"/>
+        <w:rPr>
+          <w:rFonts w:ascii="Courier New" w:eastAsia="Times New Roman" w:hAnsi="Courier New" w:cs="Courier New"/>
+          <w:color w:val="000000"/>
+          <w:sz w:val="21"/>
+          <w:szCs w:val="21"/>
+        </w:rPr>
+      </w:pPr>
+      <w:r>
+        <w:rPr>
+          <w:rFonts w:ascii="Courier New" w:eastAsia="Times New Roman" w:hAnsi="Courier New" w:cs="Courier New"/>
+          <w:color w:val="000000"/>
+          <w:sz w:val="21"/>
+          <w:szCs w:val="21"/>
+        </w:rPr>
+        <w:t xml:space="preserve">dense_12 (Dense)             (None, 64)                4160      </w:t>
+      </w:r>
+    </w:p>
+    <w:p>
+      <w:pPr>
+        <w:shd w:val="clear" w:color="auto" w:fill="FFFFFF"/>
+        <w:tabs>
+          <w:tab w:val="left" w:pos="916"/>
+          <w:tab w:val="left" w:pos="1832"/>
+          <w:tab w:val="left" w:pos="2748"/>
+          <w:tab w:val="left" w:pos="3664"/>
+          <w:tab w:val="left" w:pos="4580"/>
+          <w:tab w:val="left" w:pos="5496"/>
+          <w:tab w:val="left" w:pos="6412"/>
+          <w:tab w:val="left" w:pos="7328"/>
+          <w:tab w:val="left" w:pos="8244"/>
+          <w:tab w:val="left" w:pos="9160"/>
+          <w:tab w:val="left" w:pos="10076"/>
+          <w:tab w:val="left" w:pos="10992"/>
+          <w:tab w:val="left" w:pos="11908"/>
+          <w:tab w:val="left" w:pos="12824"/>
+          <w:tab w:val="left" w:pos="13740"/>
+          <w:tab w:val="left" w:pos="14656"/>
+        </w:tabs>
+        <w:textAlignment w:val="baseline"/>
+        <w:rPr>
+          <w:rFonts w:ascii="Courier New" w:eastAsia="Times New Roman" w:hAnsi="Courier New" w:cs="Courier New"/>
+          <w:color w:val="000000"/>
+          <w:sz w:val="21"/>
+          <w:szCs w:val="21"/>
+        </w:rPr>
+      </w:pPr>
+      <w:r>
+        <w:rPr>
+          <w:rFonts w:ascii="Courier New" w:eastAsia="Times New Roman" w:hAnsi="Courier New" w:cs="Courier New"/>
+          <w:color w:val="000000"/>
+          <w:sz w:val="21"/>
+          <w:szCs w:val="21"/>
+        </w:rPr>
+        <w:t>_________________________________________________________________</w:t>
+      </w:r>
+    </w:p>
+    <w:p>
+      <w:pPr>
+        <w:shd w:val="clear" w:color="auto" w:fill="FFFFFF"/>
+        <w:tabs>
+          <w:tab w:val="left" w:pos="916"/>
+          <w:tab w:val="left" w:pos="1832"/>
+          <w:tab w:val="left" w:pos="2748"/>
+          <w:tab w:val="left" w:pos="3664"/>
+          <w:tab w:val="left" w:pos="4580"/>
+          <w:tab w:val="left" w:pos="5496"/>
+          <w:tab w:val="left" w:pos="6412"/>
+          <w:tab w:val="left" w:pos="7328"/>
+          <w:tab w:val="left" w:pos="8244"/>
+          <w:tab w:val="left" w:pos="9160"/>
+          <w:tab w:val="left" w:pos="10076"/>
+          <w:tab w:val="left" w:pos="10992"/>
+          <w:tab w:val="left" w:pos="11908"/>
+          <w:tab w:val="left" w:pos="12824"/>
+          <w:tab w:val="left" w:pos="13740"/>
+          <w:tab w:val="left" w:pos="14656"/>
+        </w:tabs>
+        <w:textAlignment w:val="baseline"/>
+        <w:rPr>
+          <w:rFonts w:ascii="Courier New" w:eastAsia="Times New Roman" w:hAnsi="Courier New" w:cs="Courier New"/>
+          <w:color w:val="000000"/>
+          <w:sz w:val="21"/>
+          <w:szCs w:val="21"/>
+        </w:rPr>
+      </w:pPr>
+      <w:r>
+        <w:rPr>
+          <w:rFonts w:ascii="Courier New" w:eastAsia="Times New Roman" w:hAnsi="Courier New" w:cs="Courier New"/>
+          <w:color w:val="000000"/>
+          <w:sz w:val="21"/>
+          <w:szCs w:val="21"/>
+        </w:rPr>
+        <w:t xml:space="preserve">dense_13 (Dense)             (None, 64)                4160      </w:t>
+      </w:r>
+    </w:p>
+    <w:p>
+      <w:pPr>
+        <w:shd w:val="clear" w:color="auto" w:fill="FFFFFF"/>
+        <w:tabs>
+          <w:tab w:val="left" w:pos="916"/>
+          <w:tab w:val="left" w:pos="1832"/>
+          <w:tab w:val="left" w:pos="2748"/>
+          <w:tab w:val="left" w:pos="3664"/>
+          <w:tab w:val="left" w:pos="4580"/>
+          <w:tab w:val="left" w:pos="5496"/>
+          <w:tab w:val="left" w:pos="6412"/>
+          <w:tab w:val="left" w:pos="7328"/>
+          <w:tab w:val="left" w:pos="8244"/>
+          <w:tab w:val="left" w:pos="9160"/>
+          <w:tab w:val="left" w:pos="10076"/>
+          <w:tab w:val="left" w:pos="10992"/>
+          <w:tab w:val="left" w:pos="11908"/>
+          <w:tab w:val="left" w:pos="12824"/>
+          <w:tab w:val="left" w:pos="13740"/>
+          <w:tab w:val="left" w:pos="14656"/>
+        </w:tabs>
+        <w:textAlignment w:val="baseline"/>
+        <w:rPr>
+          <w:rFonts w:ascii="Courier New" w:eastAsia="Times New Roman" w:hAnsi="Courier New" w:cs="Courier New"/>
+          <w:color w:val="000000"/>
+          <w:sz w:val="21"/>
+          <w:szCs w:val="21"/>
+        </w:rPr>
+      </w:pPr>
+      <w:r>
+        <w:rPr>
+          <w:rFonts w:ascii="Courier New" w:eastAsia="Times New Roman" w:hAnsi="Courier New" w:cs="Courier New"/>
+          <w:color w:val="000000"/>
+          <w:sz w:val="21"/>
+          <w:szCs w:val="21"/>
+        </w:rPr>
+        <w:t>_________________________________________________________________</w:t>
+      </w:r>
+    </w:p>
+    <w:p>
+      <w:pPr>
+        <w:shd w:val="clear" w:color="auto" w:fill="FFFFFF"/>
+        <w:tabs>
+          <w:tab w:val="left" w:pos="916"/>
+          <w:tab w:val="left" w:pos="1832"/>
+          <w:tab w:val="left" w:pos="2748"/>
+          <w:tab w:val="left" w:pos="3664"/>
+          <w:tab w:val="left" w:pos="4580"/>
+          <w:tab w:val="left" w:pos="5496"/>
+          <w:tab w:val="left" w:pos="6412"/>
+          <w:tab w:val="left" w:pos="7328"/>
+          <w:tab w:val="left" w:pos="8244"/>
+          <w:tab w:val="left" w:pos="9160"/>
+          <w:tab w:val="left" w:pos="10076"/>
+          <w:tab w:val="left" w:pos="10992"/>
+          <w:tab w:val="left" w:pos="11908"/>
+          <w:tab w:val="left" w:pos="12824"/>
+          <w:tab w:val="left" w:pos="13740"/>
+          <w:tab w:val="left" w:pos="14656"/>
+        </w:tabs>
+        <w:textAlignment w:val="baseline"/>
+        <w:rPr>
+          <w:rFonts w:ascii="Courier New" w:eastAsia="Times New Roman" w:hAnsi="Courier New" w:cs="Courier New"/>
+          <w:color w:val="000000"/>
+          <w:sz w:val="21"/>
+          <w:szCs w:val="21"/>
+        </w:rPr>
+      </w:pPr>
+      <w:r>
+        <w:rPr>
+          <w:rFonts w:ascii="Courier New" w:eastAsia="Times New Roman" w:hAnsi="Courier New" w:cs="Courier New"/>
+          <w:color w:val="000000"/>
+          <w:sz w:val="21"/>
+          <w:szCs w:val="21"/>
+        </w:rPr>
+        <w:t xml:space="preserve">dense_14 (Dense)             (None, 64)                4160      </w:t>
+      </w:r>
+    </w:p>
+    <w:p>
+      <w:pPr>
+        <w:shd w:val="clear" w:color="auto" w:fill="FFFFFF"/>
+        <w:tabs>
+          <w:tab w:val="left" w:pos="916"/>
+          <w:tab w:val="left" w:pos="1832"/>
+          <w:tab w:val="left" w:pos="2748"/>
+          <w:tab w:val="left" w:pos="3664"/>
+          <w:tab w:val="left" w:pos="4580"/>
+          <w:tab w:val="left" w:pos="5496"/>
+          <w:tab w:val="left" w:pos="6412"/>
+          <w:tab w:val="left" w:pos="7328"/>
+          <w:tab w:val="left" w:pos="8244"/>
+          <w:tab w:val="left" w:pos="9160"/>
+          <w:tab w:val="left" w:pos="10076"/>
+          <w:tab w:val="left" w:pos="10992"/>
+          <w:tab w:val="left" w:pos="11908"/>
+          <w:tab w:val="left" w:pos="12824"/>
+          <w:tab w:val="left" w:pos="13740"/>
+          <w:tab w:val="left" w:pos="14656"/>
+        </w:tabs>
+        <w:textAlignment w:val="baseline"/>
+        <w:rPr>
+          <w:rFonts w:ascii="Courier New" w:eastAsia="Times New Roman" w:hAnsi="Courier New" w:cs="Courier New"/>
+          <w:color w:val="000000"/>
+          <w:sz w:val="21"/>
+          <w:szCs w:val="21"/>
+        </w:rPr>
+      </w:pPr>
+      <w:r>
+        <w:rPr>
+          <w:rFonts w:ascii="Courier New" w:eastAsia="Times New Roman" w:hAnsi="Courier New" w:cs="Courier New"/>
+          <w:color w:val="000000"/>
+          <w:sz w:val="21"/>
+          <w:szCs w:val="21"/>
+        </w:rPr>
+        <w:t>_________________________________________________________________</w:t>
+      </w:r>
+    </w:p>
+    <w:p>
+      <w:pPr>
+        <w:shd w:val="clear" w:color="auto" w:fill="FFFFFF"/>
+        <w:tabs>
+          <w:tab w:val="left" w:pos="916"/>
+          <w:tab w:val="left" w:pos="1832"/>
+          <w:tab w:val="left" w:pos="2748"/>
+          <w:tab w:val="left" w:pos="3664"/>
+          <w:tab w:val="left" w:pos="4580"/>
+          <w:tab w:val="left" w:pos="5496"/>
+          <w:tab w:val="left" w:pos="6412"/>
+          <w:tab w:val="left" w:pos="7328"/>
+          <w:tab w:val="left" w:pos="8244"/>
+          <w:tab w:val="left" w:pos="9160"/>
+          <w:tab w:val="left" w:pos="10076"/>
+          <w:tab w:val="left" w:pos="10992"/>
+          <w:tab w:val="left" w:pos="11908"/>
+          <w:tab w:val="left" w:pos="12824"/>
+          <w:tab w:val="left" w:pos="13740"/>
+          <w:tab w:val="left" w:pos="14656"/>
+        </w:tabs>
+        <w:textAlignment w:val="baseline"/>
+        <w:rPr>
+          <w:rFonts w:ascii="Courier New" w:eastAsia="Times New Roman" w:hAnsi="Courier New" w:cs="Courier New"/>
+          <w:color w:val="000000"/>
+          <w:sz w:val="21"/>
+          <w:szCs w:val="21"/>
+        </w:rPr>
+      </w:pPr>
+      <w:r>
+        <w:rPr>
+          <w:rFonts w:ascii="Courier New" w:eastAsia="Times New Roman" w:hAnsi="Courier New" w:cs="Courier New"/>
+          <w:color w:val="000000"/>
+          <w:sz w:val="21"/>
+          <w:szCs w:val="21"/>
+        </w:rPr>
+        <w:t xml:space="preserve">dense_15 (Dense)             (None, 10)                650       </w:t>
+      </w:r>
+    </w:p>
+    <w:p>
+      <w:pPr>
+        <w:shd w:val="clear" w:color="auto" w:fill="FFFFFF"/>
+        <w:tabs>
+          <w:tab w:val="left" w:pos="916"/>
+          <w:tab w:val="left" w:pos="1832"/>
+          <w:tab w:val="left" w:pos="2748"/>
+          <w:tab w:val="left" w:pos="3664"/>
+          <w:tab w:val="left" w:pos="4580"/>
+          <w:tab w:val="left" w:pos="5496"/>
+          <w:tab w:val="left" w:pos="6412"/>
+          <w:tab w:val="left" w:pos="7328"/>
+          <w:tab w:val="left" w:pos="8244"/>
+          <w:tab w:val="left" w:pos="9160"/>
+          <w:tab w:val="left" w:pos="10076"/>
+          <w:tab w:val="left" w:pos="10992"/>
+          <w:tab w:val="left" w:pos="11908"/>
+          <w:tab w:val="left" w:pos="12824"/>
+          <w:tab w:val="left" w:pos="13740"/>
+          <w:tab w:val="left" w:pos="14656"/>
+        </w:tabs>
+        <w:textAlignment w:val="baseline"/>
+        <w:rPr>
+          <w:rFonts w:ascii="Courier New" w:eastAsia="Times New Roman" w:hAnsi="Courier New" w:cs="Courier New"/>
+          <w:color w:val="000000"/>
+          <w:sz w:val="21"/>
+          <w:szCs w:val="21"/>
+        </w:rPr>
+      </w:pPr>
+      <w:r>
+        <w:rPr>
+          <w:rFonts w:ascii="Courier New" w:eastAsia="Times New Roman" w:hAnsi="Courier New" w:cs="Courier New"/>
+          <w:color w:val="000000"/>
+          <w:sz w:val="21"/>
+          <w:szCs w:val="21"/>
+        </w:rPr>
+        <w:t>=================================================================</w:t>
+      </w:r>
+    </w:p>
+    <w:p>
+      <w:pPr>
+        <w:shd w:val="clear" w:color="auto" w:fill="FFFFFF"/>
+        <w:tabs>
+          <w:tab w:val="left" w:pos="916"/>
+          <w:tab w:val="left" w:pos="1832"/>
+          <w:tab w:val="left" w:pos="2748"/>
+          <w:tab w:val="left" w:pos="3664"/>
+          <w:tab w:val="left" w:pos="4580"/>
+          <w:tab w:val="left" w:pos="5496"/>
+          <w:tab w:val="left" w:pos="6412"/>
+          <w:tab w:val="left" w:pos="7328"/>
+          <w:tab w:val="left" w:pos="8244"/>
+          <w:tab w:val="left" w:pos="9160"/>
+          <w:tab w:val="left" w:pos="10076"/>
+          <w:tab w:val="left" w:pos="10992"/>
+          <w:tab w:val="left" w:pos="11908"/>
+          <w:tab w:val="left" w:pos="12824"/>
+          <w:tab w:val="left" w:pos="13740"/>
+          <w:tab w:val="left" w:pos="14656"/>
+        </w:tabs>
+        <w:textAlignment w:val="baseline"/>
+        <w:rPr>
+          <w:rFonts w:ascii="Courier New" w:eastAsia="Times New Roman" w:hAnsi="Courier New" w:cs="Courier New"/>
+          <w:color w:val="000000"/>
+          <w:sz w:val="21"/>
+          <w:szCs w:val="21"/>
+        </w:rPr>
+      </w:pPr>
+      <w:r>
+        <w:rPr>
+          <w:rFonts w:ascii="Courier New" w:eastAsia="Times New Roman" w:hAnsi="Courier New" w:cs="Courier New"/>
+          <w:color w:val="000000"/>
+          <w:sz w:val="21"/>
+          <w:szCs w:val="21"/>
+        </w:rPr>
+        <w:t>Total params: 209,802</w:t>
+      </w:r>
+    </w:p>
+    <w:p>
+      <w:pPr>
+        <w:shd w:val="clear" w:color="auto" w:fill="FFFFFF"/>
+        <w:tabs>
+          <w:tab w:val="left" w:pos="916"/>
+          <w:tab w:val="left" w:pos="1832"/>
+          <w:tab w:val="left" w:pos="2748"/>
+          <w:tab w:val="left" w:pos="3664"/>
+          <w:tab w:val="left" w:pos="4580"/>
+          <w:tab w:val="left" w:pos="5496"/>
+          <w:tab w:val="left" w:pos="6412"/>
+          <w:tab w:val="left" w:pos="7328"/>
+          <w:tab w:val="left" w:pos="8244"/>
+          <w:tab w:val="left" w:pos="9160"/>
+          <w:tab w:val="left" w:pos="10076"/>
+          <w:tab w:val="left" w:pos="10992"/>
+          <w:tab w:val="left" w:pos="11908"/>
+          <w:tab w:val="left" w:pos="12824"/>
+          <w:tab w:val="left" w:pos="13740"/>
+          <w:tab w:val="left" w:pos="14656"/>
+        </w:tabs>
+        <w:textAlignment w:val="baseline"/>
+        <w:rPr>
+          <w:rFonts w:ascii="Courier New" w:eastAsia="Times New Roman" w:hAnsi="Courier New" w:cs="Courier New"/>
+          <w:color w:val="000000"/>
+          <w:sz w:val="21"/>
+          <w:szCs w:val="21"/>
+        </w:rPr>
+      </w:pPr>
+      <w:r>
+        <w:rPr>
+          <w:rFonts w:ascii="Courier New" w:eastAsia="Times New Roman" w:hAnsi="Courier New" w:cs="Courier New"/>
+          <w:color w:val="000000"/>
+          <w:sz w:val="21"/>
+          <w:szCs w:val="21"/>
+        </w:rPr>
+        <w:t>Trainable params: 209,802</w:t>
+      </w:r>
+    </w:p>
+    <w:p>
+      <w:pPr>
+        <w:shd w:val="clear" w:color="auto" w:fill="FFFFFF"/>
+        <w:tabs>
+          <w:tab w:val="left" w:pos="916"/>
+          <w:tab w:val="left" w:pos="1832"/>
+          <w:tab w:val="left" w:pos="2748"/>
+          <w:tab w:val="left" w:pos="3664"/>
+          <w:tab w:val="left" w:pos="4580"/>
+          <w:tab w:val="left" w:pos="5496"/>
+          <w:tab w:val="left" w:pos="6412"/>
+          <w:tab w:val="left" w:pos="7328"/>
+          <w:tab w:val="left" w:pos="8244"/>
+          <w:tab w:val="left" w:pos="9160"/>
+          <w:tab w:val="left" w:pos="10076"/>
+          <w:tab w:val="left" w:pos="10992"/>
+          <w:tab w:val="left" w:pos="11908"/>
+          <w:tab w:val="left" w:pos="12824"/>
+          <w:tab w:val="left" w:pos="13740"/>
+          <w:tab w:val="left" w:pos="14656"/>
+        </w:tabs>
+        <w:textAlignment w:val="baseline"/>
+        <w:rPr>
+          <w:rFonts w:ascii="Courier New" w:eastAsia="Times New Roman" w:hAnsi="Courier New" w:cs="Courier New"/>
+          <w:color w:val="000000"/>
+          <w:sz w:val="21"/>
+          <w:szCs w:val="21"/>
+        </w:rPr>
+      </w:pPr>
+      <w:r>
+        <w:rPr>
+          <w:rFonts w:ascii="Courier New" w:eastAsia="Times New Roman" w:hAnsi="Courier New" w:cs="Courier New"/>
+          <w:color w:val="000000"/>
+          <w:sz w:val="21"/>
+          <w:szCs w:val="21"/>
+        </w:rPr>
+        <w:t>Non-trainable params: 0</w:t>
+      </w:r>
+    </w:p>
+    <w:p>
+      <w:pPr>
+        <w:shd w:val="clear" w:color="auto" w:fill="FFFFFF"/>
+        <w:tabs>
+          <w:tab w:val="left" w:pos="916"/>
+          <w:tab w:val="left" w:pos="1832"/>
+          <w:tab w:val="left" w:pos="2748"/>
+          <w:tab w:val="left" w:pos="3664"/>
+          <w:tab w:val="left" w:pos="4580"/>
+          <w:tab w:val="left" w:pos="5496"/>
+          <w:tab w:val="left" w:pos="6412"/>
+          <w:tab w:val="left" w:pos="7328"/>
+          <w:tab w:val="left" w:pos="8244"/>
+          <w:tab w:val="left" w:pos="9160"/>
+          <w:tab w:val="left" w:pos="10076"/>
+          <w:tab w:val="left" w:pos="10992"/>
+          <w:tab w:val="left" w:pos="11908"/>
+          <w:tab w:val="left" w:pos="12824"/>
+          <w:tab w:val="left" w:pos="13740"/>
+          <w:tab w:val="left" w:pos="14656"/>
+        </w:tabs>
+        <w:textAlignment w:val="baseline"/>
+        <w:rPr>
+          <w:lang w:val="en-US"/>
+        </w:rPr>
+      </w:pPr>
+      <w:r>
+        <w:rPr>
+          <w:lang w:val="en-US"/>
+        </w:rPr>
+        <w:t xml:space="preserve">It reaches an accuracy of around .497 on the cifar-10 and .196 on cifar-100, which is performing beyond random chance , but far from </w:t>
+      </w:r>
+      <w:r>
+        <w:rPr>
+          <w:lang w:val="en-US"/>
+        </w:rPr>
+        <w:t xml:space="preserve">a </w:t>
+      </w:r>
+      <w:r>
+        <w:rPr>
+          <w:lang w:val="en-US"/>
+        </w:rPr>
+        <w:t>desirable performance</w:t>
+      </w:r>
+      <w:r>
+        <w:rPr>
+          <w:lang w:val="en-US"/>
+        </w:rPr>
         <w:t>.</w:t>
       </w:r>
+    </w:p>
+    <w:p>
+      <w:pPr>
+        <w:shd w:val="clear" w:color="auto" w:fill="FFFFFF"/>
+        <w:tabs>
+          <w:tab w:val="left" w:pos="916"/>
+          <w:tab w:val="left" w:pos="1832"/>
+          <w:tab w:val="left" w:pos="2748"/>
+          <w:tab w:val="left" w:pos="3664"/>
+          <w:tab w:val="left" w:pos="4580"/>
+          <w:tab w:val="left" w:pos="5496"/>
+          <w:tab w:val="left" w:pos="6412"/>
+          <w:tab w:val="left" w:pos="7328"/>
+          <w:tab w:val="left" w:pos="8244"/>
+          <w:tab w:val="left" w:pos="9160"/>
+          <w:tab w:val="left" w:pos="10076"/>
+          <w:tab w:val="left" w:pos="10992"/>
+          <w:tab w:val="left" w:pos="11908"/>
+          <w:tab w:val="left" w:pos="12824"/>
+          <w:tab w:val="left" w:pos="13740"/>
+          <w:tab w:val="left" w:pos="14656"/>
+        </w:tabs>
+        <w:textAlignment w:val="baseline"/>
+        <w:rPr>
+          <w:lang w:val="en-US"/>
+        </w:rPr>
+      </w:pPr>
+      <w:r>
+        <w:rPr>
+          <w:lang w:val="en-US"/>
+        </w:rPr>
+        <w:t xml:space="preserve">The cifar-100 </w:t>
+      </w:r>
+      <w:r>
+        <w:rPr>
+          <w:lang w:val="en-US"/>
+        </w:rPr>
+        <w:t xml:space="preserve">generates </w:t>
+      </w:r>
+      <w:r>
+        <w:rPr>
+          <w:lang w:val="en-US"/>
+        </w:rPr>
+        <w:t xml:space="preserve">much worse </w:t>
+      </w:r>
+      <w:r>
+        <w:rPr>
+          <w:lang w:val="en-US"/>
+        </w:rPr>
+        <w:t>performance than</w:t>
+      </w:r>
+      <w:r>
+        <w:rPr>
+          <w:lang w:val="en-US"/>
+        </w:rPr>
+        <w:t xml:space="preserve"> cifar-10 because, </w:t>
+      </w:r>
+      <w:r>
+        <w:rPr>
+          <w:lang w:val="en-US"/>
+        </w:rPr>
+        <w:t xml:space="preserve">the </w:t>
+      </w:r>
+      <w:r>
+        <w:rPr>
+          <w:lang w:val="en-US"/>
+        </w:rPr>
+        <w:t>labels</w:t>
+      </w:r>
+      <w:r>
+        <w:rPr>
+          <w:lang w:val="en-US"/>
+        </w:rPr>
+        <w:t xml:space="preserve"> </w:t>
+      </w:r>
+      <w:r>
+        <w:rPr>
+          <w:lang w:val="en-US"/>
+        </w:rPr>
+        <w:t>contain 100 categories</w:t>
+      </w:r>
+      <w:r>
+        <w:rPr>
+          <w:lang w:val="en-US"/>
+        </w:rPr>
+        <w:t>, increasing the difficulty of correctly classify an image into a fine-grained category.</w:t>
+      </w:r>
+    </w:p>
+    <w:p>
+      <w:pPr>
+        <w:shd w:val="clear" w:color="auto" w:fill="FFFFFF"/>
+        <w:tabs>
+          <w:tab w:val="left" w:pos="916"/>
+          <w:tab w:val="left" w:pos="1832"/>
+          <w:tab w:val="left" w:pos="2748"/>
+          <w:tab w:val="left" w:pos="3664"/>
+          <w:tab w:val="left" w:pos="4580"/>
+          <w:tab w:val="left" w:pos="5496"/>
+          <w:tab w:val="left" w:pos="6412"/>
+          <w:tab w:val="left" w:pos="7328"/>
+          <w:tab w:val="left" w:pos="8244"/>
+          <w:tab w:val="left" w:pos="9160"/>
+          <w:tab w:val="left" w:pos="10076"/>
+          <w:tab w:val="left" w:pos="10992"/>
+          <w:tab w:val="left" w:pos="11908"/>
+          <w:tab w:val="left" w:pos="12824"/>
+          <w:tab w:val="left" w:pos="13740"/>
+          <w:tab w:val="left" w:pos="14656"/>
+        </w:tabs>
+        <w:textAlignment w:val="baseline"/>
+        <w:rPr>
+          <w:lang w:val="en-US"/>
+        </w:rPr>
+      </w:pPr>
+      <w:r>
+        <w:rPr>
+          <w:lang w:val="en-US"/>
+        </w:rPr>
+        <w:t>The training histories are plotted for both datasets.</w:t>
+      </w:r>
+      <w:r>
+        <w:rPr>
+          <w:lang w:val="en-US"/>
+        </w:rPr>
+        <w:t xml:space="preserve"> It could be observed that for cifar-10, it just began to overfit after </w:t>
+      </w:r>
+      <w:r>
+        <w:rPr>
+          <w:lang w:val="en-US"/>
+        </w:rPr>
+        <w:t>2</w:t>
+      </w:r>
+      <w:r>
+        <w:rPr>
+          <w:lang w:val="en-US"/>
+        </w:rPr>
+        <w:t xml:space="preserve">0 epochs of training, while for cifar-100 there’s no strong evidence of overfitting after </w:t>
+      </w:r>
+      <w:r>
+        <w:rPr>
+          <w:lang w:val="en-US"/>
+        </w:rPr>
+        <w:t>2</w:t>
+      </w:r>
+      <w:r>
+        <w:rPr>
+          <w:lang w:val="en-US"/>
+        </w:rPr>
+        <w:t>0 epochs.</w:t>
+      </w:r>
+    </w:p>
+    <w:tbl>
+      <w:tblPr>
+        <w:tblStyle w:val="TableGrid"/>
+        <w:tblW w:w="0" w:type="auto"/>
+        <w:tblBorders>
+          <w:top w:val="none" w:sz="0" w:space="0" w:color="auto"/>
+          <w:left w:val="none" w:sz="0" w:space="0" w:color="auto"/>
+          <w:bottom w:val="none" w:sz="0" w:space="0" w:color="auto"/>
+          <w:right w:val="none" w:sz="0" w:space="0" w:color="auto"/>
+          <w:insideH w:val="none" w:sz="0" w:space="0" w:color="auto"/>
+          <w:insideV w:val="none" w:sz="0" w:space="0" w:color="auto"/>
+        </w:tblBorders>
+        <w:tblLook w:val="04A0" w:firstRow="1" w:lastRow="0" w:firstColumn="1" w:lastColumn="0" w:noHBand="0" w:noVBand="1"/>
+      </w:tblPr>
+      <w:tblGrid>
+        <w:gridCol w:w="4516"/>
+        <w:gridCol w:w="4504"/>
+      </w:tblGrid>
+      <w:tr>
+        <w:tc>
+          <w:tcPr>
+            <w:tcW w:w="4505" w:type="dxa"/>
+          </w:tcPr>
+          <w:p>
+            <w:r>
+              <w:rPr>
+                <w:rFonts w:ascii="Courier New" w:hAnsi="Courier New" w:cs="Courier New"/>
+                <w:noProof/>
+                <w:color w:val="000000"/>
+                <w:sz w:val="21"/>
+                <w:szCs w:val="21"/>
+              </w:rPr>
+              <w:drawing>
+                <wp:inline distT="0" distB="0" distL="0" distR="0">
+                  <wp:extent cx="2730500" cy="1712922"/>
+                  <wp:effectExtent l="0" t="0" r="0" b="0"/>
+                  <wp:docPr id="4" name="Picture 4"/>
+                  <wp:cNvGraphicFramePr>
+                    <a:graphicFrameLocks xmlns:a="http://schemas.openxmlformats.org/drawingml/2006/main" noChangeAspect="1"/>
+                  </wp:cNvGraphicFramePr>
+                  <a:graphic xmlns:a="http://schemas.openxmlformats.org/drawingml/2006/main">
+                    <a:graphicData uri="http://schemas.openxmlformats.org/drawingml/2006/picture">
+                      <pic:pic xmlns:pic="http://schemas.openxmlformats.org/drawingml/2006/picture">
+                        <pic:nvPicPr>
+                          <pic:cNvPr id="0" name="Picture 1"/>
+                          <pic:cNvPicPr>
+                            <a:picLocks noChangeAspect="1" noChangeArrowheads="1"/>
+                          </pic:cNvPicPr>
+                        </pic:nvPicPr>
+                        <pic:blipFill>
+                          <a:blip r:embed="rId5">
+                            <a:extLst>
+                              <a:ext uri="{28A0092B-C50C-407E-A947-70E740481C1C}">
+                                <a14:useLocalDpi xmlns:a14="http://schemas.microsoft.com/office/drawing/2010/main" val="0"/>
+                              </a:ext>
+                            </a:extLst>
+                          </a:blip>
+                          <a:srcRect/>
+                          <a:stretch>
+                            <a:fillRect/>
+                          </a:stretch>
+                        </pic:blipFill>
+                        <pic:spPr bwMode="auto">
+                          <a:xfrm>
+                            <a:off x="0" y="0"/>
+                            <a:ext cx="2750809" cy="1725662"/>
+                          </a:xfrm>
+                          <a:prstGeom prst="rect">
+                            <a:avLst/>
+                          </a:prstGeom>
+                          <a:noFill/>
+                          <a:ln>
+                            <a:noFill/>
+                          </a:ln>
+                        </pic:spPr>
+                      </pic:pic>
+                    </a:graphicData>
+                  </a:graphic>
+                </wp:inline>
+              </w:drawing>
+            </w:r>
+          </w:p>
+          <w:p>
+            <w:pPr>
+              <w:tabs>
+                <w:tab w:val="left" w:pos="916"/>
+                <w:tab w:val="left" w:pos="1832"/>
+                <w:tab w:val="left" w:pos="2748"/>
+                <w:tab w:val="left" w:pos="3664"/>
+                <w:tab w:val="left" w:pos="4580"/>
+                <w:tab w:val="left" w:pos="5496"/>
+                <w:tab w:val="left" w:pos="6412"/>
+                <w:tab w:val="left" w:pos="7328"/>
+                <w:tab w:val="left" w:pos="8244"/>
+                <w:tab w:val="left" w:pos="9160"/>
+                <w:tab w:val="left" w:pos="10076"/>
+                <w:tab w:val="left" w:pos="10992"/>
+                <w:tab w:val="left" w:pos="11908"/>
+                <w:tab w:val="left" w:pos="12824"/>
+                <w:tab w:val="left" w:pos="13740"/>
+                <w:tab w:val="left" w:pos="14656"/>
+              </w:tabs>
+              <w:textAlignment w:val="baseline"/>
+              <w:rPr>
+                <w:rFonts w:ascii="Courier New" w:eastAsia="Times New Roman" w:hAnsi="Courier New" w:cs="Courier New"/>
+                <w:color w:val="000000"/>
+                <w:sz w:val="21"/>
+                <w:szCs w:val="21"/>
+              </w:rPr>
+            </w:pPr>
+          </w:p>
+        </w:tc>
+        <w:tc>
+          <w:tcPr>
+            <w:tcW w:w="4505" w:type="dxa"/>
+          </w:tcPr>
+          <w:p>
+            <w:r>
+              <w:rPr>
+                <w:rFonts w:ascii="Courier New" w:hAnsi="Courier New" w:cs="Courier New"/>
+                <w:noProof/>
+                <w:color w:val="000000"/>
+                <w:sz w:val="21"/>
+                <w:szCs w:val="21"/>
+              </w:rPr>
+              <w:drawing>
+                <wp:inline distT="0" distB="0" distL="0" distR="0">
+                  <wp:extent cx="2660650" cy="1700795"/>
+                  <wp:effectExtent l="0" t="0" r="0" b="0"/>
+                  <wp:docPr id="5" name="Picture 5"/>
+                  <wp:cNvGraphicFramePr>
+                    <a:graphicFrameLocks xmlns:a="http://schemas.openxmlformats.org/drawingml/2006/main" noChangeAspect="1"/>
+                  </wp:cNvGraphicFramePr>
+                  <a:graphic xmlns:a="http://schemas.openxmlformats.org/drawingml/2006/main">
+                    <a:graphicData uri="http://schemas.openxmlformats.org/drawingml/2006/picture">
+                      <pic:pic xmlns:pic="http://schemas.openxmlformats.org/drawingml/2006/picture">
+                        <pic:nvPicPr>
+                          <pic:cNvPr id="0" name="Picture 3"/>
+                          <pic:cNvPicPr>
+                            <a:picLocks noChangeAspect="1" noChangeArrowheads="1"/>
+                          </pic:cNvPicPr>
+                        </pic:nvPicPr>
+                        <pic:blipFill>
+                          <a:blip r:embed="rId6">
+                            <a:extLst>
+                              <a:ext uri="{28A0092B-C50C-407E-A947-70E740481C1C}">
+                                <a14:useLocalDpi xmlns:a14="http://schemas.microsoft.com/office/drawing/2010/main" val="0"/>
+                              </a:ext>
+                            </a:extLst>
+                          </a:blip>
+                          <a:srcRect/>
+                          <a:stretch>
+                            <a:fillRect/>
+                          </a:stretch>
+                        </pic:blipFill>
+                        <pic:spPr bwMode="auto">
+                          <a:xfrm>
+                            <a:off x="0" y="0"/>
+                            <a:ext cx="2697099" cy="1724095"/>
+                          </a:xfrm>
+                          <a:prstGeom prst="rect">
+                            <a:avLst/>
+                          </a:prstGeom>
+                          <a:noFill/>
+                          <a:ln>
+                            <a:noFill/>
+                          </a:ln>
+                        </pic:spPr>
+                      </pic:pic>
+                    </a:graphicData>
+                  </a:graphic>
+                </wp:inline>
+              </w:drawing>
+            </w:r>
+          </w:p>
+          <w:p>
+            <w:pPr>
+              <w:tabs>
+                <w:tab w:val="left" w:pos="916"/>
+                <w:tab w:val="left" w:pos="1832"/>
+                <w:tab w:val="left" w:pos="2748"/>
+                <w:tab w:val="left" w:pos="3664"/>
+                <w:tab w:val="left" w:pos="4580"/>
+                <w:tab w:val="left" w:pos="5496"/>
+                <w:tab w:val="left" w:pos="6412"/>
+                <w:tab w:val="left" w:pos="7328"/>
+                <w:tab w:val="left" w:pos="8244"/>
+                <w:tab w:val="left" w:pos="9160"/>
+                <w:tab w:val="left" w:pos="10076"/>
+                <w:tab w:val="left" w:pos="10992"/>
+                <w:tab w:val="left" w:pos="11908"/>
+                <w:tab w:val="left" w:pos="12824"/>
+                <w:tab w:val="left" w:pos="13740"/>
+                <w:tab w:val="left" w:pos="14656"/>
+              </w:tabs>
+              <w:textAlignment w:val="baseline"/>
+              <w:rPr>
+                <w:rFonts w:ascii="Courier New" w:eastAsia="Times New Roman" w:hAnsi="Courier New" w:cs="Courier New"/>
+                <w:color w:val="000000"/>
+                <w:sz w:val="21"/>
+                <w:szCs w:val="21"/>
+              </w:rPr>
+            </w:pPr>
+          </w:p>
+        </w:tc>
+      </w:tr>
+      <w:tr>
+        <w:tc>
+          <w:tcPr>
+            <w:tcW w:w="4505" w:type="dxa"/>
+          </w:tcPr>
+          <w:p>
+            <w:pPr>
+              <w:tabs>
+                <w:tab w:val="left" w:pos="916"/>
+                <w:tab w:val="left" w:pos="1832"/>
+                <w:tab w:val="left" w:pos="2748"/>
+                <w:tab w:val="left" w:pos="3664"/>
+                <w:tab w:val="left" w:pos="4580"/>
+                <w:tab w:val="left" w:pos="5496"/>
+                <w:tab w:val="left" w:pos="6412"/>
+                <w:tab w:val="left" w:pos="7328"/>
+                <w:tab w:val="left" w:pos="8244"/>
+                <w:tab w:val="left" w:pos="9160"/>
+                <w:tab w:val="left" w:pos="10076"/>
+                <w:tab w:val="left" w:pos="10992"/>
+                <w:tab w:val="left" w:pos="11908"/>
+                <w:tab w:val="left" w:pos="12824"/>
+                <w:tab w:val="left" w:pos="13740"/>
+                <w:tab w:val="left" w:pos="14656"/>
+              </w:tabs>
+              <w:jc w:val="center"/>
+              <w:textAlignment w:val="baseline"/>
+              <w:rPr>
+                <w:rFonts w:ascii="Courier New" w:eastAsia="Times New Roman" w:hAnsi="Courier New" w:cs="Courier New"/>
+                <w:color w:val="000000"/>
+                <w:sz w:val="21"/>
+                <w:szCs w:val="21"/>
+              </w:rPr>
+            </w:pPr>
+            <w:r>
+              <w:rPr>
+                <w:rFonts w:ascii="Courier New" w:eastAsia="Times New Roman" w:hAnsi="Courier New" w:cs="Courier New"/>
+                <w:color w:val="000000"/>
+                <w:sz w:val="21"/>
+                <w:szCs w:val="21"/>
+              </w:rPr>
+              <w:t>CIFAR-10</w:t>
+            </w:r>
+          </w:p>
+        </w:tc>
+        <w:tc>
+          <w:tcPr>
+            <w:tcW w:w="4505" w:type="dxa"/>
+          </w:tcPr>
+          <w:p>
+            <w:pPr>
+              <w:tabs>
+                <w:tab w:val="left" w:pos="916"/>
+                <w:tab w:val="left" w:pos="1832"/>
+                <w:tab w:val="left" w:pos="2748"/>
+                <w:tab w:val="left" w:pos="3664"/>
+                <w:tab w:val="left" w:pos="4580"/>
+                <w:tab w:val="left" w:pos="5496"/>
+                <w:tab w:val="left" w:pos="6412"/>
+                <w:tab w:val="left" w:pos="7328"/>
+                <w:tab w:val="left" w:pos="8244"/>
+                <w:tab w:val="left" w:pos="9160"/>
+                <w:tab w:val="left" w:pos="10076"/>
+                <w:tab w:val="left" w:pos="10992"/>
+                <w:tab w:val="left" w:pos="11908"/>
+                <w:tab w:val="left" w:pos="12824"/>
+                <w:tab w:val="left" w:pos="13740"/>
+                <w:tab w:val="left" w:pos="14656"/>
+              </w:tabs>
+              <w:jc w:val="center"/>
+              <w:textAlignment w:val="baseline"/>
+              <w:rPr>
+                <w:rFonts w:ascii="Courier New" w:eastAsia="Times New Roman" w:hAnsi="Courier New" w:cs="Courier New"/>
+                <w:color w:val="000000"/>
+                <w:sz w:val="21"/>
+                <w:szCs w:val="21"/>
+              </w:rPr>
+            </w:pPr>
+            <w:r>
+              <w:rPr>
+                <w:rFonts w:ascii="Courier New" w:eastAsia="Times New Roman" w:hAnsi="Courier New" w:cs="Courier New"/>
+                <w:color w:val="000000"/>
+                <w:sz w:val="21"/>
+                <w:szCs w:val="21"/>
+              </w:rPr>
+              <w:t>CIFAR-100</w:t>
+            </w:r>
+          </w:p>
+        </w:tc>
+      </w:tr>
+    </w:tbl>
+    <w:p>
+      <w:pPr>
+        <w:shd w:val="clear" w:color="auto" w:fill="FFFFFF"/>
+        <w:tabs>
+          <w:tab w:val="left" w:pos="916"/>
+          <w:tab w:val="left" w:pos="1832"/>
+          <w:tab w:val="left" w:pos="2748"/>
+          <w:tab w:val="left" w:pos="3664"/>
+          <w:tab w:val="left" w:pos="4580"/>
+          <w:tab w:val="left" w:pos="5496"/>
+          <w:tab w:val="left" w:pos="6412"/>
+          <w:tab w:val="left" w:pos="7328"/>
+          <w:tab w:val="left" w:pos="8244"/>
+          <w:tab w:val="left" w:pos="9160"/>
+          <w:tab w:val="left" w:pos="10076"/>
+          <w:tab w:val="left" w:pos="10992"/>
+          <w:tab w:val="left" w:pos="11908"/>
+          <w:tab w:val="left" w:pos="12824"/>
+          <w:tab w:val="left" w:pos="13740"/>
+          <w:tab w:val="left" w:pos="14656"/>
+        </w:tabs>
+        <w:textAlignment w:val="baseline"/>
+        <w:rPr>
+          <w:rFonts w:ascii="Courier New" w:eastAsia="Times New Roman" w:hAnsi="Courier New" w:cs="Courier New"/>
+          <w:color w:val="000000"/>
+          <w:sz w:val="21"/>
+          <w:szCs w:val="21"/>
+        </w:rPr>
+      </w:pPr>
     </w:p>
     <w:p/>
     <w:p>
@@ -174,7 +1296,7 @@
                     <pic:cNvPicPr/>
                   </pic:nvPicPr>
                   <pic:blipFill>
-                    <a:blip r:embed="rId6"/>
+                    <a:blip r:embed="rId7"/>
                     <a:stretch>
                       <a:fillRect/>
                     </a:stretch>
@@ -360,7 +1482,7 @@
                     <pic:cNvPicPr/>
                   </pic:nvPicPr>
                   <pic:blipFill>
-                    <a:blip r:embed="rId7">
+                    <a:blip r:embed="rId8">
                       <a:extLst>
                         <a:ext uri="{28A0092B-C50C-407E-A947-70E740481C1C}">
                           <a14:useLocalDpi xmlns:a14="http://schemas.microsoft.com/office/drawing/2010/main" val="0"/>
@@ -2624,6 +3746,53 @@
       <w:u w:val="single"/>
     </w:rPr>
   </w:style>
+  <w:style w:type="paragraph" w:styleId="HTMLPreformatted">
+    <w:name w:val="HTML Preformatted"/>
+    <w:basedOn w:val="Normal"/>
+    <w:link w:val="HTMLPreformattedChar"/>
+    <w:uiPriority w:val="99"/>
+    <w:semiHidden/>
+    <w:unhideWhenUsed/>
+    <w:rsid w:val="00562E7F"/>
+    <w:pPr>
+      <w:tabs>
+        <w:tab w:val="left" w:pos="916"/>
+        <w:tab w:val="left" w:pos="1832"/>
+        <w:tab w:val="left" w:pos="2748"/>
+        <w:tab w:val="left" w:pos="3664"/>
+        <w:tab w:val="left" w:pos="4580"/>
+        <w:tab w:val="left" w:pos="5496"/>
+        <w:tab w:val="left" w:pos="6412"/>
+        <w:tab w:val="left" w:pos="7328"/>
+        <w:tab w:val="left" w:pos="8244"/>
+        <w:tab w:val="left" w:pos="9160"/>
+        <w:tab w:val="left" w:pos="10076"/>
+        <w:tab w:val="left" w:pos="10992"/>
+        <w:tab w:val="left" w:pos="11908"/>
+        <w:tab w:val="left" w:pos="12824"/>
+        <w:tab w:val="left" w:pos="13740"/>
+        <w:tab w:val="left" w:pos="14656"/>
+      </w:tabs>
+    </w:pPr>
+    <w:rPr>
+      <w:rFonts w:ascii="Courier New" w:eastAsia="Times New Roman" w:hAnsi="Courier New" w:cs="Courier New"/>
+      <w:sz w:val="20"/>
+      <w:szCs w:val="20"/>
+    </w:rPr>
+  </w:style>
+  <w:style w:type="character" w:customStyle="1" w:styleId="HTMLPreformattedChar">
+    <w:name w:val="HTML Preformatted Char"/>
+    <w:basedOn w:val="DefaultParagraphFont"/>
+    <w:link w:val="HTMLPreformatted"/>
+    <w:uiPriority w:val="99"/>
+    <w:semiHidden/>
+    <w:rsid w:val="00562E7F"/>
+    <w:rPr>
+      <w:rFonts w:ascii="Courier New" w:eastAsia="Times New Roman" w:hAnsi="Courier New" w:cs="Courier New"/>
+      <w:sz w:val="20"/>
+      <w:szCs w:val="20"/>
+    </w:rPr>
+  </w:style>
 </w:styles>
 </file>
 

--- a/EECS_738_machine_learning/lab5/Lab 5.docx
+++ b/EECS_738_machine_learning/lab5/Lab 5.docx
@@ -1226,218 +1226,678 @@
         </w:tc>
       </w:tr>
     </w:tbl>
-    <w:p>
-      <w:pPr>
-        <w:shd w:val="clear" w:color="auto" w:fill="FFFFFF"/>
-        <w:tabs>
-          <w:tab w:val="left" w:pos="916"/>
-          <w:tab w:val="left" w:pos="1832"/>
-          <w:tab w:val="left" w:pos="2748"/>
-          <w:tab w:val="left" w:pos="3664"/>
-          <w:tab w:val="left" w:pos="4580"/>
-          <w:tab w:val="left" w:pos="5496"/>
-          <w:tab w:val="left" w:pos="6412"/>
-          <w:tab w:val="left" w:pos="7328"/>
-          <w:tab w:val="left" w:pos="8244"/>
-          <w:tab w:val="left" w:pos="9160"/>
-          <w:tab w:val="left" w:pos="10076"/>
-          <w:tab w:val="left" w:pos="10992"/>
-          <w:tab w:val="left" w:pos="11908"/>
-          <w:tab w:val="left" w:pos="12824"/>
-          <w:tab w:val="left" w:pos="13740"/>
-          <w:tab w:val="left" w:pos="14656"/>
-        </w:tabs>
-        <w:textAlignment w:val="baseline"/>
-        <w:rPr>
-          <w:rFonts w:ascii="Courier New" w:eastAsia="Times New Roman" w:hAnsi="Courier New" w:cs="Courier New"/>
-          <w:color w:val="000000"/>
-          <w:sz w:val="21"/>
-          <w:szCs w:val="21"/>
-        </w:rPr>
-      </w:pPr>
-    </w:p>
     <w:p/>
     <w:p>
       <w:r>
-        <w:t xml:space="preserve">2. </w:t>
-      </w:r>
-      <w:r>
-        <w:t>Compare this baseline model with the given ResNet with 3 residual blocks</w:t>
-      </w:r>
-      <w:r>
-        <w:t xml:space="preserve"> and 2 skips.</w:t>
-      </w:r>
-      <w:r>
-        <w:t xml:space="preserve"> The ResNet looks like:</w:t>
-      </w:r>
-    </w:p>
-    <w:p>
-      <w:pPr>
-        <w:jc w:val="center"/>
-      </w:pPr>
-      <w:r>
-        <w:rPr>
-          <w:noProof/>
+        <w:t>5</w:t>
+      </w:r>
+      <w:r>
+        <w:t xml:space="preserve">. </w:t>
+      </w:r>
+      <w:r>
+        <w:t>A CNN baseline model is created for both dataset</w:t>
+      </w:r>
+      <w:r>
+        <w:t>s, with the architecture below.</w:t>
+      </w:r>
+    </w:p>
+    <w:p>
+      <w:pPr>
+        <w:pStyle w:val="HTMLPreformatted"/>
+        <w:shd w:val="clear" w:color="auto" w:fill="FFFFFF"/>
+        <w:wordWrap w:val="0"/>
+        <w:textAlignment w:val="baseline"/>
+        <w:rPr>
+          <w:color w:val="000000"/>
+          <w:sz w:val="21"/>
+          <w:szCs w:val="21"/>
+        </w:rPr>
+      </w:pPr>
+      <w:r>
+        <w:rPr>
+          <w:color w:val="000000"/>
+          <w:sz w:val="21"/>
+          <w:szCs w:val="21"/>
+        </w:rPr>
+        <w:t>_________________________________________________________________</w:t>
+      </w:r>
+    </w:p>
+    <w:p>
+      <w:pPr>
+        <w:pStyle w:val="HTMLPreformatted"/>
+        <w:shd w:val="clear" w:color="auto" w:fill="FFFFFF"/>
+        <w:wordWrap w:val="0"/>
+        <w:textAlignment w:val="baseline"/>
+        <w:rPr>
+          <w:color w:val="000000"/>
+          <w:sz w:val="21"/>
+          <w:szCs w:val="21"/>
+        </w:rPr>
+      </w:pPr>
+      <w:r>
+        <w:rPr>
+          <w:color w:val="000000"/>
+          <w:sz w:val="21"/>
+          <w:szCs w:val="21"/>
+        </w:rPr>
+        <w:t xml:space="preserve">Layer (type)                 Output Shape              Param #   </w:t>
+      </w:r>
+    </w:p>
+    <w:p>
+      <w:pPr>
+        <w:pStyle w:val="HTMLPreformatted"/>
+        <w:shd w:val="clear" w:color="auto" w:fill="FFFFFF"/>
+        <w:wordWrap w:val="0"/>
+        <w:textAlignment w:val="baseline"/>
+        <w:rPr>
+          <w:color w:val="000000"/>
+          <w:sz w:val="21"/>
+          <w:szCs w:val="21"/>
+        </w:rPr>
+      </w:pPr>
+      <w:r>
+        <w:rPr>
+          <w:color w:val="000000"/>
+          <w:sz w:val="21"/>
+          <w:szCs w:val="21"/>
+        </w:rPr>
+        <w:t>=================================================================</w:t>
+      </w:r>
+    </w:p>
+    <w:p>
+      <w:pPr>
+        <w:pStyle w:val="HTMLPreformatted"/>
+        <w:shd w:val="clear" w:color="auto" w:fill="FFFFFF"/>
+        <w:wordWrap w:val="0"/>
+        <w:textAlignment w:val="baseline"/>
+        <w:rPr>
+          <w:color w:val="000000"/>
+          <w:sz w:val="21"/>
+          <w:szCs w:val="21"/>
+        </w:rPr>
+      </w:pPr>
+      <w:r>
+        <w:rPr>
+          <w:color w:val="000000"/>
+          <w:sz w:val="21"/>
+          <w:szCs w:val="21"/>
+        </w:rPr>
+        <w:t xml:space="preserve">input_10 (InputLayer)        (None, 32, 32, 3)         0         </w:t>
+      </w:r>
+    </w:p>
+    <w:p>
+      <w:pPr>
+        <w:pStyle w:val="HTMLPreformatted"/>
+        <w:shd w:val="clear" w:color="auto" w:fill="FFFFFF"/>
+        <w:wordWrap w:val="0"/>
+        <w:textAlignment w:val="baseline"/>
+        <w:rPr>
+          <w:color w:val="000000"/>
+          <w:sz w:val="21"/>
+          <w:szCs w:val="21"/>
+        </w:rPr>
+      </w:pPr>
+      <w:r>
+        <w:rPr>
+          <w:color w:val="000000"/>
+          <w:sz w:val="21"/>
+          <w:szCs w:val="21"/>
+        </w:rPr>
+        <w:t>_________________________________________________________________</w:t>
+      </w:r>
+    </w:p>
+    <w:p>
+      <w:pPr>
+        <w:pStyle w:val="HTMLPreformatted"/>
+        <w:shd w:val="clear" w:color="auto" w:fill="FFFFFF"/>
+        <w:wordWrap w:val="0"/>
+        <w:textAlignment w:val="baseline"/>
+        <w:rPr>
+          <w:color w:val="000000"/>
+          <w:sz w:val="21"/>
+          <w:szCs w:val="21"/>
+        </w:rPr>
+      </w:pPr>
+      <w:r>
+        <w:rPr>
+          <w:color w:val="000000"/>
+          <w:sz w:val="21"/>
+          <w:szCs w:val="21"/>
+        </w:rPr>
+        <w:t xml:space="preserve">conv2d_59 (Conv2D)           (None, 32, 32, 32)        896       </w:t>
+      </w:r>
+    </w:p>
+    <w:p>
+      <w:pPr>
+        <w:pStyle w:val="HTMLPreformatted"/>
+        <w:shd w:val="clear" w:color="auto" w:fill="FFFFFF"/>
+        <w:wordWrap w:val="0"/>
+        <w:textAlignment w:val="baseline"/>
+        <w:rPr>
+          <w:color w:val="000000"/>
+          <w:sz w:val="21"/>
+          <w:szCs w:val="21"/>
+        </w:rPr>
+      </w:pPr>
+      <w:r>
+        <w:rPr>
+          <w:color w:val="000000"/>
+          <w:sz w:val="21"/>
+          <w:szCs w:val="21"/>
+        </w:rPr>
+        <w:t>_________________________________________________________________</w:t>
+      </w:r>
+    </w:p>
+    <w:p>
+      <w:pPr>
+        <w:pStyle w:val="HTMLPreformatted"/>
+        <w:shd w:val="clear" w:color="auto" w:fill="FFFFFF"/>
+        <w:wordWrap w:val="0"/>
+        <w:textAlignment w:val="baseline"/>
+        <w:rPr>
+          <w:color w:val="000000"/>
+          <w:sz w:val="21"/>
+          <w:szCs w:val="21"/>
+        </w:rPr>
+      </w:pPr>
+      <w:r>
+        <w:rPr>
+          <w:color w:val="000000"/>
+          <w:sz w:val="21"/>
+          <w:szCs w:val="21"/>
+        </w:rPr>
+        <w:t xml:space="preserve">conv2d_60 (Conv2D)           (None, 30, 30, 32)        9248      </w:t>
+      </w:r>
+    </w:p>
+    <w:p>
+      <w:pPr>
+        <w:pStyle w:val="HTMLPreformatted"/>
+        <w:shd w:val="clear" w:color="auto" w:fill="FFFFFF"/>
+        <w:wordWrap w:val="0"/>
+        <w:textAlignment w:val="baseline"/>
+        <w:rPr>
+          <w:color w:val="000000"/>
+          <w:sz w:val="21"/>
+          <w:szCs w:val="21"/>
+        </w:rPr>
+      </w:pPr>
+      <w:r>
+        <w:rPr>
+          <w:color w:val="000000"/>
+          <w:sz w:val="21"/>
+          <w:szCs w:val="21"/>
+        </w:rPr>
+        <w:t>_________________________________________________________________</w:t>
+      </w:r>
+    </w:p>
+    <w:p>
+      <w:pPr>
+        <w:pStyle w:val="HTMLPreformatted"/>
+        <w:shd w:val="clear" w:color="auto" w:fill="FFFFFF"/>
+        <w:wordWrap w:val="0"/>
+        <w:textAlignment w:val="baseline"/>
+        <w:rPr>
+          <w:color w:val="000000"/>
+          <w:sz w:val="21"/>
+          <w:szCs w:val="21"/>
+        </w:rPr>
+      </w:pPr>
+      <w:r>
+        <w:rPr>
+          <w:color w:val="000000"/>
+          <w:sz w:val="21"/>
+          <w:szCs w:val="21"/>
+        </w:rPr>
+        <w:t xml:space="preserve">max_pooling2d_5 (MaxPooling2 (None, 15, 15, 32)        0         </w:t>
+      </w:r>
+    </w:p>
+    <w:p>
+      <w:pPr>
+        <w:pStyle w:val="HTMLPreformatted"/>
+        <w:shd w:val="clear" w:color="auto" w:fill="FFFFFF"/>
+        <w:wordWrap w:val="0"/>
+        <w:textAlignment w:val="baseline"/>
+        <w:rPr>
+          <w:color w:val="000000"/>
+          <w:sz w:val="21"/>
+          <w:szCs w:val="21"/>
+        </w:rPr>
+      </w:pPr>
+      <w:r>
+        <w:rPr>
+          <w:color w:val="000000"/>
+          <w:sz w:val="21"/>
+          <w:szCs w:val="21"/>
+        </w:rPr>
+        <w:t>_________________________________________________________________</w:t>
+      </w:r>
+    </w:p>
+    <w:p>
+      <w:pPr>
+        <w:pStyle w:val="HTMLPreformatted"/>
+        <w:shd w:val="clear" w:color="auto" w:fill="FFFFFF"/>
+        <w:wordWrap w:val="0"/>
+        <w:textAlignment w:val="baseline"/>
+        <w:rPr>
+          <w:color w:val="000000"/>
+          <w:sz w:val="21"/>
+          <w:szCs w:val="21"/>
+        </w:rPr>
+      </w:pPr>
+      <w:r>
+        <w:rPr>
+          <w:color w:val="000000"/>
+          <w:sz w:val="21"/>
+          <w:szCs w:val="21"/>
         </w:rPr>
         <w:lastRenderedPageBreak/>
-        <w:drawing>
-          <wp:inline distT="0" distB="0" distL="0" distR="0" wp14:anchorId="7AB90AE8" wp14:editId="01155A76">
-            <wp:extent cx="1929694" cy="6045200"/>
-            <wp:effectExtent l="0" t="0" r="1270" b="0"/>
-            <wp:docPr id="2" name="Picture 2" descr="A screenshot of a cell phone&#10;&#10;Description automatically generated"/>
-            <wp:cNvGraphicFramePr>
-              <a:graphicFrameLocks xmlns:a="http://schemas.openxmlformats.org/drawingml/2006/main" noChangeAspect="1"/>
-            </wp:cNvGraphicFramePr>
-            <a:graphic xmlns:a="http://schemas.openxmlformats.org/drawingml/2006/main">
-              <a:graphicData uri="http://schemas.openxmlformats.org/drawingml/2006/picture">
-                <pic:pic xmlns:pic="http://schemas.openxmlformats.org/drawingml/2006/picture">
-                  <pic:nvPicPr>
-                    <pic:cNvPr id="1" name=""/>
-                    <pic:cNvPicPr/>
-                  </pic:nvPicPr>
-                  <pic:blipFill>
-                    <a:blip r:embed="rId7"/>
-                    <a:stretch>
-                      <a:fillRect/>
-                    </a:stretch>
-                  </pic:blipFill>
-                  <pic:spPr>
-                    <a:xfrm>
-                      <a:off x="0" y="0"/>
-                      <a:ext cx="1975274" cy="6187991"/>
-                    </a:xfrm>
-                    <a:prstGeom prst="rect">
-                      <a:avLst/>
-                    </a:prstGeom>
-                  </pic:spPr>
-                </pic:pic>
-              </a:graphicData>
-            </a:graphic>
-          </wp:inline>
-        </w:drawing>
-      </w:r>
-    </w:p>
-    <w:p>
-      <w:pPr>
-        <w:jc w:val="center"/>
-      </w:pPr>
-    </w:p>
-    <w:p>
-      <w:pPr>
-        <w:rPr>
-          <w:lang w:val="en-US"/>
-        </w:rPr>
-      </w:pPr>
-      <w:r>
-        <w:t>This ResNet reaches an accuracy of .9964 after 20 epochs’ training, consuming 450s.</w:t>
-      </w:r>
-      <w:r>
-        <w:t xml:space="preserve"> </w:t>
-      </w:r>
-      <w:r>
-        <w:rPr>
-          <w:rFonts w:hint="eastAsia"/>
-          <w:lang w:val="en-US"/>
-        </w:rPr>
-        <w:t>Th</w:t>
-      </w:r>
-      <w:r>
-        <w:rPr>
-          <w:lang w:val="en-US"/>
-        </w:rPr>
-        <w:t>e accuracy increased by 2.1% but training time increased by 332%.</w:t>
-      </w:r>
-      <w:r>
-        <w:rPr>
-          <w:lang w:val="en-US"/>
-        </w:rPr>
-        <w:t xml:space="preserve"> Basically ResNet works by adding the input with some residual blocks, so that the mapping we are originally trying to train between input and output</w:t>
-      </w:r>
-      <w:r>
-        <w:rPr>
-          <w:lang w:val="en-US"/>
-        </w:rPr>
-        <w:t xml:space="preserve">, denoted by </w:t>
-      </w:r>
-      <w:r>
-        <w:rPr>
-          <w:lang w:val="en-US"/>
-        </w:rPr>
-        <w:t>F(x)</w:t>
-      </w:r>
-      <w:r>
-        <w:rPr>
-          <w:lang w:val="en-US"/>
-        </w:rPr>
-        <w:t>,</w:t>
-      </w:r>
-      <w:r>
-        <w:rPr>
-          <w:lang w:val="en-US"/>
-        </w:rPr>
-        <w:t xml:space="preserve"> changes to F(x) + x</w:t>
+        <w:t xml:space="preserve">conv2d_61 (Conv2D)           (None, 15, 15, 32)        9248      </w:t>
+      </w:r>
+    </w:p>
+    <w:p>
+      <w:pPr>
+        <w:pStyle w:val="HTMLPreformatted"/>
+        <w:shd w:val="clear" w:color="auto" w:fill="FFFFFF"/>
+        <w:wordWrap w:val="0"/>
+        <w:textAlignment w:val="baseline"/>
+        <w:rPr>
+          <w:color w:val="000000"/>
+          <w:sz w:val="21"/>
+          <w:szCs w:val="21"/>
+        </w:rPr>
+      </w:pPr>
+      <w:r>
+        <w:rPr>
+          <w:color w:val="000000"/>
+          <w:sz w:val="21"/>
+          <w:szCs w:val="21"/>
+        </w:rPr>
+        <w:t>_________________________________________________________________</w:t>
+      </w:r>
+    </w:p>
+    <w:p>
+      <w:pPr>
+        <w:pStyle w:val="HTMLPreformatted"/>
+        <w:shd w:val="clear" w:color="auto" w:fill="FFFFFF"/>
+        <w:wordWrap w:val="0"/>
+        <w:textAlignment w:val="baseline"/>
+        <w:rPr>
+          <w:color w:val="000000"/>
+          <w:sz w:val="21"/>
+          <w:szCs w:val="21"/>
+        </w:rPr>
+      </w:pPr>
+      <w:r>
+        <w:rPr>
+          <w:color w:val="000000"/>
+          <w:sz w:val="21"/>
+          <w:szCs w:val="21"/>
+        </w:rPr>
+        <w:t xml:space="preserve">conv2d_62 (Conv2D)           (None, 13, 13, 32)        9248      </w:t>
+      </w:r>
+    </w:p>
+    <w:p>
+      <w:pPr>
+        <w:pStyle w:val="HTMLPreformatted"/>
+        <w:shd w:val="clear" w:color="auto" w:fill="FFFFFF"/>
+        <w:wordWrap w:val="0"/>
+        <w:textAlignment w:val="baseline"/>
+        <w:rPr>
+          <w:color w:val="000000"/>
+          <w:sz w:val="21"/>
+          <w:szCs w:val="21"/>
+        </w:rPr>
+      </w:pPr>
+      <w:r>
+        <w:rPr>
+          <w:color w:val="000000"/>
+          <w:sz w:val="21"/>
+          <w:szCs w:val="21"/>
+        </w:rPr>
+        <w:t>_________________________________________________________________</w:t>
+      </w:r>
+    </w:p>
+    <w:p>
+      <w:pPr>
+        <w:pStyle w:val="HTMLPreformatted"/>
+        <w:shd w:val="clear" w:color="auto" w:fill="FFFFFF"/>
+        <w:wordWrap w:val="0"/>
+        <w:textAlignment w:val="baseline"/>
+        <w:rPr>
+          <w:color w:val="000000"/>
+          <w:sz w:val="21"/>
+          <w:szCs w:val="21"/>
+        </w:rPr>
+      </w:pPr>
+      <w:r>
+        <w:rPr>
+          <w:color w:val="000000"/>
+          <w:sz w:val="21"/>
+          <w:szCs w:val="21"/>
+        </w:rPr>
+        <w:t xml:space="preserve">max_pooling2d_6 (MaxPooling2 (None, 6, 6, 32)          0         </w:t>
+      </w:r>
+    </w:p>
+    <w:p>
+      <w:pPr>
+        <w:pStyle w:val="HTMLPreformatted"/>
+        <w:shd w:val="clear" w:color="auto" w:fill="FFFFFF"/>
+        <w:wordWrap w:val="0"/>
+        <w:textAlignment w:val="baseline"/>
+        <w:rPr>
+          <w:color w:val="000000"/>
+          <w:sz w:val="21"/>
+          <w:szCs w:val="21"/>
+        </w:rPr>
+      </w:pPr>
+      <w:r>
+        <w:rPr>
+          <w:color w:val="000000"/>
+          <w:sz w:val="21"/>
+          <w:szCs w:val="21"/>
+        </w:rPr>
+        <w:t>_________________________________________________________________</w:t>
+      </w:r>
+    </w:p>
+    <w:p>
+      <w:pPr>
+        <w:pStyle w:val="HTMLPreformatted"/>
+        <w:shd w:val="clear" w:color="auto" w:fill="FFFFFF"/>
+        <w:wordWrap w:val="0"/>
+        <w:textAlignment w:val="baseline"/>
+        <w:rPr>
+          <w:color w:val="000000"/>
+          <w:sz w:val="21"/>
+          <w:szCs w:val="21"/>
+        </w:rPr>
+      </w:pPr>
+      <w:r>
+        <w:rPr>
+          <w:color w:val="000000"/>
+          <w:sz w:val="21"/>
+          <w:szCs w:val="21"/>
+        </w:rPr>
+        <w:t xml:space="preserve">flatten_2 (Flatten)          (None, 1152)              0         </w:t>
+      </w:r>
+    </w:p>
+    <w:p>
+      <w:pPr>
+        <w:pStyle w:val="HTMLPreformatted"/>
+        <w:shd w:val="clear" w:color="auto" w:fill="FFFFFF"/>
+        <w:wordWrap w:val="0"/>
+        <w:textAlignment w:val="baseline"/>
+        <w:rPr>
+          <w:color w:val="000000"/>
+          <w:sz w:val="21"/>
+          <w:szCs w:val="21"/>
+        </w:rPr>
+      </w:pPr>
+      <w:r>
+        <w:rPr>
+          <w:color w:val="000000"/>
+          <w:sz w:val="21"/>
+          <w:szCs w:val="21"/>
+        </w:rPr>
+        <w:t>_________________________________________________________________</w:t>
+      </w:r>
+    </w:p>
+    <w:p>
+      <w:pPr>
+        <w:pStyle w:val="HTMLPreformatted"/>
+        <w:shd w:val="clear" w:color="auto" w:fill="FFFFFF"/>
+        <w:wordWrap w:val="0"/>
+        <w:textAlignment w:val="baseline"/>
+        <w:rPr>
+          <w:color w:val="000000"/>
+          <w:sz w:val="21"/>
+          <w:szCs w:val="21"/>
+        </w:rPr>
+      </w:pPr>
+      <w:r>
+        <w:rPr>
+          <w:color w:val="000000"/>
+          <w:sz w:val="21"/>
+          <w:szCs w:val="21"/>
+        </w:rPr>
+        <w:t xml:space="preserve">dense_16 (Dense)             (None, 512)               590336    </w:t>
+      </w:r>
+    </w:p>
+    <w:p>
+      <w:pPr>
+        <w:pStyle w:val="HTMLPreformatted"/>
+        <w:shd w:val="clear" w:color="auto" w:fill="FFFFFF"/>
+        <w:wordWrap w:val="0"/>
+        <w:textAlignment w:val="baseline"/>
+        <w:rPr>
+          <w:color w:val="000000"/>
+          <w:sz w:val="21"/>
+          <w:szCs w:val="21"/>
+        </w:rPr>
+      </w:pPr>
+      <w:r>
+        <w:rPr>
+          <w:color w:val="000000"/>
+          <w:sz w:val="21"/>
+          <w:szCs w:val="21"/>
+        </w:rPr>
+        <w:t>_________________________________________________________________</w:t>
+      </w:r>
+    </w:p>
+    <w:p>
+      <w:pPr>
+        <w:pStyle w:val="HTMLPreformatted"/>
+        <w:shd w:val="clear" w:color="auto" w:fill="FFFFFF"/>
+        <w:wordWrap w:val="0"/>
+        <w:textAlignment w:val="baseline"/>
+        <w:rPr>
+          <w:color w:val="000000"/>
+          <w:sz w:val="21"/>
+          <w:szCs w:val="21"/>
+        </w:rPr>
+      </w:pPr>
+      <w:r>
+        <w:rPr>
+          <w:color w:val="000000"/>
+          <w:sz w:val="21"/>
+          <w:szCs w:val="21"/>
+        </w:rPr>
+        <w:t xml:space="preserve">dropout_3 (Dropout)          (None, 512)               0         </w:t>
+      </w:r>
+    </w:p>
+    <w:p>
+      <w:pPr>
+        <w:pStyle w:val="HTMLPreformatted"/>
+        <w:shd w:val="clear" w:color="auto" w:fill="FFFFFF"/>
+        <w:wordWrap w:val="0"/>
+        <w:textAlignment w:val="baseline"/>
+        <w:rPr>
+          <w:color w:val="000000"/>
+          <w:sz w:val="21"/>
+          <w:szCs w:val="21"/>
+        </w:rPr>
+      </w:pPr>
+      <w:r>
+        <w:rPr>
+          <w:color w:val="000000"/>
+          <w:sz w:val="21"/>
+          <w:szCs w:val="21"/>
+        </w:rPr>
+        <w:t>_________________________________________________________________</w:t>
+      </w:r>
+    </w:p>
+    <w:p>
+      <w:pPr>
+        <w:pStyle w:val="HTMLPreformatted"/>
+        <w:shd w:val="clear" w:color="auto" w:fill="FFFFFF"/>
+        <w:wordWrap w:val="0"/>
+        <w:textAlignment w:val="baseline"/>
+        <w:rPr>
+          <w:color w:val="000000"/>
+          <w:sz w:val="21"/>
+          <w:szCs w:val="21"/>
+        </w:rPr>
+      </w:pPr>
+      <w:r>
+        <w:rPr>
+          <w:color w:val="000000"/>
+          <w:sz w:val="21"/>
+          <w:szCs w:val="21"/>
+        </w:rPr>
+        <w:t xml:space="preserve">dense_17 (Dense)             (None, 10)                5130      </w:t>
+      </w:r>
+    </w:p>
+    <w:p>
+      <w:pPr>
+        <w:pStyle w:val="HTMLPreformatted"/>
+        <w:shd w:val="clear" w:color="auto" w:fill="FFFFFF"/>
+        <w:wordWrap w:val="0"/>
+        <w:textAlignment w:val="baseline"/>
+        <w:rPr>
+          <w:color w:val="000000"/>
+          <w:sz w:val="21"/>
+          <w:szCs w:val="21"/>
+        </w:rPr>
+      </w:pPr>
+      <w:r>
+        <w:rPr>
+          <w:color w:val="000000"/>
+          <w:sz w:val="21"/>
+          <w:szCs w:val="21"/>
+        </w:rPr>
+        <w:t>=================================================================</w:t>
+      </w:r>
+    </w:p>
+    <w:p>
+      <w:pPr>
+        <w:pStyle w:val="HTMLPreformatted"/>
+        <w:shd w:val="clear" w:color="auto" w:fill="FFFFFF"/>
+        <w:wordWrap w:val="0"/>
+        <w:textAlignment w:val="baseline"/>
+        <w:rPr>
+          <w:color w:val="000000"/>
+          <w:sz w:val="21"/>
+          <w:szCs w:val="21"/>
+        </w:rPr>
+      </w:pPr>
+      <w:r>
+        <w:rPr>
+          <w:color w:val="000000"/>
+          <w:sz w:val="21"/>
+          <w:szCs w:val="21"/>
+        </w:rPr>
+        <w:t>Total params: 624,106</w:t>
+      </w:r>
+    </w:p>
+    <w:p>
+      <w:pPr>
+        <w:pStyle w:val="HTMLPreformatted"/>
+        <w:shd w:val="clear" w:color="auto" w:fill="FFFFFF"/>
+        <w:wordWrap w:val="0"/>
+        <w:textAlignment w:val="baseline"/>
+        <w:rPr>
+          <w:color w:val="000000"/>
+          <w:sz w:val="21"/>
+          <w:szCs w:val="21"/>
+        </w:rPr>
+      </w:pPr>
+      <w:r>
+        <w:rPr>
+          <w:color w:val="000000"/>
+          <w:sz w:val="21"/>
+          <w:szCs w:val="21"/>
+        </w:rPr>
+        <w:t>Trainable params: 624,106</w:t>
+      </w:r>
+    </w:p>
+    <w:p>
+      <w:pPr>
+        <w:pStyle w:val="HTMLPreformatted"/>
+        <w:shd w:val="clear" w:color="auto" w:fill="FFFFFF"/>
+        <w:wordWrap w:val="0"/>
+        <w:textAlignment w:val="baseline"/>
+        <w:rPr>
+          <w:color w:val="000000"/>
+          <w:sz w:val="21"/>
+          <w:szCs w:val="21"/>
+        </w:rPr>
+      </w:pPr>
+      <w:r>
+        <w:rPr>
+          <w:color w:val="000000"/>
+          <w:sz w:val="21"/>
+          <w:szCs w:val="21"/>
+        </w:rPr>
+        <w:t>Non-trainable params: 0</w:t>
+      </w:r>
+    </w:p>
+    <w:p>
+      <w:r>
+        <w:t>This</w:t>
+      </w:r>
+      <w:r>
+        <w:t xml:space="preserve"> CNN baseline model reached an accuracy of .6399 on cifar-10(28.8%</w:t>
+      </w:r>
+      <w:r>
+        <w:sym w:font="Symbol" w:char="F0AD"/>
+      </w:r>
+      <w:r>
+        <w:t>) and .3459 on cifar-100(76.5%</w:t>
+      </w:r>
+      <w:r>
+        <w:sym w:font="Symbol" w:char="F0AD"/>
+      </w:r>
+      <w:r>
+        <w:t>)</w:t>
+      </w:r>
+      <w:r>
+        <w:t>, which is a huge performance boost.</w:t>
+      </w:r>
+      <w:r>
+        <w:t xml:space="preserve"> Compared to the MLP baseline, the CNN baseline </w:t>
+      </w:r>
+      <w:r>
+        <w:t>introduced 2 convolution layers with 32 filters, together with a max pooling layer</w:t>
+      </w:r>
+      <w:r>
+        <w:t xml:space="preserve">. They serve feature extraction and aggregation from original images, then a fully connected layer with 512 neurons learns the mapping between the extracted features and the final label. </w:t>
+      </w:r>
+      <w:r>
+        <w:t>Segment information in the image are being extracted and understood by the convolution kernels</w:t>
+      </w:r>
+      <w:r>
+        <w:t xml:space="preserve">, so the dense mapping could act more efficiently than purely stacking dense layers to predict the output. </w:t>
+      </w:r>
+      <w:r>
+        <w:t xml:space="preserve">This is </w:t>
+      </w:r>
+      <w:r>
+        <w:t xml:space="preserve">a way more decent method for handling image inputs and extract object information from them. </w:t>
+      </w:r>
+    </w:p>
+    <w:p>
+      <w:pPr>
+        <w:rPr>
+          <w:lang w:val="en-US"/>
+        </w:rPr>
+      </w:pPr>
+    </w:p>
+    <w:p>
+      <w:pPr>
+        <w:rPr>
+          <w:lang w:val="en-US"/>
+        </w:rPr>
+      </w:pPr>
+      <w:r>
+        <w:rPr>
+          <w:lang w:val="en-US"/>
+        </w:rPr>
+        <w:t>6</w:t>
       </w:r>
       <w:r>
         <w:rPr>
           <w:lang w:val="en-US"/>
         </w:rPr>
         <w:t xml:space="preserve">. </w:t>
-      </w:r>
-      <w:r>
-        <w:rPr>
-          <w:lang w:val="en-US"/>
-        </w:rPr>
-        <w:t>And the latter one often fits the target better, or at least not worse.</w:t>
-      </w:r>
-      <w:r>
-        <w:rPr>
-          <w:lang w:val="en-US"/>
-        </w:rPr>
-        <w:t xml:space="preserve"> This is also a good solution for the gradient vanishing problem, since now the layers far away from the output could get its gradient through the ski</w:t>
-      </w:r>
-      <w:r>
-        <w:rPr>
-          <w:lang w:val="en-US"/>
-        </w:rPr>
-        <w:t>p</w:t>
-      </w:r>
-      <w:r>
-        <w:rPr>
-          <w:lang w:val="en-US"/>
-        </w:rPr>
-        <w:t xml:space="preserve"> connection</w:t>
-      </w:r>
-      <w:r>
-        <w:rPr>
-          <w:lang w:val="en-US"/>
-        </w:rPr>
-        <w:t>s</w:t>
-      </w:r>
-      <w:r>
-        <w:rPr>
-          <w:lang w:val="en-US"/>
-        </w:rPr>
-        <w:t>.</w:t>
-      </w:r>
-    </w:p>
-    <w:p>
-      <w:pPr>
-        <w:rPr>
-          <w:lang w:val="en-US"/>
-        </w:rPr>
-      </w:pPr>
-    </w:p>
-    <w:p>
-      <w:pPr>
-        <w:rPr>
-          <w:lang w:val="en-US"/>
-        </w:rPr>
-      </w:pPr>
-      <w:r>
-        <w:rPr>
-          <w:lang w:val="en-US"/>
-        </w:rPr>
-        <w:t xml:space="preserve">3. </w:t>
       </w:r>
       <w:r>
         <w:rPr>
@@ -1482,7 +1942,7 @@
                     <pic:cNvPicPr/>
                   </pic:nvPicPr>
                   <pic:blipFill>
-                    <a:blip r:embed="rId8">
+                    <a:blip r:embed="rId7">
                       <a:extLst>
                         <a:ext uri="{28A0092B-C50C-407E-A947-70E740481C1C}">
                           <a14:useLocalDpi xmlns:a14="http://schemas.microsoft.com/office/drawing/2010/main" val="0"/>

--- a/EECS_738_machine_learning/lab5/Lab 5.docx
+++ b/EECS_738_machine_learning/lab5/Lab 5.docx
@@ -1852,14 +1852,37 @@
       <w:r>
         <w:t>, which is a huge performance boost.</w:t>
       </w:r>
-      <w:r>
-        <w:t xml:space="preserve"> Compared to the MLP baseline, the CNN baseline </w:t>
-      </w:r>
-      <w:r>
-        <w:t>introduced 2 convolution layers with 32 filters, together with a max pooling layer</w:t>
-      </w:r>
-      <w:r>
-        <w:t xml:space="preserve">. They serve feature extraction and aggregation from original images, then a fully connected layer with 512 neurons learns the mapping between the extracted features and the final label. </w:t>
+    </w:p>
+    <w:p>
+      <w:r>
+        <w:t xml:space="preserve">Compared to the MLP baseline, the CNN baseline </w:t>
+      </w:r>
+      <w:r>
+        <w:t>introduced 2 convolution</w:t>
+      </w:r>
+      <w:r>
+        <w:rPr>
+          <w:lang w:val="en-US"/>
+        </w:rPr>
+        <w:t>al</w:t>
+      </w:r>
+      <w:r>
+        <w:t xml:space="preserve"> layers with 32 filters, together with a max pooling layer</w:t>
+      </w:r>
+      <w:r>
+        <w:t xml:space="preserve">. They </w:t>
+      </w:r>
+      <w:r>
+        <w:t>serve for</w:t>
+      </w:r>
+      <w:r>
+        <w:t xml:space="preserve"> feature extraction and aggregation from original images, </w:t>
+      </w:r>
+      <w:r>
+        <w:t xml:space="preserve">and </w:t>
+      </w:r>
+      <w:r>
+        <w:t xml:space="preserve">then a fully connected layer with 512 neurons learns the mapping between the extracted features and the final label. </w:t>
       </w:r>
       <w:r>
         <w:t>Segment information in the image are being extracted and understood by the convolution kernels</w:t>
@@ -1897,19 +1920,340 @@
         <w:rPr>
           <w:lang w:val="en-US"/>
         </w:rPr>
+        <w:t xml:space="preserve"> &amp; 7</w:t>
+      </w:r>
+      <w:r>
+        <w:rPr>
+          <w:lang w:val="en-US"/>
+        </w:rPr>
         <w:t xml:space="preserve">. </w:t>
       </w:r>
       <w:r>
         <w:rPr>
           <w:lang w:val="en-US"/>
         </w:rPr>
-        <w:t>To implement a deeper ResNet, a function was created to customize any number of layers and skips.</w:t>
-      </w:r>
-      <w:r>
-        <w:rPr>
-          <w:lang w:val="en-US"/>
-        </w:rPr>
-        <w:t xml:space="preserve"> The model architecture looks like below:</w:t>
+        <w:t xml:space="preserve">A comparison is made on different filter numbers for convolutional layers. </w:t>
+      </w:r>
+      <w:r>
+        <w:rPr>
+          <w:lang w:val="en-US"/>
+        </w:rPr>
+        <w:t>Results are shown in the below table.</w:t>
+      </w:r>
+    </w:p>
+    <w:tbl>
+      <w:tblPr>
+        <w:tblStyle w:val="TableGrid"/>
+        <w:tblW w:w="0" w:type="auto"/>
+        <w:jc w:val="center"/>
+        <w:tblLook w:val="04A0" w:firstRow="1" w:lastRow="0" w:firstColumn="1" w:lastColumn="0" w:noHBand="0" w:noVBand="1"/>
+      </w:tblPr>
+      <w:tblGrid>
+        <w:gridCol w:w="1590"/>
+        <w:gridCol w:w="2091"/>
+        <w:gridCol w:w="2126"/>
+      </w:tblGrid>
+      <w:tr>
+        <w:trPr>
+          <w:jc w:val="center"/>
+        </w:trPr>
+        <w:tc>
+          <w:tcPr>
+            <w:tcW w:w="1590" w:type="dxa"/>
+          </w:tcPr>
+          <w:p>
+            <w:pPr>
+              <w:rPr>
+                <w:lang w:val="en-US"/>
+              </w:rPr>
+            </w:pPr>
+          </w:p>
+        </w:tc>
+        <w:tc>
+          <w:tcPr>
+            <w:tcW w:w="2091" w:type="dxa"/>
+          </w:tcPr>
+          <w:p>
+            <w:pPr>
+              <w:jc w:val="center"/>
+              <w:rPr>
+                <w:lang w:val="en-US"/>
+              </w:rPr>
+            </w:pPr>
+            <w:r>
+              <w:rPr>
+                <w:lang w:val="en-US"/>
+              </w:rPr>
+              <w:t>Accuracy</w:t>
+            </w:r>
+          </w:p>
+        </w:tc>
+        <w:tc>
+          <w:tcPr>
+            <w:tcW w:w="2126" w:type="dxa"/>
+          </w:tcPr>
+          <w:p>
+            <w:pPr>
+              <w:jc w:val="center"/>
+              <w:rPr>
+                <w:lang w:val="en-US"/>
+              </w:rPr>
+            </w:pPr>
+            <w:r>
+              <w:rPr>
+                <w:lang w:val="en-US"/>
+              </w:rPr>
+              <w:t>Training Time(s)</w:t>
+            </w:r>
+          </w:p>
+        </w:tc>
+      </w:tr>
+      <w:tr>
+        <w:trPr>
+          <w:jc w:val="center"/>
+        </w:trPr>
+        <w:tc>
+          <w:tcPr>
+            <w:tcW w:w="1590" w:type="dxa"/>
+          </w:tcPr>
+          <w:p>
+            <w:pPr>
+              <w:rPr>
+                <w:lang w:val="en-US"/>
+              </w:rPr>
+            </w:pPr>
+            <w:r>
+              <w:rPr>
+                <w:lang w:val="en-US"/>
+              </w:rPr>
+              <w:t>16</w:t>
+            </w:r>
+            <w:r>
+              <w:rPr>
+                <w:lang w:val="en-US"/>
+              </w:rPr>
+              <w:t xml:space="preserve"> filters</w:t>
+            </w:r>
+          </w:p>
+        </w:tc>
+        <w:tc>
+          <w:tcPr>
+            <w:tcW w:w="2091" w:type="dxa"/>
+          </w:tcPr>
+          <w:p>
+            <w:pPr>
+              <w:jc w:val="center"/>
+              <w:rPr>
+                <w:lang w:val="en-US"/>
+              </w:rPr>
+            </w:pPr>
+            <w:r>
+              <w:rPr>
+                <w:lang w:val="en-US"/>
+              </w:rPr>
+              <w:t>.6303</w:t>
+            </w:r>
+          </w:p>
+        </w:tc>
+        <w:tc>
+          <w:tcPr>
+            <w:tcW w:w="2126" w:type="dxa"/>
+          </w:tcPr>
+          <w:p>
+            <w:pPr>
+              <w:jc w:val="center"/>
+              <w:rPr>
+                <w:lang w:val="en-US"/>
+              </w:rPr>
+            </w:pPr>
+            <w:r>
+              <w:rPr>
+                <w:lang w:val="en-US"/>
+              </w:rPr>
+              <w:t>2085</w:t>
+            </w:r>
+          </w:p>
+        </w:tc>
+      </w:tr>
+      <w:tr>
+        <w:trPr>
+          <w:jc w:val="center"/>
+        </w:trPr>
+        <w:tc>
+          <w:tcPr>
+            <w:tcW w:w="1590" w:type="dxa"/>
+          </w:tcPr>
+          <w:p>
+            <w:pPr>
+              <w:rPr>
+                <w:lang w:val="en-US"/>
+              </w:rPr>
+            </w:pPr>
+            <w:r>
+              <w:rPr>
+                <w:lang w:val="en-US"/>
+              </w:rPr>
+              <w:t>32 filters</w:t>
+            </w:r>
+          </w:p>
+        </w:tc>
+        <w:tc>
+          <w:tcPr>
+            <w:tcW w:w="2091" w:type="dxa"/>
+          </w:tcPr>
+          <w:p>
+            <w:pPr>
+              <w:jc w:val="center"/>
+              <w:rPr>
+                <w:lang w:val="en-US"/>
+              </w:rPr>
+            </w:pPr>
+            <w:r>
+              <w:rPr>
+                <w:lang w:val="en-US"/>
+              </w:rPr>
+              <w:t>.6399</w:t>
+            </w:r>
+          </w:p>
+        </w:tc>
+        <w:tc>
+          <w:tcPr>
+            <w:tcW w:w="2126" w:type="dxa"/>
+          </w:tcPr>
+          <w:p>
+            <w:pPr>
+              <w:jc w:val="center"/>
+              <w:rPr>
+                <w:lang w:val="en-US"/>
+              </w:rPr>
+            </w:pPr>
+            <w:r>
+              <w:rPr>
+                <w:lang w:val="en-US"/>
+              </w:rPr>
+              <w:t>4498</w:t>
+            </w:r>
+          </w:p>
+        </w:tc>
+      </w:tr>
+      <w:tr>
+        <w:trPr>
+          <w:jc w:val="center"/>
+        </w:trPr>
+        <w:tc>
+          <w:tcPr>
+            <w:tcW w:w="1590" w:type="dxa"/>
+          </w:tcPr>
+          <w:p>
+            <w:pPr>
+              <w:rPr>
+                <w:lang w:val="en-US"/>
+              </w:rPr>
+            </w:pPr>
+            <w:r>
+              <w:rPr>
+                <w:lang w:val="en-US"/>
+              </w:rPr>
+              <w:t>6</w:t>
+            </w:r>
+            <w:r>
+              <w:rPr>
+                <w:lang w:val="en-US"/>
+              </w:rPr>
+              <w:t>4</w:t>
+            </w:r>
+            <w:r>
+              <w:rPr>
+                <w:lang w:val="en-US"/>
+              </w:rPr>
+              <w:t xml:space="preserve"> filters</w:t>
+            </w:r>
+          </w:p>
+        </w:tc>
+        <w:tc>
+          <w:tcPr>
+            <w:tcW w:w="2091" w:type="dxa"/>
+          </w:tcPr>
+          <w:p>
+            <w:pPr>
+              <w:jc w:val="center"/>
+              <w:rPr>
+                <w:lang w:val="en-US"/>
+              </w:rPr>
+            </w:pPr>
+            <w:r>
+              <w:rPr>
+                <w:lang w:val="en-US"/>
+              </w:rPr>
+              <w:t>.6584</w:t>
+            </w:r>
+          </w:p>
+        </w:tc>
+        <w:tc>
+          <w:tcPr>
+            <w:tcW w:w="2126" w:type="dxa"/>
+          </w:tcPr>
+          <w:p>
+            <w:pPr>
+              <w:jc w:val="center"/>
+              <w:rPr>
+                <w:lang w:val="en-US"/>
+              </w:rPr>
+            </w:pPr>
+            <w:r>
+              <w:rPr>
+                <w:lang w:val="en-US"/>
+              </w:rPr>
+              <w:t>11099</w:t>
+            </w:r>
+          </w:p>
+        </w:tc>
+      </w:tr>
+    </w:tbl>
+    <w:p>
+      <w:pPr>
+        <w:rPr>
+          <w:lang w:val="en-US"/>
+        </w:rPr>
+      </w:pPr>
+    </w:p>
+    <w:p>
+      <w:pPr>
+        <w:rPr>
+          <w:lang w:val="en-US"/>
+        </w:rPr>
+      </w:pPr>
+      <w:r>
+        <w:rPr>
+          <w:lang w:val="en-US"/>
+        </w:rPr>
+        <w:t>It demonstrates that more filters tend to have better performance, but at the same time increasing training time exponentially.</w:t>
+      </w:r>
+      <w:r>
+        <w:rPr>
+          <w:lang w:val="en-US"/>
+        </w:rPr>
+        <w:t xml:space="preserve"> There is always no free lunch in machine learning.</w:t>
+      </w:r>
+    </w:p>
+    <w:p>
+      <w:pPr>
+        <w:rPr>
+          <w:lang w:val="en-US"/>
+        </w:rPr>
+      </w:pPr>
+    </w:p>
+    <w:p>
+      <w:pPr>
+        <w:rPr>
+          <w:lang w:val="en-US"/>
+        </w:rPr>
+      </w:pPr>
+      <w:r>
+        <w:rPr>
+          <w:lang w:val="en-US"/>
+        </w:rPr>
+        <w:t>8.</w:t>
       </w:r>
     </w:p>
     <w:p>

--- a/EECS_738_machine_learning/lab5/Lab 5.docx
+++ b/EECS_738_machine_learning/lab5/Lab 5.docx
@@ -2254,6 +2254,411 @@
           <w:lang w:val="en-US"/>
         </w:rPr>
         <w:t>8.</w:t>
+      </w:r>
+      <w:r>
+        <w:rPr>
+          <w:lang w:val="en-US"/>
+        </w:rPr>
+        <w:t xml:space="preserve"> This time,</w:t>
+      </w:r>
+      <w:r>
+        <w:rPr>
+          <w:lang w:val="en-US"/>
+        </w:rPr>
+        <w:t xml:space="preserve"> </w:t>
+      </w:r>
+      <w:r>
+        <w:rPr>
+          <w:lang w:val="en-US"/>
+        </w:rPr>
+        <w:t>the pooling layer is removed from the model architecture</w:t>
+      </w:r>
+      <w:r>
+        <w:rPr>
+          <w:lang w:val="en-US"/>
+        </w:rPr>
+        <w:t>, and we change back to 32 filters</w:t>
+      </w:r>
+      <w:r>
+        <w:rPr>
+          <w:lang w:val="en-US"/>
+        </w:rPr>
+        <w:t>.</w:t>
+      </w:r>
+      <w:r>
+        <w:rPr>
+          <w:lang w:val="en-US"/>
+        </w:rPr>
+        <w:t xml:space="preserve"> The comparison result is as below.</w:t>
+      </w:r>
+    </w:p>
+    <w:p>
+      <w:pPr>
+        <w:rPr>
+          <w:lang w:val="en-US"/>
+        </w:rPr>
+      </w:pPr>
+      <w:r>
+        <w:rPr>
+          <w:lang w:val="en-US"/>
+        </w:rPr>
+        <w:t xml:space="preserve"> </w:t>
+      </w:r>
+    </w:p>
+    <w:tbl>
+      <w:tblPr>
+        <w:tblStyle w:val="TableGrid"/>
+        <w:tblW w:w="0" w:type="auto"/>
+        <w:jc w:val="center"/>
+        <w:tblLook w:val="04A0" w:firstRow="1" w:lastRow="0" w:firstColumn="1" w:lastColumn="0" w:noHBand="0" w:noVBand="1"/>
+      </w:tblPr>
+      <w:tblGrid>
+        <w:gridCol w:w="1879"/>
+        <w:gridCol w:w="2091"/>
+        <w:gridCol w:w="2126"/>
+      </w:tblGrid>
+      <w:tr>
+        <w:trPr>
+          <w:jc w:val="center"/>
+        </w:trPr>
+        <w:tc>
+          <w:tcPr>
+            <w:tcW w:w="1879" w:type="dxa"/>
+          </w:tcPr>
+          <w:p>
+            <w:pPr>
+              <w:rPr>
+                <w:lang w:val="en-US"/>
+              </w:rPr>
+            </w:pPr>
+          </w:p>
+        </w:tc>
+        <w:tc>
+          <w:tcPr>
+            <w:tcW w:w="2091" w:type="dxa"/>
+          </w:tcPr>
+          <w:p>
+            <w:pPr>
+              <w:jc w:val="center"/>
+              <w:rPr>
+                <w:lang w:val="en-US"/>
+              </w:rPr>
+            </w:pPr>
+            <w:r>
+              <w:rPr>
+                <w:lang w:val="en-US"/>
+              </w:rPr>
+              <w:t>Accuracy</w:t>
+            </w:r>
+          </w:p>
+        </w:tc>
+        <w:tc>
+          <w:tcPr>
+            <w:tcW w:w="2126" w:type="dxa"/>
+          </w:tcPr>
+          <w:p>
+            <w:pPr>
+              <w:jc w:val="center"/>
+              <w:rPr>
+                <w:lang w:val="en-US"/>
+              </w:rPr>
+            </w:pPr>
+            <w:r>
+              <w:rPr>
+                <w:lang w:val="en-US"/>
+              </w:rPr>
+              <w:t>Training Time(s)</w:t>
+            </w:r>
+          </w:p>
+        </w:tc>
+      </w:tr>
+      <w:tr>
+        <w:trPr>
+          <w:jc w:val="center"/>
+        </w:trPr>
+        <w:tc>
+          <w:tcPr>
+            <w:tcW w:w="1879" w:type="dxa"/>
+          </w:tcPr>
+          <w:p>
+            <w:pPr>
+              <w:rPr>
+                <w:lang w:val="en-US"/>
+              </w:rPr>
+            </w:pPr>
+            <w:r>
+              <w:rPr>
+                <w:lang w:val="en-US"/>
+              </w:rPr>
+              <w:t>with pooling</w:t>
+            </w:r>
+          </w:p>
+        </w:tc>
+        <w:tc>
+          <w:tcPr>
+            <w:tcW w:w="2091" w:type="dxa"/>
+          </w:tcPr>
+          <w:p>
+            <w:pPr>
+              <w:jc w:val="center"/>
+              <w:rPr>
+                <w:lang w:val="en-US"/>
+              </w:rPr>
+            </w:pPr>
+            <w:r>
+              <w:rPr>
+                <w:lang w:val="en-US"/>
+              </w:rPr>
+              <w:t>.63</w:t>
+            </w:r>
+            <w:r>
+              <w:rPr>
+                <w:lang w:val="en-US"/>
+              </w:rPr>
+              <w:t>99</w:t>
+            </w:r>
+          </w:p>
+        </w:tc>
+        <w:tc>
+          <w:tcPr>
+            <w:tcW w:w="2126" w:type="dxa"/>
+          </w:tcPr>
+          <w:p>
+            <w:pPr>
+              <w:jc w:val="center"/>
+              <w:rPr>
+                <w:lang w:val="en-US"/>
+              </w:rPr>
+            </w:pPr>
+            <w:r>
+              <w:rPr>
+                <w:lang w:val="en-US"/>
+              </w:rPr>
+              <w:t>4498</w:t>
+            </w:r>
+          </w:p>
+        </w:tc>
+      </w:tr>
+      <w:tr>
+        <w:trPr>
+          <w:jc w:val="center"/>
+        </w:trPr>
+        <w:tc>
+          <w:tcPr>
+            <w:tcW w:w="1879" w:type="dxa"/>
+          </w:tcPr>
+          <w:p>
+            <w:pPr>
+              <w:rPr>
+                <w:lang w:val="en-US"/>
+              </w:rPr>
+            </w:pPr>
+            <w:r>
+              <w:rPr>
+                <w:lang w:val="en-US"/>
+              </w:rPr>
+              <w:t>without pooling</w:t>
+            </w:r>
+          </w:p>
+        </w:tc>
+        <w:tc>
+          <w:tcPr>
+            <w:tcW w:w="2091" w:type="dxa"/>
+          </w:tcPr>
+          <w:p>
+            <w:pPr>
+              <w:jc w:val="center"/>
+              <w:rPr>
+                <w:lang w:val="en-US"/>
+              </w:rPr>
+            </w:pPr>
+            <w:r>
+              <w:rPr>
+                <w:lang w:val="en-US"/>
+              </w:rPr>
+              <w:t>.</w:t>
+            </w:r>
+            <w:r>
+              <w:rPr>
+                <w:lang w:val="en-US"/>
+              </w:rPr>
+              <w:t>10</w:t>
+            </w:r>
+          </w:p>
+        </w:tc>
+        <w:tc>
+          <w:tcPr>
+            <w:tcW w:w="2126" w:type="dxa"/>
+          </w:tcPr>
+          <w:p>
+            <w:pPr>
+              <w:jc w:val="center"/>
+              <w:rPr>
+                <w:lang w:val="en-US"/>
+              </w:rPr>
+            </w:pPr>
+            <w:r>
+              <w:rPr>
+                <w:lang w:val="en-US"/>
+              </w:rPr>
+              <w:t>9560</w:t>
+            </w:r>
+          </w:p>
+        </w:tc>
+      </w:tr>
+    </w:tbl>
+    <w:p>
+      <w:pPr>
+        <w:rPr>
+          <w:lang w:val="en-US"/>
+        </w:rPr>
+      </w:pPr>
+    </w:p>
+    <w:p>
+      <w:pPr>
+        <w:rPr>
+          <w:rFonts w:hint="eastAsia"/>
+          <w:lang w:val="en-US"/>
+        </w:rPr>
+      </w:pPr>
+      <w:r>
+        <w:rPr>
+          <w:lang w:val="en-US"/>
+        </w:rPr>
+        <w:t xml:space="preserve">It’s </w:t>
+      </w:r>
+      <w:r>
+        <w:rPr>
+          <w:lang w:val="en-US"/>
+        </w:rPr>
+        <w:t xml:space="preserve">a </w:t>
+      </w:r>
+      <w:r>
+        <w:rPr>
+          <w:lang w:val="en-US"/>
+        </w:rPr>
+        <w:t xml:space="preserve">surprise to see such a drastic performance </w:t>
+      </w:r>
+      <w:r>
+        <w:rPr>
+          <w:lang w:val="en-US"/>
+        </w:rPr>
+        <w:t>drop</w:t>
+      </w:r>
+      <w:r>
+        <w:rPr>
+          <w:lang w:val="en-US"/>
+        </w:rPr>
+        <w:t xml:space="preserve"> when removing pooling layers.</w:t>
+      </w:r>
+      <w:r>
+        <w:rPr>
+          <w:lang w:val="en-US"/>
+        </w:rPr>
+        <w:t xml:space="preserve"> </w:t>
+      </w:r>
+      <w:r>
+        <w:rPr>
+          <w:lang w:val="en-US"/>
+        </w:rPr>
+        <w:t xml:space="preserve">The model just retains an accuracy at .10 and stops learning for each epoch. </w:t>
+      </w:r>
+      <w:r>
+        <w:rPr>
+          <w:lang w:val="en-US"/>
+        </w:rPr>
+        <w:t xml:space="preserve">To my understanding, </w:t>
+      </w:r>
+      <w:r>
+        <w:rPr>
+          <w:lang w:val="en-US"/>
+        </w:rPr>
+        <w:t xml:space="preserve">the pooling layer serves as an extraction filter that </w:t>
+      </w:r>
+      <w:r>
+        <w:rPr>
+          <w:rFonts w:hint="eastAsia"/>
+          <w:lang w:val="en-US"/>
+        </w:rPr>
+        <w:t>w</w:t>
+      </w:r>
+      <w:r>
+        <w:rPr>
+          <w:lang w:val="en-US"/>
+        </w:rPr>
+        <w:t>ipes away local perturbations</w:t>
+      </w:r>
+      <w:r>
+        <w:rPr>
+          <w:lang w:val="en-US"/>
+        </w:rPr>
+        <w:t>(such as by averaging, or min/maxing, etc.)</w:t>
+      </w:r>
+      <w:r>
+        <w:rPr>
+          <w:lang w:val="en-US"/>
+        </w:rPr>
+        <w:t xml:space="preserve"> to </w:t>
+      </w:r>
+      <w:r>
+        <w:rPr>
+          <w:lang w:val="en-US"/>
+        </w:rPr>
+        <w:t>enhance robustness.</w:t>
+      </w:r>
+      <w:r>
+        <w:rPr>
+          <w:lang w:val="en-US"/>
+        </w:rPr>
+        <w:t xml:space="preserve"> </w:t>
+      </w:r>
+      <w:r>
+        <w:rPr>
+          <w:lang w:val="en-US"/>
+        </w:rPr>
+        <w:t>It’s been an essential step for feature extraction before the dense layer.</w:t>
+      </w:r>
+      <w:r>
+        <w:rPr>
+          <w:lang w:val="en-US"/>
+        </w:rPr>
+        <w:t xml:space="preserve"> So when working without it, </w:t>
+      </w:r>
+      <w:r>
+        <w:rPr>
+          <w:lang w:val="en-US"/>
+        </w:rPr>
+        <w:t>the model would need to train a direct mapping between the convolutional filter outputs and the final labels</w:t>
+      </w:r>
+      <w:r>
+        <w:rPr>
+          <w:lang w:val="en-US"/>
+        </w:rPr>
+        <w:t xml:space="preserve">, which could be extremely hard due to </w:t>
+      </w:r>
+      <w:r>
+        <w:rPr>
+          <w:lang w:val="en-US"/>
+        </w:rPr>
+        <w:t xml:space="preserve">the </w:t>
+      </w:r>
+      <w:r>
+        <w:rPr>
+          <w:lang w:val="en-US"/>
+        </w:rPr>
+        <w:t xml:space="preserve">huge amount of </w:t>
+      </w:r>
+      <w:r>
+        <w:rPr>
+          <w:lang w:val="en-US"/>
+        </w:rPr>
+        <w:t>nonlinearity</w:t>
+      </w:r>
+      <w:r>
+        <w:rPr>
+          <w:lang w:val="en-US"/>
+        </w:rPr>
+        <w:t xml:space="preserve"> and noise existing in local pixels.</w:t>
       </w:r>
     </w:p>
     <w:p>

--- a/EECS_738_machine_learning/lab5/Lab 5.docx
+++ b/EECS_738_machine_learning/lab5/Lab 5.docx
@@ -2517,39 +2517,93 @@
     <w:p>
       <w:pPr>
         <w:rPr>
+          <w:lang w:val="en-US"/>
+        </w:rPr>
+      </w:pPr>
+      <w:r>
+        <w:rPr>
+          <w:lang w:val="en-US"/>
+        </w:rPr>
+        <w:t xml:space="preserve">It’s </w:t>
+      </w:r>
+      <w:r>
+        <w:rPr>
+          <w:lang w:val="en-US"/>
+        </w:rPr>
+        <w:t xml:space="preserve">a </w:t>
+      </w:r>
+      <w:r>
+        <w:rPr>
+          <w:lang w:val="en-US"/>
+        </w:rPr>
+        <w:t xml:space="preserve">surprise to see such a drastic performance </w:t>
+      </w:r>
+      <w:r>
+        <w:rPr>
+          <w:lang w:val="en-US"/>
+        </w:rPr>
+        <w:t>drop</w:t>
+      </w:r>
+      <w:r>
+        <w:rPr>
+          <w:lang w:val="en-US"/>
+        </w:rPr>
+        <w:t xml:space="preserve"> when removing pooling layers.</w:t>
+      </w:r>
+      <w:r>
+        <w:rPr>
+          <w:lang w:val="en-US"/>
+        </w:rPr>
+        <w:t xml:space="preserve"> </w:t>
+      </w:r>
+      <w:r>
+        <w:rPr>
+          <w:lang w:val="en-US"/>
+        </w:rPr>
+        <w:t xml:space="preserve">The model just retains an accuracy at .10 and stops learning for each epoch. </w:t>
+      </w:r>
+      <w:r>
+        <w:rPr>
+          <w:lang w:val="en-US"/>
+        </w:rPr>
+        <w:t xml:space="preserve">To my understanding, </w:t>
+      </w:r>
+      <w:r>
+        <w:rPr>
+          <w:lang w:val="en-US"/>
+        </w:rPr>
+        <w:t xml:space="preserve">the pooling layer serves as an extraction filter that </w:t>
+      </w:r>
+      <w:r>
+        <w:rPr>
           <w:rFonts w:hint="eastAsia"/>
           <w:lang w:val="en-US"/>
         </w:rPr>
-      </w:pPr>
-      <w:r>
-        <w:rPr>
-          <w:lang w:val="en-US"/>
-        </w:rPr>
-        <w:t xml:space="preserve">It’s </w:t>
-      </w:r>
-      <w:r>
-        <w:rPr>
-          <w:lang w:val="en-US"/>
-        </w:rPr>
-        <w:t xml:space="preserve">a </w:t>
-      </w:r>
-      <w:r>
-        <w:rPr>
-          <w:lang w:val="en-US"/>
-        </w:rPr>
-        <w:t xml:space="preserve">surprise to see such a drastic performance </w:t>
-      </w:r>
-      <w:r>
-        <w:rPr>
-          <w:lang w:val="en-US"/>
-        </w:rPr>
-        <w:t>drop</w:t>
-      </w:r>
-      <w:r>
-        <w:rPr>
-          <w:lang w:val="en-US"/>
-        </w:rPr>
-        <w:t xml:space="preserve"> when removing pooling layers.</w:t>
+        <w:t>w</w:t>
+      </w:r>
+      <w:r>
+        <w:rPr>
+          <w:lang w:val="en-US"/>
+        </w:rPr>
+        <w:t>ipes away local perturbations</w:t>
+      </w:r>
+      <w:r>
+        <w:rPr>
+          <w:lang w:val="en-US"/>
+        </w:rPr>
+        <w:t>(such as by averaging, or min/maxing, etc.)</w:t>
+      </w:r>
+      <w:r>
+        <w:rPr>
+          <w:lang w:val="en-US"/>
+        </w:rPr>
+        <w:t xml:space="preserve"> to </w:t>
+      </w:r>
+      <w:r>
+        <w:rPr>
+          <w:lang w:val="en-US"/>
+        </w:rPr>
+        <w:t>enhance robustness.</w:t>
       </w:r>
       <w:r>
         <w:rPr>
@@ -2561,104 +2615,241 @@
         <w:rPr>
           <w:lang w:val="en-US"/>
         </w:rPr>
-        <w:t xml:space="preserve">The model just retains an accuracy at .10 and stops learning for each epoch. </w:t>
-      </w:r>
-      <w:r>
-        <w:rPr>
-          <w:lang w:val="en-US"/>
-        </w:rPr>
-        <w:t xml:space="preserve">To my understanding, </w:t>
-      </w:r>
-      <w:r>
-        <w:rPr>
-          <w:lang w:val="en-US"/>
-        </w:rPr>
-        <w:t xml:space="preserve">the pooling layer serves as an extraction filter that </w:t>
-      </w:r>
-      <w:r>
+        <w:t>It’s been an essential step for feature extraction before the dense layer.</w:t>
+      </w:r>
+      <w:r>
+        <w:rPr>
+          <w:lang w:val="en-US"/>
+        </w:rPr>
+        <w:t xml:space="preserve"> So when working without it, </w:t>
+      </w:r>
+      <w:r>
+        <w:rPr>
+          <w:lang w:val="en-US"/>
+        </w:rPr>
+        <w:t>the model would need to train a direct mapping between the convolutional filter outputs and the final labels</w:t>
+      </w:r>
+      <w:r>
+        <w:rPr>
+          <w:lang w:val="en-US"/>
+        </w:rPr>
+        <w:t xml:space="preserve">, which could be extremely hard due to </w:t>
+      </w:r>
+      <w:r>
+        <w:rPr>
+          <w:lang w:val="en-US"/>
+        </w:rPr>
+        <w:t xml:space="preserve">the </w:t>
+      </w:r>
+      <w:r>
+        <w:rPr>
+          <w:lang w:val="en-US"/>
+        </w:rPr>
+        <w:t xml:space="preserve">huge amount of </w:t>
+      </w:r>
+      <w:r>
+        <w:rPr>
+          <w:lang w:val="en-US"/>
+        </w:rPr>
+        <w:t>nonlinearity</w:t>
+      </w:r>
+      <w:r>
+        <w:rPr>
+          <w:lang w:val="en-US"/>
+        </w:rPr>
+        <w:t xml:space="preserve"> and noise existing in local pixels.</w:t>
+      </w:r>
+    </w:p>
+    <w:p>
+      <w:pPr>
+        <w:rPr>
+          <w:lang w:val="en-US"/>
+        </w:rPr>
+      </w:pPr>
+      <w:r>
+        <w:rPr>
+          <w:lang w:val="en-US"/>
+        </w:rPr>
+        <w:lastRenderedPageBreak/>
+        <w:t xml:space="preserve">9. </w:t>
+      </w:r>
+      <w:r>
+        <w:rPr>
+          <w:lang w:val="en-US"/>
+        </w:rPr>
+        <w:t>The data augmentation</w:t>
+      </w:r>
+      <w:r>
+        <w:rPr>
+          <w:lang w:val="en-US"/>
+        </w:rPr>
+        <w:t xml:space="preserve"> has been run on the notebook, which was quite slow indeed.</w:t>
+      </w:r>
+      <w:r>
+        <w:rPr>
+          <w:lang w:val="en-US"/>
+        </w:rPr>
+        <w:t xml:space="preserve"> </w:t>
+      </w:r>
+      <w:r>
+        <w:rPr>
+          <w:lang w:val="en-US"/>
+        </w:rPr>
+        <w:t>The d</w:t>
+      </w:r>
+      <w:r>
+        <w:rPr>
+          <w:lang w:val="en-US"/>
+        </w:rPr>
+        <w:t xml:space="preserve">ata augmentation generates some images based on the training set on the fly, including </w:t>
+      </w:r>
+      <w:r>
+        <w:rPr>
+          <w:lang w:val="en-US"/>
+        </w:rPr>
+        <w:t xml:space="preserve">image </w:t>
+      </w:r>
+      <w:r>
+        <w:rPr>
+          <w:lang w:val="en-US"/>
+        </w:rPr>
+        <w:t xml:space="preserve">transformations </w:t>
+      </w:r>
+      <w:r>
+        <w:rPr>
+          <w:lang w:val="en-US"/>
+        </w:rPr>
+        <w:t>such as</w:t>
+      </w:r>
+      <w:r>
+        <w:rPr>
+          <w:lang w:val="en-US"/>
+        </w:rPr>
+        <w:t xml:space="preserve"> </w:t>
+      </w:r>
+      <w:r>
+        <w:rPr>
+          <w:lang w:val="en-US"/>
+        </w:rPr>
+        <w:t>flipping, rotation, resizing, shearing, etc.</w:t>
+      </w:r>
+      <w:r>
+        <w:rPr>
+          <w:lang w:val="en-US"/>
+        </w:rPr>
+        <w:t>, and feed</w:t>
+      </w:r>
+      <w:r>
+        <w:rPr>
+          <w:lang w:val="en-US"/>
+        </w:rPr>
+        <w:t>s</w:t>
+      </w:r>
+      <w:r>
+        <w:rPr>
+          <w:lang w:val="en-US"/>
+        </w:rPr>
+        <w:t xml:space="preserve"> these generated images into the model to increase its ability of generalization.</w:t>
+      </w:r>
+    </w:p>
+    <w:p>
+      <w:pPr>
+        <w:rPr>
+          <w:lang w:val="en-US"/>
+        </w:rPr>
+      </w:pPr>
+      <w:r>
+        <w:rPr>
+          <w:lang w:val="en-US"/>
+        </w:rPr>
+        <w:t xml:space="preserve">The performance rises to .802 after </w:t>
+      </w:r>
+      <w:r>
+        <w:rPr>
+          <w:lang w:val="en-US"/>
+        </w:rPr>
+        <w:t>4</w:t>
+      </w:r>
+      <w:r>
+        <w:rPr>
+          <w:lang w:val="en-US"/>
+        </w:rPr>
+        <w:t>0 epochs</w:t>
+      </w:r>
+      <w:r>
+        <w:rPr>
+          <w:lang w:val="en-US"/>
+        </w:rPr>
+        <w:t>’</w:t>
+      </w:r>
+      <w:r>
+        <w:rPr>
+          <w:lang w:val="en-US"/>
+        </w:rPr>
+        <w:t xml:space="preserve"> training</w:t>
+      </w:r>
+      <w:r>
+        <w:rPr>
+          <w:lang w:val="en-US"/>
+        </w:rPr>
+        <w:t>. Also, the training accuracy has been quite close to the validation accuracy, where validation accuracy has been a little bit higher than training accuracy</w:t>
+      </w:r>
+      <w:r>
+        <w:rPr>
+          <w:lang w:val="en-US"/>
+        </w:rPr>
+        <w:t xml:space="preserve"> for many epochs.</w:t>
+      </w:r>
+      <w:r>
+        <w:rPr>
+          <w:lang w:val="en-US"/>
+        </w:rPr>
+        <w:t xml:space="preserve"> </w:t>
+      </w:r>
+      <w:r>
+        <w:rPr>
+          <w:lang w:val="en-US"/>
+        </w:rPr>
+        <w:t>This illustrates that d</w:t>
+      </w:r>
+      <w:r>
+        <w:rPr>
+          <w:lang w:val="en-US"/>
+        </w:rPr>
+        <w:t>ata augmentation really works for this case, and hugely enhances the model’s generalization capability</w:t>
+      </w:r>
+      <w:r>
+        <w:rPr>
+          <w:lang w:val="en-US"/>
+        </w:rPr>
+        <w:t xml:space="preserve"> on unseen images</w:t>
+      </w:r>
+      <w:r>
+        <w:rPr>
+          <w:lang w:val="en-US"/>
+        </w:rPr>
+        <w:t>.</w:t>
+      </w:r>
+    </w:p>
+    <w:p>
+      <w:pPr>
+        <w:rPr>
+          <w:lang w:val="en-US"/>
+        </w:rPr>
+      </w:pPr>
+    </w:p>
+    <w:p>
+      <w:pPr>
         <w:rPr>
           <w:rFonts w:hint="eastAsia"/>
           <w:lang w:val="en-US"/>
         </w:rPr>
-        <w:t>w</w:t>
-      </w:r>
-      <w:r>
-        <w:rPr>
-          <w:lang w:val="en-US"/>
-        </w:rPr>
-        <w:t>ipes away local perturbations</w:t>
-      </w:r>
-      <w:r>
-        <w:rPr>
-          <w:lang w:val="en-US"/>
-        </w:rPr>
-        <w:t>(such as by averaging, or min/maxing, etc.)</w:t>
-      </w:r>
-      <w:r>
-        <w:rPr>
-          <w:lang w:val="en-US"/>
-        </w:rPr>
-        <w:t xml:space="preserve"> to </w:t>
-      </w:r>
-      <w:r>
-        <w:rPr>
-          <w:lang w:val="en-US"/>
-        </w:rPr>
-        <w:t>enhance robustness.</w:t>
-      </w:r>
-      <w:r>
-        <w:rPr>
-          <w:lang w:val="en-US"/>
-        </w:rPr>
-        <w:t xml:space="preserve"> </w:t>
-      </w:r>
-      <w:r>
-        <w:rPr>
-          <w:lang w:val="en-US"/>
-        </w:rPr>
-        <w:t>It’s been an essential step for feature extraction before the dense layer.</w:t>
-      </w:r>
-      <w:r>
-        <w:rPr>
-          <w:lang w:val="en-US"/>
-        </w:rPr>
-        <w:t xml:space="preserve"> So when working without it, </w:t>
-      </w:r>
-      <w:r>
-        <w:rPr>
-          <w:lang w:val="en-US"/>
-        </w:rPr>
-        <w:t>the model would need to train a direct mapping between the convolutional filter outputs and the final labels</w:t>
-      </w:r>
-      <w:r>
-        <w:rPr>
-          <w:lang w:val="en-US"/>
-        </w:rPr>
-        <w:t xml:space="preserve">, which could be extremely hard due to </w:t>
-      </w:r>
-      <w:r>
-        <w:rPr>
-          <w:lang w:val="en-US"/>
-        </w:rPr>
-        <w:t xml:space="preserve">the </w:t>
-      </w:r>
-      <w:r>
-        <w:rPr>
-          <w:lang w:val="en-US"/>
-        </w:rPr>
-        <w:t xml:space="preserve">huge amount of </w:t>
-      </w:r>
-      <w:r>
-        <w:rPr>
-          <w:lang w:val="en-US"/>
-        </w:rPr>
-        <w:t>nonlinearity</w:t>
-      </w:r>
-      <w:r>
-        <w:rPr>
-          <w:lang w:val="en-US"/>
-        </w:rPr>
-        <w:t xml:space="preserve"> and noise existing in local pixels.</w:t>
+      </w:pPr>
+      <w:r>
+        <w:rPr>
+          <w:lang w:val="en-US"/>
+        </w:rPr>
+        <w:t xml:space="preserve">10. </w:t>
       </w:r>
     </w:p>
     <w:p>
@@ -2668,55 +2859,6 @@
           <w:lang w:val="en-US"/>
         </w:rPr>
       </w:pPr>
-      <w:r>
-        <w:rPr>
-          <w:rFonts w:hint="eastAsia"/>
-          <w:noProof/>
-          <w:lang w:val="en-US"/>
-        </w:rPr>
-        <w:lastRenderedPageBreak/>
-        <w:drawing>
-          <wp:inline distT="0" distB="0" distL="0" distR="0">
-            <wp:extent cx="3471333" cy="5223510"/>
-            <wp:effectExtent l="0" t="0" r="0" b="0"/>
-            <wp:docPr id="3" name="Picture 3"/>
-            <wp:cNvGraphicFramePr>
-              <a:graphicFrameLocks xmlns:a="http://schemas.openxmlformats.org/drawingml/2006/main" noChangeAspect="1"/>
-            </wp:cNvGraphicFramePr>
-            <a:graphic xmlns:a="http://schemas.openxmlformats.org/drawingml/2006/main">
-              <a:graphicData uri="http://schemas.openxmlformats.org/drawingml/2006/picture">
-                <pic:pic xmlns:pic="http://schemas.openxmlformats.org/drawingml/2006/picture">
-                  <pic:nvPicPr>
-                    <pic:cNvPr id="3" name="resnet_10.png"/>
-                    <pic:cNvPicPr/>
-                  </pic:nvPicPr>
-                  <pic:blipFill>
-                    <a:blip r:embed="rId7">
-                      <a:extLst>
-                        <a:ext uri="{28A0092B-C50C-407E-A947-70E740481C1C}">
-                          <a14:useLocalDpi xmlns:a14="http://schemas.microsoft.com/office/drawing/2010/main" val="0"/>
-                        </a:ext>
-                      </a:extLst>
-                    </a:blip>
-                    <a:stretch>
-                      <a:fillRect/>
-                    </a:stretch>
-                  </pic:blipFill>
-                  <pic:spPr>
-                    <a:xfrm>
-                      <a:off x="0" y="0"/>
-                      <a:ext cx="3489563" cy="5250942"/>
-                    </a:xfrm>
-                    <a:prstGeom prst="rect">
-                      <a:avLst/>
-                    </a:prstGeom>
-                  </pic:spPr>
-                </pic:pic>
-              </a:graphicData>
-            </a:graphic>
-          </wp:inline>
-        </w:drawing>
-      </w:r>
     </w:p>
     <w:p>
       <w:pPr>
@@ -3275,7 +3417,6 @@
               <w:rPr>
                 <w:lang w:val="en-US"/>
               </w:rPr>
-              <w:lastRenderedPageBreak/>
               <w:t>MNIST</w:t>
             </w:r>
           </w:p>
@@ -3833,7 +3974,14 @@
         <w:rPr>
           <w:lang w:val="en-US"/>
         </w:rPr>
-        <w:t>The skip connections added with residual blocks makes a closer fit of the training data by enabling f(x) + x.</w:t>
+        <w:t xml:space="preserve">The skip connections </w:t>
+      </w:r>
+      <w:r>
+        <w:rPr>
+          <w:lang w:val="en-US"/>
+        </w:rPr>
+        <w:lastRenderedPageBreak/>
+        <w:t>added with residual blocks makes a closer fit of the training data by enabling f(x) + x.</w:t>
       </w:r>
       <w:r>
         <w:rPr>
@@ -4188,7 +4336,6 @@
         <w:rPr>
           <w:lang w:val="en-US"/>
         </w:rPr>
-        <w:lastRenderedPageBreak/>
         <w:t>Besides, theoretically</w:t>
       </w:r>
       <w:r>

--- a/EECS_738_machine_learning/lab5/Lab 5.docx
+++ b/EECS_738_machine_learning/lab5/Lab 5.docx
@@ -2841,7 +2841,6 @@
     <w:p>
       <w:pPr>
         <w:rPr>
-          <w:rFonts w:hint="eastAsia"/>
           <w:lang w:val="en-US"/>
         </w:rPr>
       </w:pPr>
@@ -2851,100 +2850,23 @@
         </w:rPr>
         <w:t xml:space="preserve">10. </w:t>
       </w:r>
-    </w:p>
-    <w:p>
-      <w:pPr>
-        <w:jc w:val="center"/>
-        <w:rPr>
-          <w:lang w:val="en-US"/>
-        </w:rPr>
-      </w:pPr>
-    </w:p>
-    <w:p>
-      <w:pPr>
-        <w:rPr>
-          <w:lang w:val="en-US"/>
-        </w:rPr>
-      </w:pPr>
-      <w:r>
-        <w:rPr>
-          <w:lang w:val="en-US"/>
-        </w:rPr>
-        <w:t>The 10-layer ResNet</w:t>
-      </w:r>
-      <w:r>
-        <w:rPr>
-          <w:lang w:val="en-US"/>
-        </w:rPr>
-        <w:t xml:space="preserve"> reaches an accuracy of .9958</w:t>
-      </w:r>
-      <w:r>
-        <w:rPr>
-          <w:lang w:val="en-US"/>
-        </w:rPr>
-        <w:t>(0.06% lower)</w:t>
-      </w:r>
-      <w:r>
-        <w:rPr>
-          <w:lang w:val="en-US"/>
-        </w:rPr>
-        <w:t>, but it took 938s(108% higher).</w:t>
-      </w:r>
-      <w:r>
-        <w:rPr>
-          <w:lang w:val="en-US"/>
-        </w:rPr>
-        <w:t xml:space="preserve"> For this problem, given th</w:t>
-      </w:r>
-      <w:r>
-        <w:rPr>
-          <w:lang w:val="en-US"/>
-        </w:rPr>
-        <w:t xml:space="preserve">is magnitude of accuracy difference, the 3-layer net will be preferred </w:t>
-      </w:r>
-      <w:r>
-        <w:rPr>
-          <w:lang w:val="en-US"/>
-        </w:rPr>
-        <w:t>since it halved the training time.</w:t>
-      </w:r>
-      <w:r>
-        <w:rPr>
-          <w:lang w:val="en-US"/>
-        </w:rPr>
-        <w:t xml:space="preserve"> </w:t>
-      </w:r>
-    </w:p>
-    <w:p>
-      <w:pPr>
-        <w:rPr>
-          <w:lang w:val="en-US"/>
-        </w:rPr>
-      </w:pPr>
-    </w:p>
-    <w:p>
-      <w:pPr>
-        <w:rPr>
-          <w:lang w:val="en-US"/>
-        </w:rPr>
-      </w:pPr>
-      <w:r>
-        <w:rPr>
-          <w:lang w:val="en-US"/>
-        </w:rPr>
-        <w:t xml:space="preserve">4. </w:t>
-      </w:r>
-      <w:r>
-        <w:rPr>
-          <w:lang w:val="en-US"/>
-        </w:rPr>
-        <w:t xml:space="preserve">Both the 1-skip and the 3-skip ResNet were implemented, </w:t>
-      </w:r>
-      <w:r>
-        <w:rPr>
-          <w:lang w:val="en-US"/>
-        </w:rPr>
-        <w:t>and below are their comparison in summary.</w:t>
+      <w:r>
+        <w:rPr>
+          <w:lang w:val="en-US"/>
+        </w:rPr>
+        <w:t>Now a CNN ResNet has been constructed for the two datasets.</w:t>
+      </w:r>
+      <w:r>
+        <w:rPr>
+          <w:lang w:val="en-US"/>
+        </w:rPr>
+        <w:t xml:space="preserve"> The ResNet contains 19 layers. </w:t>
+      </w:r>
+      <w:r>
+        <w:rPr>
+          <w:lang w:val="en-US"/>
+        </w:rPr>
+        <w:t>The comparisons are summarized below.</w:t>
       </w:r>
     </w:p>
     <w:tbl>
@@ -2965,8 +2887,8 @@
           </w:tcPr>
           <w:p>
             <w:pPr>
-              <w:jc w:val="center"/>
-              <w:rPr>
+              <w:rPr>
+                <w:rFonts w:hint="eastAsia"/>
                 <w:lang w:val="en-US"/>
               </w:rPr>
             </w:pPr>
@@ -2980,6 +2902,7 @@
             <w:pPr>
               <w:jc w:val="center"/>
               <w:rPr>
+                <w:rFonts w:hint="eastAsia"/>
                 <w:lang w:val="en-US"/>
               </w:rPr>
             </w:pPr>
@@ -2999,6 +2922,7 @@
             <w:pPr>
               <w:jc w:val="center"/>
               <w:rPr>
+                <w:rFonts w:hint="eastAsia"/>
                 <w:lang w:val="en-US"/>
               </w:rPr>
             </w:pPr>
@@ -3006,7 +2930,7 @@
               <w:rPr>
                 <w:lang w:val="en-US"/>
               </w:rPr>
-              <w:t>Training time</w:t>
+              <w:t>Training Time</w:t>
             </w:r>
             <w:r>
               <w:rPr>
@@ -3024,8 +2948,8 @@
           </w:tcPr>
           <w:p>
             <w:pPr>
-              <w:jc w:val="center"/>
-              <w:rPr>
+              <w:rPr>
+                <w:rFonts w:hint="eastAsia"/>
                 <w:lang w:val="en-US"/>
               </w:rPr>
             </w:pPr>
@@ -3033,7 +2957,7 @@
               <w:rPr>
                 <w:lang w:val="en-US"/>
               </w:rPr>
-              <w:t>1-skip ResNet</w:t>
+              <w:t>MLP for CIFAR-10</w:t>
             </w:r>
           </w:p>
         </w:tc>
@@ -3045,6 +2969,7 @@
             <w:pPr>
               <w:jc w:val="center"/>
               <w:rPr>
+                <w:rFonts w:hint="eastAsia"/>
                 <w:lang w:val="en-US"/>
               </w:rPr>
             </w:pPr>
@@ -3052,7 +2977,7 @@
               <w:rPr>
                 <w:lang w:val="en-US"/>
               </w:rPr>
-              <w:t>.9961</w:t>
+              <w:t>.497</w:t>
             </w:r>
           </w:p>
         </w:tc>
@@ -3064,6 +2989,7 @@
             <w:pPr>
               <w:jc w:val="center"/>
               <w:rPr>
+                <w:rFonts w:hint="eastAsia"/>
                 <w:lang w:val="en-US"/>
               </w:rPr>
             </w:pPr>
@@ -3071,7 +2997,7 @@
               <w:rPr>
                 <w:lang w:val="en-US"/>
               </w:rPr>
-              <w:t>279</w:t>
+              <w:t>104</w:t>
             </w:r>
           </w:p>
         </w:tc>
@@ -3083,8 +3009,8 @@
           </w:tcPr>
           <w:p>
             <w:pPr>
-              <w:jc w:val="center"/>
-              <w:rPr>
+              <w:rPr>
+                <w:rFonts w:hint="eastAsia"/>
                 <w:lang w:val="en-US"/>
               </w:rPr>
             </w:pPr>
@@ -3092,7 +3018,13 @@
               <w:rPr>
                 <w:lang w:val="en-US"/>
               </w:rPr>
-              <w:t>2-skip ResNet</w:t>
+              <w:t>MLP for CIFAR-10</w:t>
+            </w:r>
+            <w:r>
+              <w:rPr>
+                <w:lang w:val="en-US"/>
+              </w:rPr>
+              <w:t>0</w:t>
             </w:r>
           </w:p>
         </w:tc>
@@ -3104,6 +3036,7 @@
             <w:pPr>
               <w:jc w:val="center"/>
               <w:rPr>
+                <w:rFonts w:hint="eastAsia"/>
                 <w:lang w:val="en-US"/>
               </w:rPr>
             </w:pPr>
@@ -3111,7 +3044,7 @@
               <w:rPr>
                 <w:lang w:val="en-US"/>
               </w:rPr>
-              <w:t>.9964</w:t>
+              <w:t>.196</w:t>
             </w:r>
           </w:p>
         </w:tc>
@@ -3123,6 +3056,7 @@
             <w:pPr>
               <w:jc w:val="center"/>
               <w:rPr>
+                <w:rFonts w:hint="eastAsia"/>
                 <w:lang w:val="en-US"/>
               </w:rPr>
             </w:pPr>
@@ -3130,7 +3064,7 @@
               <w:rPr>
                 <w:lang w:val="en-US"/>
               </w:rPr>
-              <w:t>450</w:t>
+              <w:t>113</w:t>
             </w:r>
           </w:p>
         </w:tc>
@@ -3142,7 +3076,6 @@
           </w:tcPr>
           <w:p>
             <w:pPr>
-              <w:jc w:val="center"/>
               <w:rPr>
                 <w:lang w:val="en-US"/>
               </w:rPr>
@@ -3151,7 +3084,7 @@
               <w:rPr>
                 <w:lang w:val="en-US"/>
               </w:rPr>
-              <w:t>3-skip ResNet</w:t>
+              <w:t>CNN ResNet for CIFAR-10</w:t>
             </w:r>
           </w:p>
         </w:tc>
@@ -3163,15 +3096,10 @@
             <w:pPr>
               <w:jc w:val="center"/>
               <w:rPr>
+                <w:rFonts w:hint="eastAsia"/>
                 <w:lang w:val="en-US"/>
               </w:rPr>
             </w:pPr>
-            <w:r>
-              <w:rPr>
-                <w:lang w:val="en-US"/>
-              </w:rPr>
-              <w:t>.9959</w:t>
-            </w:r>
           </w:p>
         </w:tc>
         <w:tc>
@@ -3182,6 +3110,7 @@
             <w:pPr>
               <w:jc w:val="center"/>
               <w:rPr>
+                <w:rFonts w:hint="eastAsia"/>
                 <w:lang w:val="en-US"/>
               </w:rPr>
             </w:pPr>
@@ -3189,214 +3118,19 @@
               <w:rPr>
                 <w:lang w:val="en-US"/>
               </w:rPr>
-              <w:t>772</w:t>
-            </w:r>
-          </w:p>
-        </w:tc>
-      </w:tr>
-    </w:tbl>
-    <w:p>
-      <w:pPr>
-        <w:rPr>
-          <w:lang w:val="en-US"/>
-        </w:rPr>
-      </w:pPr>
-    </w:p>
-    <w:p>
-      <w:pPr>
-        <w:rPr>
-          <w:lang w:val="en-US"/>
-        </w:rPr>
-      </w:pPr>
-      <w:r>
-        <w:rPr>
-          <w:lang w:val="en-US"/>
-        </w:rPr>
-        <w:t xml:space="preserve">The 3-skip ResNet uses 177% more time to train than the 1-skip ResNet, since </w:t>
-      </w:r>
-      <w:r>
-        <w:rPr>
-          <w:lang w:val="en-US"/>
-        </w:rPr>
-        <w:t xml:space="preserve">there’re more layers in a residual block, more weights </w:t>
-      </w:r>
-      <w:r>
-        <w:rPr>
-          <w:lang w:val="en-US"/>
-        </w:rPr>
-        <w:t xml:space="preserve">need </w:t>
-      </w:r>
-      <w:r>
-        <w:rPr>
-          <w:lang w:val="en-US"/>
-        </w:rPr>
-        <w:t>to</w:t>
-      </w:r>
-      <w:r>
-        <w:rPr>
-          <w:lang w:val="en-US"/>
-        </w:rPr>
-        <w:t xml:space="preserve"> be</w:t>
-      </w:r>
-      <w:r>
-        <w:rPr>
-          <w:lang w:val="en-US"/>
-        </w:rPr>
-        <w:t xml:space="preserve"> update</w:t>
-      </w:r>
-      <w:r>
-        <w:rPr>
-          <w:lang w:val="en-US"/>
-        </w:rPr>
-        <w:t>d</w:t>
-      </w:r>
-      <w:r>
-        <w:rPr>
-          <w:lang w:val="en-US"/>
-        </w:rPr>
-        <w:t xml:space="preserve"> in </w:t>
-      </w:r>
-      <w:r>
-        <w:rPr>
-          <w:lang w:val="en-US"/>
-        </w:rPr>
-        <w:t xml:space="preserve">both </w:t>
-      </w:r>
-      <w:r>
-        <w:rPr>
-          <w:lang w:val="en-US"/>
-        </w:rPr>
-        <w:t>forward and backward propagation.</w:t>
-      </w:r>
-      <w:r>
-        <w:rPr>
-          <w:lang w:val="en-US"/>
-        </w:rPr>
-        <w:t xml:space="preserve"> While consuming more neurons and time to train, the 3-skip net does not outperform the 1-skip one in this dataset.</w:t>
-      </w:r>
-      <w:r>
-        <w:rPr>
-          <w:lang w:val="en-US"/>
-        </w:rPr>
-        <w:t xml:space="preserve"> I guess it’s due to the characteristic of the MNIST dataset. More skip connections will </w:t>
-      </w:r>
-      <w:r>
-        <w:rPr>
-          <w:lang w:val="en-US"/>
-        </w:rPr>
-        <w:t>provide more magic in some more complicated scenarios.</w:t>
-      </w:r>
-    </w:p>
-    <w:p>
-      <w:pPr>
-        <w:rPr>
-          <w:lang w:val="en-US"/>
-        </w:rPr>
-      </w:pPr>
-    </w:p>
-    <w:p>
-      <w:pPr>
-        <w:rPr>
-          <w:lang w:val="en-US"/>
-        </w:rPr>
-      </w:pPr>
-      <w:r>
-        <w:rPr>
-          <w:lang w:val="en-US"/>
-        </w:rPr>
-        <w:t xml:space="preserve">5. </w:t>
-      </w:r>
-      <w:r>
-        <w:rPr>
-          <w:lang w:val="en-US"/>
-        </w:rPr>
-        <w:t>Finally welcome to the CIFAR-10 dat</w:t>
-      </w:r>
-      <w:r>
-        <w:rPr>
-          <w:lang w:val="en-US"/>
-        </w:rPr>
-        <w:t>a</w:t>
-      </w:r>
-      <w:r>
-        <w:rPr>
-          <w:lang w:val="en-US"/>
-        </w:rPr>
-        <w:t>set.</w:t>
-      </w:r>
-      <w:r>
-        <w:rPr>
-          <w:lang w:val="en-US"/>
-        </w:rPr>
-        <w:t xml:space="preserve"> First apply a baseline-like model for testing.</w:t>
-      </w:r>
-      <w:r>
-        <w:rPr>
-          <w:lang w:val="en-US"/>
-        </w:rPr>
-        <w:t xml:space="preserve"> The comparison is summarized below.</w:t>
-      </w:r>
-    </w:p>
-    <w:tbl>
-      <w:tblPr>
-        <w:tblStyle w:val="TableGrid"/>
-        <w:tblW w:w="0" w:type="auto"/>
-        <w:tblLook w:val="04A0" w:firstRow="1" w:lastRow="0" w:firstColumn="1" w:lastColumn="0" w:noHBand="0" w:noVBand="1"/>
-      </w:tblPr>
-      <w:tblGrid>
-        <w:gridCol w:w="3003"/>
-        <w:gridCol w:w="3003"/>
-        <w:gridCol w:w="3004"/>
-      </w:tblGrid>
-      <w:tr>
-        <w:tc>
-          <w:tcPr>
-            <w:tcW w:w="3003" w:type="dxa"/>
-          </w:tcPr>
-          <w:p>
-            <w:pPr>
-              <w:jc w:val="center"/>
-              <w:rPr>
-                <w:lang w:val="en-US"/>
-              </w:rPr>
-            </w:pPr>
-          </w:p>
-        </w:tc>
-        <w:tc>
-          <w:tcPr>
-            <w:tcW w:w="3003" w:type="dxa"/>
-          </w:tcPr>
-          <w:p>
-            <w:pPr>
-              <w:jc w:val="center"/>
-              <w:rPr>
-                <w:lang w:val="en-US"/>
-              </w:rPr>
-            </w:pPr>
-            <w:r>
-              <w:rPr>
-                <w:lang w:val="en-US"/>
-              </w:rPr>
-              <w:t>Accuracy</w:t>
-            </w:r>
-          </w:p>
-        </w:tc>
-        <w:tc>
-          <w:tcPr>
-            <w:tcW w:w="3004" w:type="dxa"/>
-          </w:tcPr>
-          <w:p>
-            <w:pPr>
-              <w:jc w:val="center"/>
-              <w:rPr>
-                <w:lang w:val="en-US"/>
-              </w:rPr>
-            </w:pPr>
-            <w:r>
-              <w:rPr>
-                <w:lang w:val="en-US"/>
-              </w:rPr>
-              <w:t>Training time(s)</w:t>
+              <w:t>4</w:t>
+            </w:r>
+            <w:r>
+              <w:rPr>
+                <w:lang w:val="en-US"/>
+              </w:rPr>
+              <w:t>1</w:t>
+            </w:r>
+            <w:r>
+              <w:rPr>
+                <w:lang w:val="en-US"/>
+              </w:rPr>
+              <w:t>98</w:t>
             </w:r>
           </w:p>
         </w:tc>
@@ -3408,7 +3142,6 @@
           </w:tcPr>
           <w:p>
             <w:pPr>
-              <w:jc w:val="center"/>
               <w:rPr>
                 <w:lang w:val="en-US"/>
               </w:rPr>
@@ -3417,7 +3150,7 @@
               <w:rPr>
                 <w:lang w:val="en-US"/>
               </w:rPr>
-              <w:t>MNIST</w:t>
+              <w:t>CNN ResNet for CIFAR-100</w:t>
             </w:r>
           </w:p>
         </w:tc>
@@ -3429,6 +3162,7 @@
             <w:pPr>
               <w:jc w:val="center"/>
               <w:rPr>
+                <w:rFonts w:hint="eastAsia"/>
                 <w:lang w:val="en-US"/>
               </w:rPr>
             </w:pPr>
@@ -3436,7 +3170,13 @@
               <w:rPr>
                 <w:lang w:val="en-US"/>
               </w:rPr>
-              <w:t>.9760</w:t>
+              <w:t>.</w:t>
+            </w:r>
+            <w:r>
+              <w:rPr>
+                <w:lang w:val="en-US"/>
+              </w:rPr>
+              <w:t>991</w:t>
             </w:r>
           </w:p>
         </w:tc>
@@ -3448,6 +3188,7 @@
             <w:pPr>
               <w:jc w:val="center"/>
               <w:rPr>
+                <w:rFonts w:hint="eastAsia"/>
                 <w:lang w:val="en-US"/>
               </w:rPr>
             </w:pPr>
@@ -3455,7 +3196,7 @@
               <w:rPr>
                 <w:lang w:val="en-US"/>
               </w:rPr>
-              <w:t>104</w:t>
+              <w:t>4498</w:t>
             </w:r>
           </w:p>
         </w:tc>
@@ -3467,7 +3208,6 @@
           </w:tcPr>
           <w:p>
             <w:pPr>
-              <w:jc w:val="center"/>
               <w:rPr>
                 <w:lang w:val="en-US"/>
               </w:rPr>
@@ -3476,7 +3216,7 @@
               <w:rPr>
                 <w:lang w:val="en-US"/>
               </w:rPr>
-              <w:t>CIFAR-10</w:t>
+              <w:t xml:space="preserve">MLP ResNet for CIFAR-10 </w:t>
             </w:r>
           </w:p>
         </w:tc>
@@ -3488,6 +3228,7 @@
             <w:pPr>
               <w:jc w:val="center"/>
               <w:rPr>
+                <w:rFonts w:hint="eastAsia"/>
                 <w:lang w:val="en-US"/>
               </w:rPr>
             </w:pPr>
@@ -3495,7 +3236,13 @@
               <w:rPr>
                 <w:lang w:val="en-US"/>
               </w:rPr>
-              <w:t>.4905</w:t>
+              <w:t>.</w:t>
+            </w:r>
+            <w:r>
+              <w:rPr>
+                <w:lang w:val="en-US"/>
+              </w:rPr>
+              <w:t>910</w:t>
             </w:r>
           </w:p>
         </w:tc>
@@ -3507,6 +3254,7 @@
             <w:pPr>
               <w:jc w:val="center"/>
               <w:rPr>
+                <w:rFonts w:hint="eastAsia"/>
                 <w:lang w:val="en-US"/>
               </w:rPr>
             </w:pPr>
@@ -3514,7 +3262,7 @@
               <w:rPr>
                 <w:lang w:val="en-US"/>
               </w:rPr>
-              <w:t>315</w:t>
+              <w:t>725</w:t>
             </w:r>
           </w:p>
         </w:tc>
@@ -3526,42 +3274,109 @@
           <w:lang w:val="en-US"/>
         </w:rPr>
       </w:pPr>
+    </w:p>
+    <w:p>
+      <w:pPr>
+        <w:rPr>
+          <w:lang w:val="en-US"/>
+        </w:rPr>
+      </w:pPr>
+      <w:r>
+        <w:rPr>
+          <w:lang w:val="en-US"/>
+        </w:rPr>
+        <w:t xml:space="preserve">The CNN ResNet </w:t>
+      </w:r>
+      <w:r>
+        <w:rPr>
+          <w:lang w:val="en-US"/>
+        </w:rPr>
+        <w:t>further improves the performance</w:t>
+      </w:r>
       <w:r>
         <w:rPr>
           <w:lang w:val="en-US"/>
         </w:rPr>
         <w:t xml:space="preserve"> </w:t>
       </w:r>
-    </w:p>
-    <w:p>
-      <w:pPr>
-        <w:rPr>
-          <w:lang w:val="en-US"/>
-        </w:rPr>
-      </w:pPr>
-      <w:r>
-        <w:rPr>
-          <w:lang w:val="en-US"/>
-        </w:rPr>
-        <w:t xml:space="preserve">The baseline model barely works for the CIFAR dataset. </w:t>
-      </w:r>
-      <w:r>
-        <w:rPr>
-          <w:lang w:val="en-US"/>
-        </w:rPr>
-        <w:t xml:space="preserve">Since the mapping between input and output goes far more complicated. Simply stacking dense layers </w:t>
-      </w:r>
-      <w:r>
-        <w:rPr>
-          <w:lang w:val="en-US"/>
-        </w:rPr>
-        <w:t>can</w:t>
-      </w:r>
-      <w:r>
-        <w:rPr>
-          <w:lang w:val="en-US"/>
-        </w:rPr>
-        <w:t xml:space="preserve"> no longer</w:t>
+      <w:r>
+        <w:rPr>
+          <w:lang w:val="en-US"/>
+        </w:rPr>
+        <w:t>for CIFAR-10()</w:t>
+      </w:r>
+      <w:r>
+        <w:rPr>
+          <w:lang w:val="en-US"/>
+        </w:rPr>
+        <w:t xml:space="preserve"> and for CIFAR-100(</w:t>
+      </w:r>
+      <w:r>
+        <w:rPr>
+          <w:lang w:val="en-US"/>
+        </w:rPr>
+        <w:t>186%</w:t>
+      </w:r>
+      <w:r>
+        <w:rPr>
+          <w:lang w:val="en-US"/>
+        </w:rPr>
+        <w:sym w:font="Symbol" w:char="F0AD"/>
+      </w:r>
+      <w:r>
+        <w:rPr>
+          <w:lang w:val="en-US"/>
+        </w:rPr>
+        <w:t>)</w:t>
+      </w:r>
+      <w:r>
+        <w:rPr>
+          <w:lang w:val="en-US"/>
+        </w:rPr>
+        <w:t xml:space="preserve">. The CNN ResNet largely </w:t>
+      </w:r>
+      <w:r>
+        <w:rPr>
+          <w:lang w:val="en-US"/>
+        </w:rPr>
+        <w:t xml:space="preserve">increases the depth of the network, </w:t>
+      </w:r>
+      <w:r>
+        <w:rPr>
+          <w:lang w:val="en-US"/>
+        </w:rPr>
+        <w:t xml:space="preserve">enabling </w:t>
+      </w:r>
+      <w:r>
+        <w:rPr>
+          <w:lang w:val="en-US"/>
+        </w:rPr>
+        <w:t>much deeper extraction of features and higher abstraction of object information</w:t>
+      </w:r>
+      <w:r>
+        <w:rPr>
+          <w:lang w:val="en-US"/>
+        </w:rPr>
+        <w:t>. It also outperforms the MLP</w:t>
+      </w:r>
+      <w:r>
+        <w:rPr>
+          <w:lang w:val="en-US"/>
+        </w:rPr>
+        <w:tab/>
+        <w:t>ResNet on the CIFAR-10</w:t>
+      </w:r>
+      <w:r>
+        <w:rPr>
+          <w:lang w:val="en-US"/>
+        </w:rPr>
+        <w:t xml:space="preserve"> by </w:t>
+      </w:r>
+      <w:r>
+        <w:rPr>
+          <w:lang w:val="en-US"/>
+        </w:rPr>
+        <w:t xml:space="preserve"> which was investigated during lab</w:t>
       </w:r>
       <w:r>
         <w:rPr>
@@ -3573,396 +3388,7 @@
         <w:rPr>
           <w:lang w:val="en-US"/>
         </w:rPr>
-        <w:t xml:space="preserve">learn the patterns existing between </w:t>
-      </w:r>
-      <w:r>
-        <w:rPr>
-          <w:lang w:val="en-US"/>
-        </w:rPr>
-        <w:t xml:space="preserve">the </w:t>
-      </w:r>
-      <w:r>
-        <w:rPr>
-          <w:lang w:val="en-US"/>
-        </w:rPr>
-        <w:t xml:space="preserve">target categories and </w:t>
-      </w:r>
-      <w:r>
-        <w:rPr>
-          <w:lang w:val="en-US"/>
-        </w:rPr>
-        <w:t xml:space="preserve">the </w:t>
-      </w:r>
-      <w:r>
-        <w:rPr>
-          <w:lang w:val="en-US"/>
-        </w:rPr>
-        <w:t>input pixels thoroughly</w:t>
-      </w:r>
-      <w:r>
-        <w:rPr>
-          <w:lang w:val="en-US"/>
-        </w:rPr>
-        <w:t>.</w:t>
-      </w:r>
-      <w:r>
-        <w:rPr>
-          <w:lang w:val="en-US"/>
-        </w:rPr>
-        <w:t xml:space="preserve"> Also, CIFAR-10 almost triples the training time, since image data increase to 3 channels</w:t>
-      </w:r>
-      <w:r>
-        <w:rPr>
-          <w:lang w:val="en-US"/>
-        </w:rPr>
-        <w:t>.</w:t>
-      </w:r>
-    </w:p>
-    <w:p>
-      <w:pPr>
-        <w:rPr>
-          <w:lang w:val="en-US"/>
-        </w:rPr>
-      </w:pPr>
-    </w:p>
-    <w:p>
-      <w:pPr>
-        <w:rPr>
-          <w:lang w:val="en-US"/>
-        </w:rPr>
-      </w:pPr>
-      <w:r>
-        <w:rPr>
-          <w:lang w:val="en-US"/>
-        </w:rPr>
-        <w:t xml:space="preserve">6. </w:t>
-      </w:r>
-      <w:r>
-        <w:rPr>
-          <w:lang w:val="en-US"/>
-        </w:rPr>
-        <w:t xml:space="preserve">Let’s apply a shallow ResNet(3 </w:t>
-      </w:r>
-      <w:r>
-        <w:rPr>
-          <w:lang w:val="en-US"/>
-        </w:rPr>
-        <w:t>blocks</w:t>
-      </w:r>
-      <w:r>
-        <w:rPr>
-          <w:lang w:val="en-US"/>
-        </w:rPr>
-        <w:t>) onto the CIFAR dataset.</w:t>
-      </w:r>
-      <w:r>
-        <w:rPr>
-          <w:lang w:val="en-US"/>
-        </w:rPr>
-        <w:t xml:space="preserve"> The model outputs an accuracy of </w:t>
-      </w:r>
-      <w:r>
-        <w:rPr>
-          <w:lang w:val="en-US"/>
-        </w:rPr>
-        <w:t>.9101. Detailed comparison are as below.</w:t>
-      </w:r>
-      <w:r>
-        <w:rPr>
-          <w:lang w:val="en-US"/>
-        </w:rPr>
-        <w:t xml:space="preserve">  </w:t>
-      </w:r>
-    </w:p>
-    <w:tbl>
-      <w:tblPr>
-        <w:tblStyle w:val="TableGrid"/>
-        <w:tblW w:w="9009" w:type="dxa"/>
-        <w:tblLook w:val="04A0" w:firstRow="1" w:lastRow="0" w:firstColumn="1" w:lastColumn="0" w:noHBand="0" w:noVBand="1"/>
-      </w:tblPr>
-      <w:tblGrid>
-        <w:gridCol w:w="3003"/>
-        <w:gridCol w:w="3003"/>
-        <w:gridCol w:w="3003"/>
-      </w:tblGrid>
-      <w:tr>
-        <w:tc>
-          <w:tcPr>
-            <w:tcW w:w="3003" w:type="dxa"/>
-          </w:tcPr>
-          <w:p/>
-        </w:tc>
-        <w:tc>
-          <w:tcPr>
-            <w:tcW w:w="3003" w:type="dxa"/>
-          </w:tcPr>
-          <w:p>
-            <w:pPr>
-              <w:jc w:val="center"/>
-              <w:rPr>
-                <w:lang w:val="en-US"/>
-              </w:rPr>
-            </w:pPr>
-            <w:r>
-              <w:rPr>
-                <w:lang w:val="en-US"/>
-              </w:rPr>
-              <w:t>Accuracy</w:t>
-            </w:r>
-          </w:p>
-        </w:tc>
-        <w:tc>
-          <w:tcPr>
-            <w:tcW w:w="3003" w:type="dxa"/>
-          </w:tcPr>
-          <w:p>
-            <w:pPr>
-              <w:jc w:val="center"/>
-              <w:rPr>
-                <w:lang w:val="en-US"/>
-              </w:rPr>
-            </w:pPr>
-            <w:r>
-              <w:rPr>
-                <w:lang w:val="en-US"/>
-              </w:rPr>
-              <w:t>Training time(s)</w:t>
-            </w:r>
-          </w:p>
-        </w:tc>
-      </w:tr>
-      <w:tr>
-        <w:tc>
-          <w:tcPr>
-            <w:tcW w:w="3003" w:type="dxa"/>
-          </w:tcPr>
-          <w:p>
-            <w:pPr>
-              <w:jc w:val="center"/>
-              <w:rPr>
-                <w:lang w:val="en-US"/>
-              </w:rPr>
-            </w:pPr>
-            <w:r>
-              <w:rPr>
-                <w:lang w:val="en-US"/>
-              </w:rPr>
-              <w:t xml:space="preserve">ResNet </w:t>
-            </w:r>
-            <w:r>
-              <w:rPr>
-                <w:lang w:val="en-US"/>
-              </w:rPr>
-              <w:t>for MNIST</w:t>
-            </w:r>
-          </w:p>
-        </w:tc>
-        <w:tc>
-          <w:tcPr>
-            <w:tcW w:w="3003" w:type="dxa"/>
-          </w:tcPr>
-          <w:p>
-            <w:pPr>
-              <w:jc w:val="center"/>
-              <w:rPr>
-                <w:lang w:val="en-US"/>
-              </w:rPr>
-            </w:pPr>
-            <w:r>
-              <w:rPr>
-                <w:lang w:val="en-US"/>
-              </w:rPr>
-              <w:t>.9</w:t>
-            </w:r>
-            <w:r>
-              <w:rPr>
-                <w:lang w:val="en-US"/>
-              </w:rPr>
-              <w:t>964</w:t>
-            </w:r>
-          </w:p>
-        </w:tc>
-        <w:tc>
-          <w:tcPr>
-            <w:tcW w:w="3003" w:type="dxa"/>
-          </w:tcPr>
-          <w:p>
-            <w:pPr>
-              <w:jc w:val="center"/>
-              <w:rPr>
-                <w:lang w:val="en-US"/>
-              </w:rPr>
-            </w:pPr>
-            <w:r>
-              <w:rPr>
-                <w:lang w:val="en-US"/>
-              </w:rPr>
-              <w:t>450</w:t>
-            </w:r>
-          </w:p>
-        </w:tc>
-      </w:tr>
-      <w:tr>
-        <w:tc>
-          <w:tcPr>
-            <w:tcW w:w="3003" w:type="dxa"/>
-          </w:tcPr>
-          <w:p>
-            <w:pPr>
-              <w:jc w:val="center"/>
-              <w:rPr>
-                <w:lang w:val="en-US"/>
-              </w:rPr>
-            </w:pPr>
-            <w:r>
-              <w:rPr>
-                <w:lang w:val="en-US"/>
-              </w:rPr>
-              <w:t xml:space="preserve">baseline for </w:t>
-            </w:r>
-            <w:r>
-              <w:rPr>
-                <w:lang w:val="en-US"/>
-              </w:rPr>
-              <w:t>CIFAR</w:t>
-            </w:r>
-          </w:p>
-        </w:tc>
-        <w:tc>
-          <w:tcPr>
-            <w:tcW w:w="3003" w:type="dxa"/>
-          </w:tcPr>
-          <w:p>
-            <w:pPr>
-              <w:jc w:val="center"/>
-              <w:rPr>
-                <w:lang w:val="en-US"/>
-              </w:rPr>
-            </w:pPr>
-            <w:r>
-              <w:rPr>
-                <w:lang w:val="en-US"/>
-              </w:rPr>
-              <w:t>.</w:t>
-            </w:r>
-            <w:r>
-              <w:rPr>
-                <w:lang w:val="en-US"/>
-              </w:rPr>
-              <w:t>4905</w:t>
-            </w:r>
-          </w:p>
-        </w:tc>
-        <w:tc>
-          <w:tcPr>
-            <w:tcW w:w="3003" w:type="dxa"/>
-          </w:tcPr>
-          <w:p>
-            <w:pPr>
-              <w:jc w:val="center"/>
-              <w:rPr>
-                <w:lang w:val="en-US"/>
-              </w:rPr>
-            </w:pPr>
-            <w:r>
-              <w:rPr>
-                <w:lang w:val="en-US"/>
-              </w:rPr>
-              <w:t>315</w:t>
-            </w:r>
-          </w:p>
-        </w:tc>
-      </w:tr>
-      <w:tr>
-        <w:tc>
-          <w:tcPr>
-            <w:tcW w:w="3003" w:type="dxa"/>
-          </w:tcPr>
-          <w:p>
-            <w:pPr>
-              <w:jc w:val="center"/>
-              <w:rPr>
-                <w:lang w:val="en-US"/>
-              </w:rPr>
-            </w:pPr>
-            <w:r>
-              <w:rPr>
-                <w:lang w:val="en-US"/>
-              </w:rPr>
-              <w:t>ResNet for CIFAR</w:t>
-            </w:r>
-          </w:p>
-        </w:tc>
-        <w:tc>
-          <w:tcPr>
-            <w:tcW w:w="3003" w:type="dxa"/>
-          </w:tcPr>
-          <w:p>
-            <w:pPr>
-              <w:jc w:val="center"/>
-              <w:rPr>
-                <w:lang w:val="en-US"/>
-              </w:rPr>
-            </w:pPr>
-            <w:r>
-              <w:rPr>
-                <w:lang w:val="en-US"/>
-              </w:rPr>
-              <w:t>.9101</w:t>
-            </w:r>
-          </w:p>
-        </w:tc>
-        <w:tc>
-          <w:tcPr>
-            <w:tcW w:w="3003" w:type="dxa"/>
-          </w:tcPr>
-          <w:p>
-            <w:pPr>
-              <w:jc w:val="center"/>
-              <w:rPr>
-                <w:lang w:val="en-US"/>
-              </w:rPr>
-            </w:pPr>
-            <w:r>
-              <w:rPr>
-                <w:lang w:val="en-US"/>
-              </w:rPr>
-              <w:t>725</w:t>
-            </w:r>
-          </w:p>
-        </w:tc>
-      </w:tr>
-    </w:tbl>
-    <w:p>
-      <w:pPr>
-        <w:rPr>
-          <w:lang w:val="en-US"/>
-        </w:rPr>
-      </w:pPr>
-    </w:p>
-    <w:p>
-      <w:pPr>
-        <w:rPr>
-          <w:lang w:val="en-US"/>
-        </w:rPr>
-      </w:pPr>
-      <w:r>
-        <w:rPr>
-          <w:lang w:val="en-US"/>
-        </w:rPr>
-        <w:t>We got amazing performance boost!</w:t>
-      </w:r>
-      <w:r>
-        <w:rPr>
-          <w:lang w:val="en-US"/>
-        </w:rPr>
-        <w:t xml:space="preserve"> The ResNet drastically outperforms the baseline by </w:t>
-      </w:r>
-      <w:r>
-        <w:rPr>
-          <w:lang w:val="en-US"/>
-        </w:rPr>
-        <w:t>using skip connections and residual blocks with batch normalization.</w:t>
+        <w:t>4.</w:t>
       </w:r>
       <w:r>
         <w:rPr>
@@ -3974,673 +3400,70 @@
         <w:rPr>
           <w:lang w:val="en-US"/>
         </w:rPr>
-        <w:t xml:space="preserve">The skip connections </w:t>
-      </w:r>
-      <w:r>
-        <w:rPr>
-          <w:lang w:val="en-US"/>
-        </w:rPr>
-        <w:lastRenderedPageBreak/>
-        <w:t>added with residual blocks makes a closer fit of the training data by enabling f(x) + x.</w:t>
-      </w:r>
-      <w:r>
-        <w:rPr>
-          <w:lang w:val="en-US"/>
-        </w:rPr>
-        <w:t xml:space="preserve"> That’s quite a different idea than a CNN, albeit both works for image recognition.</w:t>
-      </w:r>
-    </w:p>
-    <w:p>
-      <w:pPr>
-        <w:rPr>
-          <w:lang w:val="en-US"/>
-        </w:rPr>
-      </w:pPr>
-    </w:p>
-    <w:p>
-      <w:pPr>
-        <w:rPr>
-          <w:lang w:val="en-US"/>
-        </w:rPr>
-      </w:pPr>
-      <w:r>
-        <w:rPr>
-          <w:lang w:val="en-US"/>
-        </w:rPr>
-        <w:t xml:space="preserve">7. </w:t>
-      </w:r>
-      <w:r>
-        <w:rPr>
-          <w:lang w:val="en-US"/>
-        </w:rPr>
-        <w:t>It’s always fascinating to have some freedom playing with parameters and customize a best model.</w:t>
-      </w:r>
-      <w:r>
-        <w:rPr>
-          <w:lang w:val="en-US"/>
-        </w:rPr>
-        <w:t xml:space="preserve"> Here, the parameters being tuned include: residual block depth, number of skips, learning rate on optimizer(and even the entire optimizer), number of neurons per layer, dropout rate, and batch size.</w:t>
-      </w:r>
-      <w:r>
-        <w:rPr>
-          <w:lang w:val="en-US"/>
-        </w:rPr>
-        <w:t xml:space="preserve"> Before deep diving into parameter tuning, convolutional layers are also tried</w:t>
-      </w:r>
-      <w:r>
-        <w:rPr>
-          <w:lang w:val="en-US"/>
-        </w:rPr>
-        <w:t xml:space="preserve"> (not in residual blocks but after all blocks) but they didn’t seem to help.</w:t>
-      </w:r>
-      <w:r>
-        <w:rPr>
-          <w:lang w:val="en-US"/>
-        </w:rPr>
-        <w:t xml:space="preserve"> So it turned out to be a sheer observation on the performance change driven by tinkering standard ResNet architecture.</w:t>
-      </w:r>
-      <w:r>
-        <w:rPr>
-          <w:lang w:val="en-US"/>
-        </w:rPr>
-        <w:t xml:space="preserve"> </w:t>
-      </w:r>
-    </w:p>
-    <w:p>
-      <w:pPr>
-        <w:rPr>
-          <w:lang w:val="en-US"/>
-        </w:rPr>
-      </w:pPr>
-      <w:r>
-        <w:rPr>
-          <w:lang w:val="en-US"/>
-        </w:rPr>
-        <w:t>After tons of tuning, the best model tuned for the dataset contains the below parameters.</w:t>
-      </w:r>
-    </w:p>
-    <w:p>
-      <w:pPr>
-        <w:rPr>
-          <w:lang w:val="en-US"/>
-        </w:rPr>
-      </w:pPr>
-      <w:r>
-        <w:rPr>
-          <w:lang w:val="en-US"/>
-        </w:rPr>
-        <w:t xml:space="preserve">- </w:t>
-      </w:r>
-      <w:r>
-        <w:rPr>
-          <w:lang w:val="en-US"/>
-        </w:rPr>
-        <w:t>block depth: 10</w:t>
-      </w:r>
-    </w:p>
-    <w:p>
-      <w:pPr>
-        <w:rPr>
-          <w:lang w:val="en-US"/>
-        </w:rPr>
-      </w:pPr>
-      <w:r>
-        <w:rPr>
-          <w:lang w:val="en-US"/>
-        </w:rPr>
-        <w:t xml:space="preserve">- </w:t>
-      </w:r>
-      <w:r>
-        <w:rPr>
-          <w:lang w:val="en-US"/>
-        </w:rPr>
-        <w:t>skips: 3</w:t>
-      </w:r>
-    </w:p>
-    <w:p>
-      <w:pPr>
-        <w:rPr>
-          <w:lang w:val="en-US"/>
-        </w:rPr>
-      </w:pPr>
-      <w:r>
-        <w:rPr>
-          <w:lang w:val="en-US"/>
-        </w:rPr>
-        <w:t>- learning rate: 1e-3</w:t>
-      </w:r>
-    </w:p>
-    <w:p>
-      <w:pPr>
-        <w:rPr>
-          <w:lang w:val="en-US"/>
-        </w:rPr>
-      </w:pPr>
-      <w:r>
-        <w:rPr>
-          <w:lang w:val="en-US"/>
-        </w:rPr>
-        <w:t>- dropout rate: 0.1</w:t>
-      </w:r>
-    </w:p>
-    <w:p>
-      <w:pPr>
-        <w:rPr>
-          <w:lang w:val="en-US"/>
-        </w:rPr>
-      </w:pPr>
-      <w:r>
-        <w:rPr>
-          <w:lang w:val="en-US"/>
-        </w:rPr>
-        <w:t>- neurons per layer: 200s</w:t>
-      </w:r>
-    </w:p>
-    <w:p>
-      <w:pPr>
-        <w:rPr>
-          <w:lang w:val="en-US"/>
-        </w:rPr>
-      </w:pPr>
-    </w:p>
-    <w:p>
-      <w:pPr>
-        <w:rPr>
-          <w:lang w:val="en-US"/>
-        </w:rPr>
-      </w:pPr>
-      <w:r>
-        <w:rPr>
-          <w:lang w:val="en-US"/>
-        </w:rPr>
-        <w:t xml:space="preserve">According to the empirical experience during parameter tuning, </w:t>
-      </w:r>
-      <w:r>
-        <w:rPr>
-          <w:lang w:val="en-US"/>
-        </w:rPr>
-        <w:t xml:space="preserve">increasing </w:t>
-      </w:r>
-      <w:r>
-        <w:rPr>
-          <w:lang w:val="en-US"/>
-        </w:rPr>
-        <w:t xml:space="preserve">residual </w:t>
-      </w:r>
-      <w:r>
-        <w:rPr>
-          <w:lang w:val="en-US"/>
-        </w:rPr>
-        <w:t xml:space="preserve">block depth a little bit will help with accuracy in </w:t>
-      </w:r>
-      <w:r>
-        <w:rPr>
-          <w:lang w:val="en-US"/>
-        </w:rPr>
-        <w:t xml:space="preserve">the </w:t>
-      </w:r>
-      <w:r>
-        <w:rPr>
-          <w:lang w:val="en-US"/>
-        </w:rPr>
-        <w:t>CIFAR dataset.</w:t>
-      </w:r>
-      <w:r>
-        <w:rPr>
-          <w:lang w:val="en-US"/>
-        </w:rPr>
-        <w:t xml:space="preserve"> Deeper block depth enables more capability </w:t>
-      </w:r>
-      <w:r>
-        <w:rPr>
-          <w:lang w:val="en-US"/>
-        </w:rPr>
-        <w:t>in</w:t>
-      </w:r>
-      <w:r>
-        <w:rPr>
-          <w:lang w:val="en-US"/>
-        </w:rPr>
-        <w:t xml:space="preserve"> extract</w:t>
-      </w:r>
-      <w:r>
-        <w:rPr>
-          <w:lang w:val="en-US"/>
-        </w:rPr>
-        <w:t>ing</w:t>
-      </w:r>
-      <w:r>
-        <w:rPr>
-          <w:lang w:val="en-US"/>
-        </w:rPr>
-        <w:t xml:space="preserve"> </w:t>
-      </w:r>
-      <w:r>
-        <w:rPr>
-          <w:lang w:val="en-US"/>
-        </w:rPr>
-        <w:t xml:space="preserve">&amp; understanding </w:t>
-      </w:r>
-      <w:r>
-        <w:rPr>
-          <w:lang w:val="en-US"/>
-        </w:rPr>
-        <w:t>regional information in the input image</w:t>
-      </w:r>
-      <w:r>
-        <w:rPr>
-          <w:lang w:val="en-US"/>
-        </w:rPr>
-        <w:t>.</w:t>
-      </w:r>
-      <w:r>
-        <w:rPr>
-          <w:lang w:val="en-US"/>
-        </w:rPr>
-        <w:t xml:space="preserve"> Also the skips matter as well.</w:t>
-      </w:r>
-      <w:r>
-        <w:rPr>
-          <w:lang w:val="en-US"/>
-        </w:rPr>
-        <w:t xml:space="preserve"> </w:t>
-      </w:r>
-      <w:r>
-        <w:rPr>
-          <w:lang w:val="en-US"/>
-        </w:rPr>
-        <w:t>Practically, s</w:t>
-      </w:r>
-      <w:r>
-        <w:rPr>
-          <w:lang w:val="en-US"/>
-        </w:rPr>
-        <w:t>etting skips too low or too high will make the performance decline.</w:t>
-      </w:r>
-      <w:r>
-        <w:rPr>
-          <w:lang w:val="en-US"/>
-        </w:rPr>
-        <w:t xml:space="preserve"> It’s quite possible that increasing the block skips involves deeper layers per residual block, where gradient vanishing would </w:t>
-      </w:r>
-      <w:r>
-        <w:rPr>
-          <w:lang w:val="en-US"/>
-        </w:rPr>
-        <w:t>occur</w:t>
-      </w:r>
-      <w:r>
-        <w:rPr>
-          <w:lang w:val="en-US"/>
-        </w:rPr>
-        <w:t xml:space="preserve"> for the first few layers inside the block.</w:t>
-      </w:r>
-    </w:p>
-    <w:p>
-      <w:pPr>
-        <w:rPr>
-          <w:lang w:val="en-US"/>
-        </w:rPr>
-      </w:pPr>
-    </w:p>
-    <w:p>
-      <w:pPr>
-        <w:rPr>
-          <w:lang w:val="en-US"/>
-        </w:rPr>
-      </w:pPr>
-      <w:r>
-        <w:rPr>
-          <w:lang w:val="en-US"/>
-        </w:rPr>
-        <w:t xml:space="preserve">8. </w:t>
-      </w:r>
-      <w:r>
-        <w:rPr>
-          <w:lang w:val="en-US"/>
-        </w:rPr>
-        <w:t xml:space="preserve">The residua network differs from the baseline model </w:t>
-      </w:r>
-      <w:r>
-        <w:rPr>
-          <w:lang w:val="en-US"/>
-        </w:rPr>
-        <w:t>mainly by using skip connections.</w:t>
-      </w:r>
-      <w:r>
-        <w:rPr>
-          <w:lang w:val="en-US"/>
-        </w:rPr>
-        <w:t xml:space="preserve"> So that the input x would be added up with the block output to model the mapping.</w:t>
-      </w:r>
-      <w:r>
-        <w:rPr>
-          <w:lang w:val="en-US"/>
-        </w:rPr>
-        <w:t xml:space="preserve"> As discussed above, changing the mapping from F(x) to F(x) + x enables stronger capability in fitting the training data than F(x) itself, since F(x) could be acting as identity mapping to </w:t>
-      </w:r>
-      <w:r>
-        <w:rPr>
-          <w:lang w:val="en-US"/>
-        </w:rPr>
-        <w:t>ensure it works at least no worse than the baseline.</w:t>
-      </w:r>
-    </w:p>
-    <w:p>
-      <w:pPr>
-        <w:rPr>
-          <w:lang w:val="en-US"/>
-        </w:rPr>
-      </w:pPr>
-      <w:r>
-        <w:rPr>
-          <w:lang w:val="en-US"/>
-        </w:rPr>
-        <w:t>Besides, theoretically</w:t>
-      </w:r>
-      <w:r>
-        <w:rPr>
-          <w:lang w:val="en-US"/>
-        </w:rPr>
-        <w:t>,</w:t>
-      </w:r>
-      <w:r>
-        <w:rPr>
-          <w:lang w:val="en-US"/>
-        </w:rPr>
-        <w:t xml:space="preserve"> adding the input with block output would </w:t>
-      </w:r>
-      <w:r>
-        <w:rPr>
-          <w:lang w:val="en-US"/>
-        </w:rPr>
-        <w:t xml:space="preserve">help the gradient descent </w:t>
-      </w:r>
-      <w:r>
-        <w:rPr>
-          <w:lang w:val="en-US"/>
-        </w:rPr>
-        <w:t xml:space="preserve">process to </w:t>
-      </w:r>
-      <w:r>
-        <w:rPr>
-          <w:lang w:val="en-US"/>
-        </w:rPr>
-        <w:t>retain larger gradient from subsequent layers for the input layer, thus alleviating the gradient vanishing problem</w:t>
-      </w:r>
-      <w:r>
-        <w:rPr>
-          <w:lang w:val="en-US"/>
-        </w:rPr>
-        <w:t xml:space="preserve"> for deeper networks</w:t>
-      </w:r>
-      <w:r>
-        <w:rPr>
-          <w:lang w:val="en-US"/>
-        </w:rPr>
-        <w:t>.</w:t>
-      </w:r>
-    </w:p>
-    <w:p>
-      <w:pPr>
-        <w:rPr>
-          <w:lang w:val="en-US"/>
-        </w:rPr>
-      </w:pPr>
-      <w:r>
-        <w:rPr>
-          <w:lang w:val="en-US"/>
-        </w:rPr>
-        <w:t xml:space="preserve">To generally improve the architecture for future models, </w:t>
-      </w:r>
-      <w:r>
-        <w:rPr>
-          <w:lang w:val="en-US"/>
-        </w:rPr>
-        <w:t>I think it</w:t>
-      </w:r>
-      <w:r>
-        <w:rPr>
-          <w:lang w:val="en-US"/>
-        </w:rPr>
-        <w:t xml:space="preserve"> should</w:t>
-      </w:r>
-      <w:r>
-        <w:rPr>
-          <w:lang w:val="en-US"/>
-        </w:rPr>
-        <w:t xml:space="preserve"> involve</w:t>
-      </w:r>
-      <w:r>
-        <w:rPr>
-          <w:lang w:val="en-US"/>
-        </w:rPr>
-        <w:t xml:space="preserve"> consideration on</w:t>
-      </w:r>
-      <w:r>
-        <w:rPr>
-          <w:lang w:val="en-US"/>
-        </w:rPr>
-        <w:t xml:space="preserve"> </w:t>
-      </w:r>
-      <w:r>
-        <w:rPr>
-          <w:lang w:val="en-US"/>
-        </w:rPr>
-        <w:t>deep</w:t>
-      </w:r>
-      <w:r>
-        <w:rPr>
-          <w:lang w:val="en-US"/>
-        </w:rPr>
-        <w:t>er</w:t>
-      </w:r>
-      <w:r>
-        <w:rPr>
-          <w:lang w:val="en-US"/>
-        </w:rPr>
-        <w:t xml:space="preserve"> layers </w:t>
-      </w:r>
-      <w:r>
-        <w:rPr>
-          <w:lang w:val="en-US"/>
-        </w:rPr>
-        <w:t>to enable</w:t>
-      </w:r>
-      <w:r>
-        <w:rPr>
-          <w:lang w:val="en-US"/>
-        </w:rPr>
-        <w:t xml:space="preserve"> </w:t>
-      </w:r>
-      <w:r>
-        <w:rPr>
-          <w:lang w:val="en-US"/>
-        </w:rPr>
-        <w:t xml:space="preserve">representation </w:t>
-      </w:r>
-      <w:r>
-        <w:rPr>
-          <w:lang w:val="en-US"/>
-        </w:rPr>
-        <w:t>as well as</w:t>
-      </w:r>
-      <w:r>
-        <w:rPr>
-          <w:lang w:val="en-US"/>
-        </w:rPr>
-        <w:t xml:space="preserve"> </w:t>
-      </w:r>
-      <w:r>
-        <w:rPr>
-          <w:lang w:val="en-US"/>
-        </w:rPr>
-        <w:t>computational</w:t>
-      </w:r>
-      <w:r>
-        <w:rPr>
-          <w:lang w:val="en-US"/>
-        </w:rPr>
-        <w:t xml:space="preserve"> viability</w:t>
-      </w:r>
-      <w:r>
-        <w:rPr>
-          <w:lang w:val="en-US"/>
-        </w:rPr>
-        <w:t>, which is a trade-off in most cases.</w:t>
-      </w:r>
-      <w:r>
-        <w:rPr>
-          <w:lang w:val="en-US"/>
-        </w:rPr>
-        <w:t xml:space="preserve"> Adopting more layers would be a general trend for comprehension related tasks such as image recognition, while </w:t>
-      </w:r>
-      <w:r>
-        <w:rPr>
-          <w:lang w:val="en-US"/>
-        </w:rPr>
-        <w:t xml:space="preserve">the architecture should optimize toward pruning connections for gradient passing as well as for computation efficiency. </w:t>
-      </w:r>
-      <w:r>
-        <w:rPr>
-          <w:lang w:val="en-US"/>
-        </w:rPr>
-        <w:t xml:space="preserve">For example, partially connected layers such as </w:t>
-      </w:r>
-      <w:r>
-        <w:rPr>
-          <w:lang w:val="en-US"/>
-        </w:rPr>
-        <w:t>cov2d and pooling could be considered inside residual blocks.</w:t>
-      </w:r>
-    </w:p>
-    <w:p>
-      <w:pPr>
-        <w:rPr>
-          <w:lang w:val="en-US"/>
-        </w:rPr>
-      </w:pPr>
-    </w:p>
-    <w:p>
-      <w:pPr>
-        <w:rPr>
-          <w:lang w:val="en-US"/>
-        </w:rPr>
-      </w:pPr>
-      <w:r>
-        <w:rPr>
-          <w:lang w:val="en-US"/>
-        </w:rPr>
-        <w:t>9.</w:t>
-      </w:r>
-      <w:r>
-        <w:rPr>
-          <w:lang w:val="en-US"/>
-        </w:rPr>
-        <w:t xml:space="preserve"> The group project deals with a housing price dataset that contains a dozen of features depicting </w:t>
-      </w:r>
-      <w:r>
-        <w:rPr>
-          <w:lang w:val="en-US"/>
-        </w:rPr>
-        <w:t>samples of hous</w:t>
-      </w:r>
-      <w:r>
-        <w:rPr>
-          <w:lang w:val="en-US"/>
-        </w:rPr>
-        <w:t>ing info</w:t>
-      </w:r>
-      <w:r>
-        <w:rPr>
-          <w:lang w:val="en-US"/>
-        </w:rPr>
-        <w:t xml:space="preserve"> and their prices</w:t>
-      </w:r>
-      <w:r>
-        <w:rPr>
-          <w:lang w:val="en-US"/>
-        </w:rPr>
-        <w:t xml:space="preserve"> in Beijing.</w:t>
-      </w:r>
-      <w:r>
-        <w:rPr>
-          <w:lang w:val="en-US"/>
-        </w:rPr>
-        <w:t xml:space="preserve"> So looking from the dataset itself, it is not a typical scenario where ResNet could </w:t>
-      </w:r>
-      <w:r>
-        <w:rPr>
-          <w:lang w:val="en-US"/>
-        </w:rPr>
-        <w:t>sufficiently help.</w:t>
-      </w:r>
-      <w:r>
-        <w:rPr>
-          <w:lang w:val="en-US"/>
-        </w:rPr>
-        <w:t xml:space="preserve"> However</w:t>
-      </w:r>
-      <w:r>
-        <w:rPr>
-          <w:lang w:val="en-US"/>
-        </w:rPr>
-        <w:t>,</w:t>
-      </w:r>
-      <w:r>
-        <w:rPr>
-          <w:lang w:val="en-US"/>
-        </w:rPr>
-        <w:t xml:space="preserve"> </w:t>
-      </w:r>
-      <w:r>
-        <w:rPr>
-          <w:lang w:val="en-US"/>
-        </w:rPr>
-        <w:t xml:space="preserve">the idea of skip connections and identity function would be a tuning option </w:t>
-      </w:r>
-      <w:r>
-        <w:rPr>
-          <w:lang w:val="en-US"/>
-        </w:rPr>
-        <w:t xml:space="preserve">for </w:t>
-      </w:r>
-      <w:r>
-        <w:rPr>
-          <w:lang w:val="en-US"/>
-        </w:rPr>
-        <w:t>neural network architecture</w:t>
-      </w:r>
-      <w:r>
-        <w:rPr>
-          <w:lang w:val="en-US"/>
-        </w:rPr>
-        <w:t xml:space="preserve"> in predictive modeling</w:t>
-      </w:r>
-      <w:r>
-        <w:rPr>
-          <w:lang w:val="en-US"/>
-        </w:rPr>
-        <w:t xml:space="preserve"> </w:t>
-      </w:r>
-      <w:r>
-        <w:rPr>
-          <w:lang w:val="en-US"/>
-        </w:rPr>
-        <w:t>if it does not fit the data wel</w:t>
-      </w:r>
-      <w:r>
-        <w:rPr>
-          <w:lang w:val="en-US"/>
-        </w:rPr>
-        <w:t>l</w:t>
-      </w:r>
-      <w:r>
-        <w:rPr>
-          <w:lang w:val="en-US"/>
-        </w:rPr>
-        <w:t>.</w:t>
-      </w:r>
+        <w:t xml:space="preserve">Apart from being much deeper, the CNN ResNet </w:t>
+      </w:r>
+      <w:r>
+        <w:rPr>
+          <w:lang w:val="en-US"/>
+        </w:rPr>
+        <w:t>differs the lab4 MLP ResNet by the convolutional layers inside each block</w:t>
+      </w:r>
+      <w:r>
+        <w:rPr>
+          <w:lang w:val="en-US"/>
+        </w:rPr>
+        <w:t>, which are way better at extracting image features compared to fully connected layers.</w:t>
+      </w:r>
+    </w:p>
+    <w:p>
+      <w:pPr>
+        <w:rPr>
+          <w:lang w:val="en-US"/>
+        </w:rPr>
+      </w:pPr>
+    </w:p>
+    <w:p>
+      <w:pPr>
+        <w:rPr>
+          <w:rFonts w:hint="eastAsia"/>
+          <w:lang w:val="en-US"/>
+        </w:rPr>
+      </w:pPr>
+      <w:r>
+        <w:rPr>
+          <w:lang w:val="en-US"/>
+        </w:rPr>
+        <w:t xml:space="preserve">11. </w:t>
+      </w:r>
+    </w:p>
+    <w:p>
+      <w:pPr>
+        <w:jc w:val="center"/>
+        <w:rPr>
+          <w:lang w:val="en-US"/>
+        </w:rPr>
+      </w:pPr>
+    </w:p>
+    <w:p>
+      <w:pPr>
+        <w:rPr>
+          <w:lang w:val="en-US"/>
+        </w:rPr>
+      </w:pPr>
+    </w:p>
+    <w:p>
+      <w:pPr>
+        <w:rPr>
+          <w:lang w:val="en-US"/>
+        </w:rPr>
+      </w:pPr>
+    </w:p>
+    <w:p>
+      <w:pPr>
+        <w:rPr>
+          <w:lang w:val="en-US"/>
+        </w:rPr>
+      </w:pPr>
     </w:p>
     <w:sectPr>
       <w:pgSz w:w="11900" w:h="16840"/>

--- a/EECS_738_machine_learning/lab5/Lab 5.docx
+++ b/EECS_738_machine_learning/lab5/Lab 5.docx
@@ -3425,6 +3425,254 @@
     <w:p>
       <w:pPr>
         <w:rPr>
+          <w:lang w:val="en-US"/>
+        </w:rPr>
+      </w:pPr>
+      <w:r>
+        <w:rPr>
+          <w:lang w:val="en-US"/>
+        </w:rPr>
+        <w:t xml:space="preserve">11. </w:t>
+      </w:r>
+      <w:r>
+        <w:rPr>
+          <w:lang w:val="en-US"/>
+        </w:rPr>
+        <w:t xml:space="preserve">Several discoveries </w:t>
+      </w:r>
+      <w:r>
+        <w:rPr>
+          <w:lang w:val="en-US"/>
+        </w:rPr>
+        <w:t>got</w:t>
+      </w:r>
+      <w:r>
+        <w:rPr>
+          <w:lang w:val="en-US"/>
+        </w:rPr>
+        <w:t xml:space="preserve"> from both lab 4&amp;5 are utilized to customize a </w:t>
+      </w:r>
+      <w:r>
+        <w:rPr>
+          <w:lang w:val="en-US"/>
+        </w:rPr>
+        <w:t>ResNet model to challenge the given CNN ResNet</w:t>
+      </w:r>
+      <w:r>
+        <w:rPr>
+          <w:lang w:val="en-US"/>
+        </w:rPr>
+        <w:t>, together with other tuning attempts</w:t>
+      </w:r>
+      <w:r>
+        <w:rPr>
+          <w:lang w:val="en-US"/>
+        </w:rPr>
+        <w:t xml:space="preserve"> for better performance</w:t>
+      </w:r>
+      <w:r>
+        <w:rPr>
+          <w:lang w:val="en-US"/>
+        </w:rPr>
+        <w:t>.</w:t>
+      </w:r>
+      <w:r>
+        <w:rPr>
+          <w:lang w:val="en-US"/>
+        </w:rPr>
+        <w:t xml:space="preserve"> Since trying one single option is even time-consuming, </w:t>
+      </w:r>
+      <w:r>
+        <w:rPr>
+          <w:lang w:val="en-US"/>
+        </w:rPr>
+        <w:t>there were limited opportunit</w:t>
+      </w:r>
+      <w:r>
+        <w:rPr>
+          <w:lang w:val="en-US"/>
+        </w:rPr>
+        <w:t>ies</w:t>
+      </w:r>
+      <w:r>
+        <w:rPr>
+          <w:lang w:val="en-US"/>
+        </w:rPr>
+        <w:t xml:space="preserve"> to play with and tune all parameters.</w:t>
+      </w:r>
+    </w:p>
+    <w:p>
+      <w:pPr>
+        <w:rPr>
+          <w:lang w:val="en-US"/>
+        </w:rPr>
+      </w:pPr>
+    </w:p>
+    <w:p>
+      <w:pPr>
+        <w:rPr>
+          <w:lang w:val="en-US"/>
+        </w:rPr>
+      </w:pPr>
+      <w:r>
+        <w:rPr>
+          <w:lang w:val="en-US"/>
+        </w:rPr>
+        <w:t>- changing CNN kernel size barely help</w:t>
+      </w:r>
+      <w:r>
+        <w:rPr>
+          <w:lang w:val="en-US"/>
+        </w:rPr>
+        <w:t>ed in CIFAR-100</w:t>
+      </w:r>
+      <w:r>
+        <w:rPr>
+          <w:lang w:val="en-US"/>
+        </w:rPr>
+        <w:t>.</w:t>
+      </w:r>
+    </w:p>
+    <w:p>
+      <w:pPr>
+        <w:rPr>
+          <w:lang w:val="en-US"/>
+        </w:rPr>
+      </w:pPr>
+      <w:r>
+        <w:rPr>
+          <w:lang w:val="en-US"/>
+        </w:rPr>
+        <w:t xml:space="preserve">- </w:t>
+      </w:r>
+      <w:r>
+        <w:rPr>
+          <w:lang w:val="en-US"/>
+        </w:rPr>
+        <w:t xml:space="preserve">as experimented above, </w:t>
+      </w:r>
+      <w:r>
+        <w:rPr>
+          <w:lang w:val="en-US"/>
+        </w:rPr>
+        <w:t xml:space="preserve">increasing </w:t>
+      </w:r>
+      <w:r>
+        <w:rPr>
+          <w:lang w:val="en-US"/>
+        </w:rPr>
+        <w:t xml:space="preserve">the number of </w:t>
+      </w:r>
+      <w:r>
+        <w:rPr>
+          <w:lang w:val="en-US"/>
+        </w:rPr>
+        <w:t>convolution filter output would help</w:t>
+      </w:r>
+      <w:r>
+        <w:rPr>
+          <w:lang w:val="en-US"/>
+        </w:rPr>
+        <w:t>, since more possible features would be extracted for further modeling.</w:t>
+      </w:r>
+    </w:p>
+    <w:p>
+      <w:pPr>
+        <w:rPr>
+          <w:lang w:val="en-US"/>
+        </w:rPr>
+      </w:pPr>
+      <w:r>
+        <w:rPr>
+          <w:lang w:val="en-US"/>
+        </w:rPr>
+        <w:t xml:space="preserve">- </w:t>
+      </w:r>
+      <w:r>
+        <w:rPr>
+          <w:lang w:val="en-US"/>
+        </w:rPr>
+        <w:t xml:space="preserve">changing dropout rate </w:t>
+      </w:r>
+      <w:r>
+        <w:rPr>
+          <w:lang w:val="en-US"/>
+        </w:rPr>
+        <w:t>did not make a big difference here.</w:t>
+      </w:r>
+    </w:p>
+    <w:p>
+      <w:pPr>
+        <w:rPr>
+          <w:lang w:val="en-US"/>
+        </w:rPr>
+      </w:pPr>
+      <w:r>
+        <w:rPr>
+          <w:lang w:val="en-US"/>
+        </w:rPr>
+        <w:t xml:space="preserve">- </w:t>
+      </w:r>
+      <w:r>
+        <w:rPr>
+          <w:lang w:val="en-US"/>
+        </w:rPr>
+        <w:t xml:space="preserve">considering the results from lab 4, </w:t>
+      </w:r>
+      <w:r>
+        <w:rPr>
+          <w:lang w:val="en-US"/>
+        </w:rPr>
+        <w:t>adding</w:t>
+      </w:r>
+      <w:r>
+        <w:rPr>
+          <w:lang w:val="en-US"/>
+        </w:rPr>
+        <w:t xml:space="preserve"> decent</w:t>
+      </w:r>
+      <w:r>
+        <w:rPr>
+          <w:lang w:val="en-US"/>
+        </w:rPr>
+        <w:t xml:space="preserve"> skips to the ResNet blocks would be worth trying.</w:t>
+      </w:r>
+      <w:r>
+        <w:rPr>
+          <w:lang w:val="en-US"/>
+        </w:rPr>
+        <w:t xml:space="preserve"> They actually helped in this case.</w:t>
+      </w:r>
+    </w:p>
+    <w:p>
+      <w:pPr>
+        <w:rPr>
+          <w:lang w:val="en-US"/>
+        </w:rPr>
+      </w:pPr>
+      <w:r>
+        <w:rPr>
+          <w:lang w:val="en-US"/>
+        </w:rPr>
+        <w:t xml:space="preserve">- trying a larger final dense layer </w:t>
+      </w:r>
+      <w:r>
+        <w:rPr>
+          <w:lang w:val="en-US"/>
+        </w:rPr>
+        <w:t>to map the label.</w:t>
+      </w:r>
+    </w:p>
+    <w:p>
+      <w:pPr>
+        <w:rPr>
+          <w:lang w:val="en-US"/>
+        </w:rPr>
+      </w:pPr>
+    </w:p>
+    <w:p>
+      <w:pPr>
+        <w:rPr>
           <w:rFonts w:hint="eastAsia"/>
           <w:lang w:val="en-US"/>
         </w:rPr>
@@ -3433,7 +3681,31 @@
         <w:rPr>
           <w:lang w:val="en-US"/>
         </w:rPr>
-        <w:t xml:space="preserve">11. </w:t>
+        <w:t xml:space="preserve">The final tuned model with best performance </w:t>
+      </w:r>
+      <w:r>
+        <w:rPr>
+          <w:lang w:val="en-US"/>
+        </w:rPr>
+        <w:t>contains 19 blocks with 128 convolution filter outputs for each convolution layer, and a skip of 2 was applied on the ResNet, with the final dense layer containing 200 neurons.</w:t>
+      </w:r>
+      <w:r>
+        <w:rPr>
+          <w:lang w:val="en-US"/>
+        </w:rPr>
+        <w:t xml:space="preserve"> The model reached an accuracy of .9914, slightly higher than the CNN ResNet.</w:t>
+      </w:r>
+      <w:r>
+        <w:rPr>
+          <w:lang w:val="en-US"/>
+        </w:rPr>
+        <w:t xml:space="preserve"> If given more time, maybe it’s possible to try out more tuning options such as the convolution paddings, pooling type</w:t>
+      </w:r>
+      <w:r>
+        <w:rPr>
+          <w:lang w:val="en-US"/>
+        </w:rPr>
+        <w:t>, and even the adadelta gradient descent for faster converging.</w:t>
       </w:r>
     </w:p>
     <w:p>

--- a/EECS_738_machine_learning/lab5/Lab 5.docx
+++ b/EECS_738_machine_learning/lab5/Lab 5.docx
@@ -48,27 +48,34 @@
         <w:rPr>
           <w:lang w:val="en-US"/>
         </w:rPr>
-        <w:t>s are</w:t>
-      </w:r>
-      <w:r>
-        <w:rPr>
-          <w:lang w:val="en-US"/>
-        </w:rPr>
-        <w:t xml:space="preserve"> at:</w:t>
-      </w:r>
-    </w:p>
-    <w:p>
-      <w:pPr>
-        <w:rPr>
-          <w:rFonts w:ascii="Times New Roman" w:eastAsia="Times New Roman" w:hAnsi="Times New Roman" w:cs="Times New Roman"/>
+        <w:t xml:space="preserve">s </w:t>
+      </w:r>
+      <w:r>
+        <w:rPr>
+          <w:lang w:val="en-US"/>
+        </w:rPr>
+        <w:t>can be fou</w:t>
+      </w:r>
+      <w:r>
+        <w:rPr>
+          <w:lang w:val="en-US"/>
+        </w:rPr>
+        <w:t>nd at:</w:t>
+      </w:r>
+    </w:p>
+    <w:p>
+      <w:pPr>
+        <w:rPr>
+          <w:sz w:val="18"/>
+          <w:szCs w:val="18"/>
         </w:rPr>
       </w:pPr>
       <w:hyperlink r:id="rId4" w:history="1">
         <w:r>
           <w:rPr>
-            <w:rFonts w:ascii="Times New Roman" w:eastAsia="Times New Roman" w:hAnsi="Times New Roman" w:cs="Times New Roman"/>
-            <w:color w:val="0000FF"/>
-            <w:u w:val="single"/>
+            <w:rStyle w:val="Hyperlink"/>
+            <w:sz w:val="18"/>
+            <w:szCs w:val="18"/>
           </w:rPr>
           <w:t>https://github.com/telenovelachuan/data_science/blob/master/EECS_738_machine_learning/lab5/Lab5.ipynb</w:t>
         </w:r>
@@ -127,15 +134,15 @@
         </w:tabs>
         <w:textAlignment w:val="baseline"/>
         <w:rPr>
-          <w:rFonts w:ascii="Courier New" w:eastAsia="Times New Roman" w:hAnsi="Courier New" w:cs="Courier New"/>
-          <w:color w:val="000000"/>
-          <w:sz w:val="21"/>
-          <w:szCs w:val="21"/>
-        </w:rPr>
-      </w:pPr>
-      <w:r>
-        <w:rPr>
-          <w:rFonts w:ascii="Courier New" w:eastAsia="Times New Roman" w:hAnsi="Courier New" w:cs="Courier New"/>
+          <w:rFonts w:ascii="Courier New" w:hAnsi="Courier New" w:cs="Courier New"/>
+          <w:color w:val="000000"/>
+          <w:sz w:val="21"/>
+          <w:szCs w:val="21"/>
+        </w:rPr>
+      </w:pPr>
+      <w:r>
+        <w:rPr>
+          <w:rFonts w:ascii="Courier New" w:hAnsi="Courier New" w:cs="Courier New"/>
           <w:color w:val="000000"/>
           <w:sz w:val="21"/>
           <w:szCs w:val="21"/>
@@ -166,15 +173,15 @@
         </w:tabs>
         <w:textAlignment w:val="baseline"/>
         <w:rPr>
-          <w:rFonts w:ascii="Courier New" w:eastAsia="Times New Roman" w:hAnsi="Courier New" w:cs="Courier New"/>
-          <w:color w:val="000000"/>
-          <w:sz w:val="21"/>
-          <w:szCs w:val="21"/>
-        </w:rPr>
-      </w:pPr>
-      <w:r>
-        <w:rPr>
-          <w:rFonts w:ascii="Courier New" w:eastAsia="Times New Roman" w:hAnsi="Courier New" w:cs="Courier New"/>
+          <w:rFonts w:ascii="Courier New" w:hAnsi="Courier New" w:cs="Courier New"/>
+          <w:color w:val="000000"/>
+          <w:sz w:val="21"/>
+          <w:szCs w:val="21"/>
+        </w:rPr>
+      </w:pPr>
+      <w:r>
+        <w:rPr>
+          <w:rFonts w:ascii="Courier New" w:hAnsi="Courier New" w:cs="Courier New"/>
           <w:color w:val="000000"/>
           <w:sz w:val="21"/>
           <w:szCs w:val="21"/>
@@ -205,15 +212,15 @@
         </w:tabs>
         <w:textAlignment w:val="baseline"/>
         <w:rPr>
-          <w:rFonts w:ascii="Courier New" w:eastAsia="Times New Roman" w:hAnsi="Courier New" w:cs="Courier New"/>
-          <w:color w:val="000000"/>
-          <w:sz w:val="21"/>
-          <w:szCs w:val="21"/>
-        </w:rPr>
-      </w:pPr>
-      <w:r>
-        <w:rPr>
-          <w:rFonts w:ascii="Courier New" w:eastAsia="Times New Roman" w:hAnsi="Courier New" w:cs="Courier New"/>
+          <w:rFonts w:ascii="Courier New" w:hAnsi="Courier New" w:cs="Courier New"/>
+          <w:color w:val="000000"/>
+          <w:sz w:val="21"/>
+          <w:szCs w:val="21"/>
+        </w:rPr>
+      </w:pPr>
+      <w:r>
+        <w:rPr>
+          <w:rFonts w:ascii="Courier New" w:hAnsi="Courier New" w:cs="Courier New"/>
           <w:color w:val="000000"/>
           <w:sz w:val="21"/>
           <w:szCs w:val="21"/>
@@ -244,15 +251,15 @@
         </w:tabs>
         <w:textAlignment w:val="baseline"/>
         <w:rPr>
-          <w:rFonts w:ascii="Courier New" w:eastAsia="Times New Roman" w:hAnsi="Courier New" w:cs="Courier New"/>
-          <w:color w:val="000000"/>
-          <w:sz w:val="21"/>
-          <w:szCs w:val="21"/>
-        </w:rPr>
-      </w:pPr>
-      <w:r>
-        <w:rPr>
-          <w:rFonts w:ascii="Courier New" w:eastAsia="Times New Roman" w:hAnsi="Courier New" w:cs="Courier New"/>
+          <w:rFonts w:ascii="Courier New" w:hAnsi="Courier New" w:cs="Courier New"/>
+          <w:color w:val="000000"/>
+          <w:sz w:val="21"/>
+          <w:szCs w:val="21"/>
+        </w:rPr>
+      </w:pPr>
+      <w:r>
+        <w:rPr>
+          <w:rFonts w:ascii="Courier New" w:hAnsi="Courier New" w:cs="Courier New"/>
           <w:color w:val="000000"/>
           <w:sz w:val="21"/>
           <w:szCs w:val="21"/>
@@ -283,15 +290,15 @@
         </w:tabs>
         <w:textAlignment w:val="baseline"/>
         <w:rPr>
-          <w:rFonts w:ascii="Courier New" w:eastAsia="Times New Roman" w:hAnsi="Courier New" w:cs="Courier New"/>
-          <w:color w:val="000000"/>
-          <w:sz w:val="21"/>
-          <w:szCs w:val="21"/>
-        </w:rPr>
-      </w:pPr>
-      <w:r>
-        <w:rPr>
-          <w:rFonts w:ascii="Courier New" w:eastAsia="Times New Roman" w:hAnsi="Courier New" w:cs="Courier New"/>
+          <w:rFonts w:ascii="Courier New" w:hAnsi="Courier New" w:cs="Courier New"/>
+          <w:color w:val="000000"/>
+          <w:sz w:val="21"/>
+          <w:szCs w:val="21"/>
+        </w:rPr>
+      </w:pPr>
+      <w:r>
+        <w:rPr>
+          <w:rFonts w:ascii="Courier New" w:hAnsi="Courier New" w:cs="Courier New"/>
           <w:color w:val="000000"/>
           <w:sz w:val="21"/>
           <w:szCs w:val="21"/>
@@ -322,15 +329,15 @@
         </w:tabs>
         <w:textAlignment w:val="baseline"/>
         <w:rPr>
-          <w:rFonts w:ascii="Courier New" w:eastAsia="Times New Roman" w:hAnsi="Courier New" w:cs="Courier New"/>
-          <w:color w:val="000000"/>
-          <w:sz w:val="21"/>
-          <w:szCs w:val="21"/>
-        </w:rPr>
-      </w:pPr>
-      <w:r>
-        <w:rPr>
-          <w:rFonts w:ascii="Courier New" w:eastAsia="Times New Roman" w:hAnsi="Courier New" w:cs="Courier New"/>
+          <w:rFonts w:ascii="Courier New" w:hAnsi="Courier New" w:cs="Courier New"/>
+          <w:color w:val="000000"/>
+          <w:sz w:val="21"/>
+          <w:szCs w:val="21"/>
+        </w:rPr>
+      </w:pPr>
+      <w:r>
+        <w:rPr>
+          <w:rFonts w:ascii="Courier New" w:hAnsi="Courier New" w:cs="Courier New"/>
           <w:color w:val="000000"/>
           <w:sz w:val="21"/>
           <w:szCs w:val="21"/>
@@ -361,15 +368,15 @@
         </w:tabs>
         <w:textAlignment w:val="baseline"/>
         <w:rPr>
-          <w:rFonts w:ascii="Courier New" w:eastAsia="Times New Roman" w:hAnsi="Courier New" w:cs="Courier New"/>
-          <w:color w:val="000000"/>
-          <w:sz w:val="21"/>
-          <w:szCs w:val="21"/>
-        </w:rPr>
-      </w:pPr>
-      <w:r>
-        <w:rPr>
-          <w:rFonts w:ascii="Courier New" w:eastAsia="Times New Roman" w:hAnsi="Courier New" w:cs="Courier New"/>
+          <w:rFonts w:ascii="Courier New" w:hAnsi="Courier New" w:cs="Courier New"/>
+          <w:color w:val="000000"/>
+          <w:sz w:val="21"/>
+          <w:szCs w:val="21"/>
+        </w:rPr>
+      </w:pPr>
+      <w:r>
+        <w:rPr>
+          <w:rFonts w:ascii="Courier New" w:hAnsi="Courier New" w:cs="Courier New"/>
           <w:color w:val="000000"/>
           <w:sz w:val="21"/>
           <w:szCs w:val="21"/>
@@ -400,15 +407,15 @@
         </w:tabs>
         <w:textAlignment w:val="baseline"/>
         <w:rPr>
-          <w:rFonts w:ascii="Courier New" w:eastAsia="Times New Roman" w:hAnsi="Courier New" w:cs="Courier New"/>
-          <w:color w:val="000000"/>
-          <w:sz w:val="21"/>
-          <w:szCs w:val="21"/>
-        </w:rPr>
-      </w:pPr>
-      <w:r>
-        <w:rPr>
-          <w:rFonts w:ascii="Courier New" w:eastAsia="Times New Roman" w:hAnsi="Courier New" w:cs="Courier New"/>
+          <w:rFonts w:ascii="Courier New" w:hAnsi="Courier New" w:cs="Courier New"/>
+          <w:color w:val="000000"/>
+          <w:sz w:val="21"/>
+          <w:szCs w:val="21"/>
+        </w:rPr>
+      </w:pPr>
+      <w:r>
+        <w:rPr>
+          <w:rFonts w:ascii="Courier New" w:hAnsi="Courier New" w:cs="Courier New"/>
           <w:color w:val="000000"/>
           <w:sz w:val="21"/>
           <w:szCs w:val="21"/>
@@ -439,15 +446,15 @@
         </w:tabs>
         <w:textAlignment w:val="baseline"/>
         <w:rPr>
-          <w:rFonts w:ascii="Courier New" w:eastAsia="Times New Roman" w:hAnsi="Courier New" w:cs="Courier New"/>
-          <w:color w:val="000000"/>
-          <w:sz w:val="21"/>
-          <w:szCs w:val="21"/>
-        </w:rPr>
-      </w:pPr>
-      <w:r>
-        <w:rPr>
-          <w:rFonts w:ascii="Courier New" w:eastAsia="Times New Roman" w:hAnsi="Courier New" w:cs="Courier New"/>
+          <w:rFonts w:ascii="Courier New" w:hAnsi="Courier New" w:cs="Courier New"/>
+          <w:color w:val="000000"/>
+          <w:sz w:val="21"/>
+          <w:szCs w:val="21"/>
+        </w:rPr>
+      </w:pPr>
+      <w:r>
+        <w:rPr>
+          <w:rFonts w:ascii="Courier New" w:hAnsi="Courier New" w:cs="Courier New"/>
           <w:color w:val="000000"/>
           <w:sz w:val="21"/>
           <w:szCs w:val="21"/>
@@ -478,15 +485,15 @@
         </w:tabs>
         <w:textAlignment w:val="baseline"/>
         <w:rPr>
-          <w:rFonts w:ascii="Courier New" w:eastAsia="Times New Roman" w:hAnsi="Courier New" w:cs="Courier New"/>
-          <w:color w:val="000000"/>
-          <w:sz w:val="21"/>
-          <w:szCs w:val="21"/>
-        </w:rPr>
-      </w:pPr>
-      <w:r>
-        <w:rPr>
-          <w:rFonts w:ascii="Courier New" w:eastAsia="Times New Roman" w:hAnsi="Courier New" w:cs="Courier New"/>
+          <w:rFonts w:ascii="Courier New" w:hAnsi="Courier New" w:cs="Courier New"/>
+          <w:color w:val="000000"/>
+          <w:sz w:val="21"/>
+          <w:szCs w:val="21"/>
+        </w:rPr>
+      </w:pPr>
+      <w:r>
+        <w:rPr>
+          <w:rFonts w:ascii="Courier New" w:hAnsi="Courier New" w:cs="Courier New"/>
           <w:color w:val="000000"/>
           <w:sz w:val="21"/>
           <w:szCs w:val="21"/>
@@ -517,15 +524,15 @@
         </w:tabs>
         <w:textAlignment w:val="baseline"/>
         <w:rPr>
-          <w:rFonts w:ascii="Courier New" w:eastAsia="Times New Roman" w:hAnsi="Courier New" w:cs="Courier New"/>
-          <w:color w:val="000000"/>
-          <w:sz w:val="21"/>
-          <w:szCs w:val="21"/>
-        </w:rPr>
-      </w:pPr>
-      <w:r>
-        <w:rPr>
-          <w:rFonts w:ascii="Courier New" w:eastAsia="Times New Roman" w:hAnsi="Courier New" w:cs="Courier New"/>
+          <w:rFonts w:ascii="Courier New" w:hAnsi="Courier New" w:cs="Courier New"/>
+          <w:color w:val="000000"/>
+          <w:sz w:val="21"/>
+          <w:szCs w:val="21"/>
+        </w:rPr>
+      </w:pPr>
+      <w:r>
+        <w:rPr>
+          <w:rFonts w:ascii="Courier New" w:hAnsi="Courier New" w:cs="Courier New"/>
           <w:color w:val="000000"/>
           <w:sz w:val="21"/>
           <w:szCs w:val="21"/>
@@ -556,15 +563,15 @@
         </w:tabs>
         <w:textAlignment w:val="baseline"/>
         <w:rPr>
-          <w:rFonts w:ascii="Courier New" w:eastAsia="Times New Roman" w:hAnsi="Courier New" w:cs="Courier New"/>
-          <w:color w:val="000000"/>
-          <w:sz w:val="21"/>
-          <w:szCs w:val="21"/>
-        </w:rPr>
-      </w:pPr>
-      <w:r>
-        <w:rPr>
-          <w:rFonts w:ascii="Courier New" w:eastAsia="Times New Roman" w:hAnsi="Courier New" w:cs="Courier New"/>
+          <w:rFonts w:ascii="Courier New" w:hAnsi="Courier New" w:cs="Courier New"/>
+          <w:color w:val="000000"/>
+          <w:sz w:val="21"/>
+          <w:szCs w:val="21"/>
+        </w:rPr>
+      </w:pPr>
+      <w:r>
+        <w:rPr>
+          <w:rFonts w:ascii="Courier New" w:hAnsi="Courier New" w:cs="Courier New"/>
           <w:color w:val="000000"/>
           <w:sz w:val="21"/>
           <w:szCs w:val="21"/>
@@ -595,15 +602,15 @@
         </w:tabs>
         <w:textAlignment w:val="baseline"/>
         <w:rPr>
-          <w:rFonts w:ascii="Courier New" w:eastAsia="Times New Roman" w:hAnsi="Courier New" w:cs="Courier New"/>
-          <w:color w:val="000000"/>
-          <w:sz w:val="21"/>
-          <w:szCs w:val="21"/>
-        </w:rPr>
-      </w:pPr>
-      <w:r>
-        <w:rPr>
-          <w:rFonts w:ascii="Courier New" w:eastAsia="Times New Roman" w:hAnsi="Courier New" w:cs="Courier New"/>
+          <w:rFonts w:ascii="Courier New" w:hAnsi="Courier New" w:cs="Courier New"/>
+          <w:color w:val="000000"/>
+          <w:sz w:val="21"/>
+          <w:szCs w:val="21"/>
+        </w:rPr>
+      </w:pPr>
+      <w:r>
+        <w:rPr>
+          <w:rFonts w:ascii="Courier New" w:hAnsi="Courier New" w:cs="Courier New"/>
           <w:color w:val="000000"/>
           <w:sz w:val="21"/>
           <w:szCs w:val="21"/>
@@ -634,15 +641,15 @@
         </w:tabs>
         <w:textAlignment w:val="baseline"/>
         <w:rPr>
-          <w:rFonts w:ascii="Courier New" w:eastAsia="Times New Roman" w:hAnsi="Courier New" w:cs="Courier New"/>
-          <w:color w:val="000000"/>
-          <w:sz w:val="21"/>
-          <w:szCs w:val="21"/>
-        </w:rPr>
-      </w:pPr>
-      <w:r>
-        <w:rPr>
-          <w:rFonts w:ascii="Courier New" w:eastAsia="Times New Roman" w:hAnsi="Courier New" w:cs="Courier New"/>
+          <w:rFonts w:ascii="Courier New" w:hAnsi="Courier New" w:cs="Courier New"/>
+          <w:color w:val="000000"/>
+          <w:sz w:val="21"/>
+          <w:szCs w:val="21"/>
+        </w:rPr>
+      </w:pPr>
+      <w:r>
+        <w:rPr>
+          <w:rFonts w:ascii="Courier New" w:hAnsi="Courier New" w:cs="Courier New"/>
           <w:color w:val="000000"/>
           <w:sz w:val="21"/>
           <w:szCs w:val="21"/>
@@ -673,15 +680,15 @@
         </w:tabs>
         <w:textAlignment w:val="baseline"/>
         <w:rPr>
-          <w:rFonts w:ascii="Courier New" w:eastAsia="Times New Roman" w:hAnsi="Courier New" w:cs="Courier New"/>
-          <w:color w:val="000000"/>
-          <w:sz w:val="21"/>
-          <w:szCs w:val="21"/>
-        </w:rPr>
-      </w:pPr>
-      <w:r>
-        <w:rPr>
-          <w:rFonts w:ascii="Courier New" w:eastAsia="Times New Roman" w:hAnsi="Courier New" w:cs="Courier New"/>
+          <w:rFonts w:ascii="Courier New" w:hAnsi="Courier New" w:cs="Courier New"/>
+          <w:color w:val="000000"/>
+          <w:sz w:val="21"/>
+          <w:szCs w:val="21"/>
+        </w:rPr>
+      </w:pPr>
+      <w:r>
+        <w:rPr>
+          <w:rFonts w:ascii="Courier New" w:hAnsi="Courier New" w:cs="Courier New"/>
           <w:color w:val="000000"/>
           <w:sz w:val="21"/>
           <w:szCs w:val="21"/>
@@ -712,15 +719,15 @@
         </w:tabs>
         <w:textAlignment w:val="baseline"/>
         <w:rPr>
-          <w:rFonts w:ascii="Courier New" w:eastAsia="Times New Roman" w:hAnsi="Courier New" w:cs="Courier New"/>
-          <w:color w:val="000000"/>
-          <w:sz w:val="21"/>
-          <w:szCs w:val="21"/>
-        </w:rPr>
-      </w:pPr>
-      <w:r>
-        <w:rPr>
-          <w:rFonts w:ascii="Courier New" w:eastAsia="Times New Roman" w:hAnsi="Courier New" w:cs="Courier New"/>
+          <w:rFonts w:ascii="Courier New" w:hAnsi="Courier New" w:cs="Courier New"/>
+          <w:color w:val="000000"/>
+          <w:sz w:val="21"/>
+          <w:szCs w:val="21"/>
+        </w:rPr>
+      </w:pPr>
+      <w:r>
+        <w:rPr>
+          <w:rFonts w:ascii="Courier New" w:hAnsi="Courier New" w:cs="Courier New"/>
           <w:color w:val="000000"/>
           <w:sz w:val="21"/>
           <w:szCs w:val="21"/>
@@ -1033,7 +1040,7 @@
               </w:tabs>
               <w:textAlignment w:val="baseline"/>
               <w:rPr>
-                <w:rFonts w:ascii="Courier New" w:eastAsia="Times New Roman" w:hAnsi="Courier New" w:cs="Courier New"/>
+                <w:rFonts w:ascii="Courier New" w:hAnsi="Courier New" w:cs="Courier New"/>
                 <w:color w:val="000000"/>
                 <w:sz w:val="21"/>
                 <w:szCs w:val="21"/>
@@ -1126,7 +1133,7 @@
               </w:tabs>
               <w:textAlignment w:val="baseline"/>
               <w:rPr>
-                <w:rFonts w:ascii="Courier New" w:eastAsia="Times New Roman" w:hAnsi="Courier New" w:cs="Courier New"/>
+                <w:rFonts w:ascii="Courier New" w:hAnsi="Courier New" w:cs="Courier New"/>
                 <w:color w:val="000000"/>
                 <w:sz w:val="21"/>
                 <w:szCs w:val="21"/>
@@ -1163,7 +1170,7 @@
               <w:jc w:val="center"/>
               <w:textAlignment w:val="baseline"/>
               <w:rPr>
-                <w:rFonts w:ascii="Courier New" w:eastAsia="Times New Roman" w:hAnsi="Courier New" w:cs="Courier New"/>
+                <w:rFonts w:ascii="Courier New" w:hAnsi="Courier New" w:cs="Courier New"/>
                 <w:color w:val="000000"/>
                 <w:sz w:val="21"/>
                 <w:szCs w:val="21"/>
@@ -1171,7 +1178,7 @@
             </w:pPr>
             <w:r>
               <w:rPr>
-                <w:rFonts w:ascii="Courier New" w:eastAsia="Times New Roman" w:hAnsi="Courier New" w:cs="Courier New"/>
+                <w:rFonts w:ascii="Courier New" w:hAnsi="Courier New" w:cs="Courier New"/>
                 <w:color w:val="000000"/>
                 <w:sz w:val="21"/>
                 <w:szCs w:val="21"/>
@@ -1207,7 +1214,7 @@
               <w:jc w:val="center"/>
               <w:textAlignment w:val="baseline"/>
               <w:rPr>
-                <w:rFonts w:ascii="Courier New" w:eastAsia="Times New Roman" w:hAnsi="Courier New" w:cs="Courier New"/>
+                <w:rFonts w:ascii="Courier New" w:hAnsi="Courier New" w:cs="Courier New"/>
                 <w:color w:val="000000"/>
                 <w:sz w:val="21"/>
                 <w:szCs w:val="21"/>
@@ -1215,7 +1222,7 @@
             </w:pPr>
             <w:r>
               <w:rPr>
-                <w:rFonts w:ascii="Courier New" w:eastAsia="Times New Roman" w:hAnsi="Courier New" w:cs="Courier New"/>
+                <w:rFonts w:ascii="Courier New" w:hAnsi="Courier New" w:cs="Courier New"/>
                 <w:color w:val="000000"/>
                 <w:sz w:val="21"/>
                 <w:szCs w:val="21"/>
@@ -1490,7 +1497,6 @@
           <w:sz w:val="21"/>
           <w:szCs w:val="21"/>
         </w:rPr>
-        <w:lastRenderedPageBreak/>
         <w:t xml:space="preserve">conv2d_61 (Conv2D)           (None, 15, 15, 32)        9248      </w:t>
       </w:r>
     </w:p>
@@ -1554,6 +1560,7 @@
           <w:sz w:val="21"/>
           <w:szCs w:val="21"/>
         </w:rPr>
+        <w:lastRenderedPageBreak/>
         <w:t>_________________________________________________________________</w:t>
       </w:r>
     </w:p>
@@ -2670,129 +2677,135 @@
         <w:rPr>
           <w:lang w:val="en-US"/>
         </w:rPr>
+        <w:t xml:space="preserve">9. </w:t>
+      </w:r>
+      <w:r>
+        <w:rPr>
+          <w:lang w:val="en-US"/>
+        </w:rPr>
+        <w:t>The data augmentation</w:t>
+      </w:r>
+      <w:r>
+        <w:rPr>
+          <w:lang w:val="en-US"/>
+        </w:rPr>
+        <w:t xml:space="preserve"> has been run on the notebook, which was quite slow indeed.</w:t>
+      </w:r>
+      <w:r>
+        <w:rPr>
+          <w:lang w:val="en-US"/>
+        </w:rPr>
+        <w:t xml:space="preserve"> </w:t>
+      </w:r>
+      <w:r>
+        <w:rPr>
+          <w:lang w:val="en-US"/>
+        </w:rPr>
+        <w:t>The d</w:t>
+      </w:r>
+      <w:r>
+        <w:rPr>
+          <w:lang w:val="en-US"/>
+        </w:rPr>
+        <w:t xml:space="preserve">ata augmentation generates some images based on the training set on the fly, including </w:t>
+      </w:r>
+      <w:r>
+        <w:rPr>
+          <w:lang w:val="en-US"/>
+        </w:rPr>
+        <w:t xml:space="preserve">image </w:t>
+      </w:r>
+      <w:r>
+        <w:rPr>
+          <w:lang w:val="en-US"/>
+        </w:rPr>
+        <w:t xml:space="preserve">transformations </w:t>
+      </w:r>
+      <w:r>
+        <w:rPr>
+          <w:lang w:val="en-US"/>
+        </w:rPr>
+        <w:t>such as</w:t>
+      </w:r>
+      <w:r>
+        <w:rPr>
+          <w:lang w:val="en-US"/>
+        </w:rPr>
+        <w:t xml:space="preserve"> </w:t>
+      </w:r>
+      <w:r>
+        <w:rPr>
+          <w:lang w:val="en-US"/>
+        </w:rPr>
+        <w:t>flipping, rotation, resizing, shearing, etc.</w:t>
+      </w:r>
+      <w:r>
+        <w:rPr>
+          <w:lang w:val="en-US"/>
+        </w:rPr>
+        <w:t>, and feed</w:t>
+      </w:r>
+      <w:r>
+        <w:rPr>
+          <w:lang w:val="en-US"/>
+        </w:rPr>
+        <w:t>s</w:t>
+      </w:r>
+      <w:r>
+        <w:rPr>
+          <w:lang w:val="en-US"/>
+        </w:rPr>
+        <w:t xml:space="preserve"> these generated images into the model to increase its ability of generalization.</w:t>
+      </w:r>
+    </w:p>
+    <w:p>
+      <w:pPr>
+        <w:rPr>
+          <w:lang w:val="en-US"/>
+        </w:rPr>
+      </w:pPr>
+      <w:r>
+        <w:rPr>
+          <w:lang w:val="en-US"/>
+        </w:rPr>
+        <w:t xml:space="preserve">The performance rises to .802 after </w:t>
+      </w:r>
+      <w:r>
+        <w:rPr>
+          <w:lang w:val="en-US"/>
+        </w:rPr>
+        <w:t>4</w:t>
+      </w:r>
+      <w:r>
+        <w:rPr>
+          <w:lang w:val="en-US"/>
+        </w:rPr>
+        <w:t>0 epochs</w:t>
+      </w:r>
+      <w:r>
+        <w:rPr>
+          <w:lang w:val="en-US"/>
+        </w:rPr>
+        <w:t>’</w:t>
+      </w:r>
+      <w:r>
+        <w:rPr>
+          <w:lang w:val="en-US"/>
+        </w:rPr>
+        <w:t xml:space="preserve"> training</w:t>
+      </w:r>
+      <w:r>
+        <w:rPr>
+          <w:lang w:val="en-US"/>
+        </w:rPr>
+        <w:t xml:space="preserve">. Also, the training accuracy has been quite close to the validation accuracy, where validation accuracy has been a little bit higher </w:t>
+      </w:r>
+      <w:r>
+        <w:rPr>
+          <w:lang w:val="en-US"/>
+        </w:rPr>
         <w:lastRenderedPageBreak/>
-        <w:t xml:space="preserve">9. </w:t>
-      </w:r>
-      <w:r>
-        <w:rPr>
-          <w:lang w:val="en-US"/>
-        </w:rPr>
-        <w:t>The data augmentation</w:t>
-      </w:r>
-      <w:r>
-        <w:rPr>
-          <w:lang w:val="en-US"/>
-        </w:rPr>
-        <w:t xml:space="preserve"> has been run on the notebook, which was quite slow indeed.</w:t>
-      </w:r>
-      <w:r>
-        <w:rPr>
-          <w:lang w:val="en-US"/>
-        </w:rPr>
-        <w:t xml:space="preserve"> </w:t>
-      </w:r>
-      <w:r>
-        <w:rPr>
-          <w:lang w:val="en-US"/>
-        </w:rPr>
-        <w:t>The d</w:t>
-      </w:r>
-      <w:r>
-        <w:rPr>
-          <w:lang w:val="en-US"/>
-        </w:rPr>
-        <w:t xml:space="preserve">ata augmentation generates some images based on the training set on the fly, including </w:t>
-      </w:r>
-      <w:r>
-        <w:rPr>
-          <w:lang w:val="en-US"/>
-        </w:rPr>
-        <w:t xml:space="preserve">image </w:t>
-      </w:r>
-      <w:r>
-        <w:rPr>
-          <w:lang w:val="en-US"/>
-        </w:rPr>
-        <w:t xml:space="preserve">transformations </w:t>
-      </w:r>
-      <w:r>
-        <w:rPr>
-          <w:lang w:val="en-US"/>
-        </w:rPr>
-        <w:t>such as</w:t>
-      </w:r>
-      <w:r>
-        <w:rPr>
-          <w:lang w:val="en-US"/>
-        </w:rPr>
-        <w:t xml:space="preserve"> </w:t>
-      </w:r>
-      <w:r>
-        <w:rPr>
-          <w:lang w:val="en-US"/>
-        </w:rPr>
-        <w:t>flipping, rotation, resizing, shearing, etc.</w:t>
-      </w:r>
-      <w:r>
-        <w:rPr>
-          <w:lang w:val="en-US"/>
-        </w:rPr>
-        <w:t>, and feed</w:t>
-      </w:r>
-      <w:r>
-        <w:rPr>
-          <w:lang w:val="en-US"/>
-        </w:rPr>
-        <w:t>s</w:t>
-      </w:r>
-      <w:r>
-        <w:rPr>
-          <w:lang w:val="en-US"/>
-        </w:rPr>
-        <w:t xml:space="preserve"> these generated images into the model to increase its ability of generalization.</w:t>
-      </w:r>
-    </w:p>
-    <w:p>
-      <w:pPr>
-        <w:rPr>
-          <w:lang w:val="en-US"/>
-        </w:rPr>
-      </w:pPr>
-      <w:r>
-        <w:rPr>
-          <w:lang w:val="en-US"/>
-        </w:rPr>
-        <w:t xml:space="preserve">The performance rises to .802 after </w:t>
-      </w:r>
-      <w:r>
-        <w:rPr>
-          <w:lang w:val="en-US"/>
-        </w:rPr>
-        <w:t>4</w:t>
-      </w:r>
-      <w:r>
-        <w:rPr>
-          <w:lang w:val="en-US"/>
-        </w:rPr>
-        <w:t>0 epochs</w:t>
-      </w:r>
-      <w:r>
-        <w:rPr>
-          <w:lang w:val="en-US"/>
-        </w:rPr>
-        <w:t>’</w:t>
-      </w:r>
-      <w:r>
-        <w:rPr>
-          <w:lang w:val="en-US"/>
-        </w:rPr>
-        <w:t xml:space="preserve"> training</w:t>
-      </w:r>
-      <w:r>
-        <w:rPr>
-          <w:lang w:val="en-US"/>
-        </w:rPr>
-        <w:t>. Also, the training accuracy has been quite close to the validation accuracy, where validation accuracy has been a little bit higher than training accuracy</w:t>
+        <w:t>than training accuracy</w:t>
       </w:r>
       <w:r>
         <w:rPr>
@@ -3100,6 +3113,12 @@
                 <w:lang w:val="en-US"/>
               </w:rPr>
             </w:pPr>
+            <w:r>
+              <w:rPr>
+                <w:lang w:val="en-US"/>
+              </w:rPr>
+              <w:t>.955</w:t>
+            </w:r>
           </w:p>
         </w:tc>
         <w:tc>
@@ -3303,7 +3322,25 @@
         <w:rPr>
           <w:lang w:val="en-US"/>
         </w:rPr>
-        <w:t>for CIFAR-10()</w:t>
+        <w:t>for CIFAR-10(</w:t>
+      </w:r>
+      <w:r>
+        <w:rPr>
+          <w:lang w:val="en-US"/>
+        </w:rPr>
+        <w:t>49.2%</w:t>
+      </w:r>
+      <w:r>
+        <w:rPr>
+          <w:lang w:val="en-US"/>
+        </w:rPr>
+        <w:sym w:font="Symbol" w:char="F0AD"/>
+      </w:r>
+      <w:r>
+        <w:rPr>
+          <w:lang w:val="en-US"/>
+        </w:rPr>
+        <w:t>)</w:t>
       </w:r>
       <w:r>
         <w:rPr>
@@ -3376,7 +3413,25 @@
         <w:rPr>
           <w:lang w:val="en-US"/>
         </w:rPr>
-        <w:t xml:space="preserve"> which was investigated during lab</w:t>
+        <w:t xml:space="preserve">4.95%, </w:t>
+      </w:r>
+      <w:r>
+        <w:rPr>
+          <w:lang w:val="en-US"/>
+        </w:rPr>
+        <w:t xml:space="preserve">which was </w:t>
+      </w:r>
+      <w:r>
+        <w:rPr>
+          <w:lang w:val="en-US"/>
+        </w:rPr>
+        <w:t>deep dived</w:t>
+      </w:r>
+      <w:r>
+        <w:rPr>
+          <w:lang w:val="en-US"/>
+        </w:rPr>
+        <w:t xml:space="preserve"> during lab</w:t>
       </w:r>
       <w:r>
         <w:rPr>
@@ -3406,7 +3461,31 @@
         <w:rPr>
           <w:lang w:val="en-US"/>
         </w:rPr>
-        <w:t>differs the lab4 MLP ResNet by the convolutional layers inside each block</w:t>
+        <w:t xml:space="preserve">differs </w:t>
+      </w:r>
+      <w:r>
+        <w:rPr>
+          <w:lang w:val="en-US"/>
+        </w:rPr>
+        <w:t xml:space="preserve">from </w:t>
+      </w:r>
+      <w:r>
+        <w:rPr>
+          <w:lang w:val="en-US"/>
+        </w:rPr>
+        <w:t xml:space="preserve">the lab4 MLP ResNet </w:t>
+      </w:r>
+      <w:r>
+        <w:rPr>
+          <w:lang w:val="en-US"/>
+        </w:rPr>
+        <w:t>on</w:t>
+      </w:r>
+      <w:r>
+        <w:rPr>
+          <w:lang w:val="en-US"/>
+        </w:rPr>
+        <w:t xml:space="preserve"> the convolutional layers inside each block</w:t>
       </w:r>
       <w:r>
         <w:rPr>
@@ -4141,6 +4220,10 @@
   <w:style w:type="paragraph" w:default="1" w:styleId="Normal">
     <w:name w:val="Normal"/>
     <w:qFormat/>
+    <w:rsid w:val="0078050C"/>
+    <w:rPr>
+      <w:rFonts w:ascii="Times New Roman" w:eastAsia="Times New Roman" w:hAnsi="Times New Roman" w:cs="Times New Roman"/>
+    </w:rPr>
   </w:style>
   <w:style w:type="character" w:default="1" w:styleId="DefaultParagraphFont">
     <w:name w:val="Default Paragraph Font"/>
@@ -4189,7 +4272,6 @@
     <w:name w:val="Hyperlink"/>
     <w:basedOn w:val="DefaultParagraphFont"/>
     <w:uiPriority w:val="99"/>
-    <w:semiHidden/>
     <w:unhideWhenUsed/>
     <w:rsid w:val="004D7C43"/>
     <w:rPr>
@@ -4226,7 +4308,7 @@
       </w:tabs>
     </w:pPr>
     <w:rPr>
-      <w:rFonts w:ascii="Courier New" w:eastAsia="Times New Roman" w:hAnsi="Courier New" w:cs="Courier New"/>
+      <w:rFonts w:ascii="Courier New" w:hAnsi="Courier New" w:cs="Courier New"/>
       <w:sz w:val="20"/>
       <w:szCs w:val="20"/>
     </w:rPr>
@@ -4242,6 +4324,45 @@
       <w:rFonts w:ascii="Courier New" w:eastAsia="Times New Roman" w:hAnsi="Courier New" w:cs="Courier New"/>
       <w:sz w:val="20"/>
       <w:szCs w:val="20"/>
+    </w:rPr>
+  </w:style>
+  <w:style w:type="paragraph" w:styleId="BalloonText">
+    <w:name w:val="Balloon Text"/>
+    <w:basedOn w:val="Normal"/>
+    <w:link w:val="BalloonTextChar"/>
+    <w:uiPriority w:val="99"/>
+    <w:semiHidden/>
+    <w:unhideWhenUsed/>
+    <w:rsid w:val="00C82AF5"/>
+    <w:rPr>
+      <w:rFonts w:eastAsiaTheme="minorEastAsia"/>
+      <w:sz w:val="18"/>
+      <w:szCs w:val="18"/>
+    </w:rPr>
+  </w:style>
+  <w:style w:type="character" w:customStyle="1" w:styleId="BalloonTextChar">
+    <w:name w:val="Balloon Text Char"/>
+    <w:basedOn w:val="DefaultParagraphFont"/>
+    <w:link w:val="BalloonText"/>
+    <w:uiPriority w:val="99"/>
+    <w:semiHidden/>
+    <w:rsid w:val="00C82AF5"/>
+    <w:rPr>
+      <w:rFonts w:ascii="Times New Roman" w:hAnsi="Times New Roman" w:cs="Times New Roman"/>
+      <w:sz w:val="18"/>
+      <w:szCs w:val="18"/>
+    </w:rPr>
+  </w:style>
+  <w:style w:type="character" w:styleId="UnresolvedMention">
+    <w:name w:val="Unresolved Mention"/>
+    <w:basedOn w:val="DefaultParagraphFont"/>
+    <w:uiPriority w:val="99"/>
+    <w:semiHidden/>
+    <w:unhideWhenUsed/>
+    <w:rsid w:val="00C82AF5"/>
+    <w:rPr>
+      <w:color w:val="605E5C"/>
+      <w:shd w:val="clear" w:color="auto" w:fill="E1DFDD"/>
     </w:rPr>
   </w:style>
 </w:styles>
